--- a/submission_package/manuscript/main_review.docx
+++ b/submission_package/manuscript/main_review.docx
@@ -219,7 +219,7 @@
         </m:r>
       </m:oMath>
       <w:r>
-        <w:t xml:space="preserve">)—the literature does not pool naively. A</w:t>
+        <w:t xml:space="preserve">): the literature does not pool naively. A</w:t>
       </w:r>
       <w:r>
         <w:t xml:space="preserve"> </w:t>
@@ -305,7 +305,7 @@
         <w:t xml:space="preserve"> </w:t>
       </w:r>
       <w:r>
-        <w:t xml:space="preserve">(bootstrap 95 % CI 0.02–0.37) for the physico-chemical regime label,</w:t>
+        <w:t xml:space="preserve">(bootstrap 95 % CI 0.01–0.37) for the physico-chemical regime label,</w:t>
       </w:r>
       <w:r>
         <w:t xml:space="preserve"> </w:t>
@@ -502,7 +502,19 @@
         <w:t xml:space="preserve"> </w:t>
       </w:r>
       <w:r>
-        <w:t xml:space="preserve">experiments poolable across laboratories.</w:t>
+        <w:t xml:space="preserve">experiments poolable across laboratories. The evaluation framework generalizes to any</w:t>
+      </w:r>
+      <w:r>
+        <w:t xml:space="preserve"> </w:t>
+      </w:r>
+      <w:r>
+        <w:t xml:space="preserve">energy-domain machine-learning application where training and test records share group</w:t>
+      </w:r>
+      <w:r>
+        <w:t xml:space="preserve"> </w:t>
+      </w:r>
+      <w:r>
+        <w:t xml:space="preserve">structure, such as laboratory or protocol identity.</w:t>
       </w:r>
     </w:p>
     <w:p>
@@ -510,13 +522,13 @@
         <w:pStyle w:val="FirstParagraph"/>
       </w:pPr>
       <w:r>
-        <w:t xml:space="preserve">aluminum–water hydrolysis ,hydrogen production ,data leakage ,</w:t>
-      </w:r>
-      <w:r>
-        <w:t xml:space="preserve"> </w:t>
-      </w:r>
-      <w:r>
-        <w:t xml:space="preserve">meta-analysis ,reproducibility ,open dataset</w:t>
+        <w:t xml:space="preserve">aluminum–water hydrolysis ,hydrogen production ,machine learning ,</w:t>
+      </w:r>
+      <w:r>
+        <w:t xml:space="preserve"> </w:t>
+      </w:r>
+      <w:r>
+        <w:t xml:space="preserve">data leakage ,meta-analysis ,reproducibility</w:t>
       </w:r>
     </w:p>
     <w:bookmarkStart w:id="9" w:name="highlights"/>
@@ -1038,17 +1050,7 @@
         <w:t xml:space="preserve"> </w:t>
       </w:r>
       <w:r>
-        <w:t xml:space="preserve">[3–5,</w:t>
-      </w:r>
-      <w:r>
-        <w:rPr>
-          <w:b/>
-          <w:bCs/>
-        </w:rPr>
-        <w:t xml:space="preserve">prabu2021?</w:t>
-      </w:r>
-      <w:r>
-        <w:t xml:space="preserve">]</w:t>
+        <w:t xml:space="preserve">[3–6]</w:t>
       </w:r>
       <w:r>
         <w:t xml:space="preserve">. The rate–yield trade-off</w:t>
@@ -1171,7 +1173,7 @@
         <w:t xml:space="preserve"> </w:t>
       </w:r>
       <w:r>
-        <w:t xml:space="preserve">[6]</w:t>
+        <w:t xml:space="preserve">[7]</w:t>
       </w:r>
       <w:r>
         <w:t xml:space="preserve">. Such a near-perfect in-sample fit is exactly the generalization</w:t>
@@ -1438,7 +1440,7 @@
         </m:r>
       </m:oMath>
       <w:r>
-        <w:t xml:space="preserve">)—the literature does not pool naively. A</w:t>
+        <w:t xml:space="preserve">): the literature does not pool naively. A</w:t>
       </w:r>
       <w:r>
         <w:t xml:space="preserve"> </w:t>
@@ -2059,19 +2061,19 @@
         <w:t xml:space="preserve"> </w:t>
       </w:r>
       <w:r>
-        <w:t xml:space="preserve">aqueous solution—the simplest and most studied regime. Early kinetic work by</w:t>
-      </w:r>
-      <w:r>
-        <w:t xml:space="preserve"> </w:t>
-      </w:r>
-      <w:r>
-        <w:t xml:space="preserve">[5]</w:t>
+        <w:t xml:space="preserve">aqueous solution, the simplest and most studied regime. Early kinetic work by</w:t>
+      </w:r>
+      <w:r>
+        <w:t xml:space="preserve"> </w:t>
+      </w:r>
+      <w:r>
+        <w:t xml:space="preserve">[6]</w:t>
       </w:r>
       <w:r>
         <w:t xml:space="preserve"> </w:t>
       </w:r>
       <w:r>
-        <w:t xml:space="preserve">[5]</w:t>
+        <w:t xml:space="preserve">[6]</w:t>
       </w:r>
       <w:r>
         <w:t xml:space="preserve"> </w:t>
@@ -2101,17 +2103,7 @@
         <w:t xml:space="preserve"> </w:t>
       </w:r>
       <w:r>
-        <w:t xml:space="preserve">[3,4,7–11,</w:t>
-      </w:r>
-      <w:r>
-        <w:rPr>
-          <w:b/>
-          <w:bCs/>
-        </w:rPr>
-        <w:t xml:space="preserve">prabu2021?</w:t>
-      </w:r>
-      <w:r>
-        <w:t xml:space="preserve">]</w:t>
+        <w:t xml:space="preserve">[3–5,8–12]</w:t>
       </w:r>
       <w:r>
         <w:t xml:space="preserve">.</w:t>
@@ -2238,7 +2230,7 @@
         <w:t xml:space="preserve"> </w:t>
       </w:r>
       <w:r>
-        <w:t xml:space="preserve">[12–17]</w:t>
+        <w:t xml:space="preserve">[13–18]</w:t>
       </w:r>
       <w:r>
         <w:t xml:space="preserve">. Al-alloy systems</w:t>
@@ -2253,7 +2245,7 @@
         <w:t xml:space="preserve"> </w:t>
       </w:r>
       <w:r>
-        <w:t xml:space="preserve">[18–20]</w:t>
+        <w:t xml:space="preserve">[19–21]</w:t>
       </w:r>
       <w:r>
         <w:t xml:space="preserve">. Both groups exhibit higher reported yields at</w:t>
@@ -2462,13 +2454,13 @@
         <w:t xml:space="preserve"> </w:t>
       </w:r>
       <w:r>
-        <w:t xml:space="preserve">[21]</w:t>
+        <w:t xml:space="preserve">[22]</w:t>
       </w:r>
       <w:r>
         <w:t xml:space="preserve"> </w:t>
       </w:r>
       <w:r>
-        <w:t xml:space="preserve">[21]</w:t>
+        <w:t xml:space="preserve">[22]</w:t>
       </w:r>
       <w:r>
         <w:t xml:space="preserve"> </w:t>
@@ -2480,13 +2472,13 @@
         <w:t xml:space="preserve"> </w:t>
       </w:r>
       <w:r>
-        <w:t xml:space="preserve">[22]</w:t>
+        <w:t xml:space="preserve">[23]</w:t>
       </w:r>
       <w:r>
         <w:t xml:space="preserve"> </w:t>
       </w:r>
       <w:r>
-        <w:t xml:space="preserve">[22]</w:t>
+        <w:t xml:space="preserve">[23]</w:t>
       </w:r>
       <w:r>
         <w:t xml:space="preserve"> </w:t>
@@ -2549,7 +2541,7 @@
         <w:t xml:space="preserve"> </w:t>
       </w:r>
       <w:r>
-        <w:t xml:space="preserve">[23]</w:t>
+        <w:t xml:space="preserve">[24]</w:t>
       </w:r>
       <w:r>
         <w:t xml:space="preserve">. Minimum-reporting-standard violations mean that many results are</w:t>
@@ -2588,7 +2580,7 @@
         <w:t xml:space="preserve"> </w:t>
       </w:r>
       <w:r>
-        <w:t xml:space="preserve">[24–31]</w:t>
+        <w:t xml:space="preserve">[25–32]</w:t>
       </w:r>
       <w:r>
         <w:t xml:space="preserve">.</w:t>
@@ -2639,7 +2631,7 @@
         <w:t xml:space="preserve"> </w:t>
       </w:r>
       <w:r>
-        <w:t xml:space="preserve">[32,33]</w:t>
+        <w:t xml:space="preserve">[33,34]</w:t>
       </w:r>
       <w:r>
         <w:t xml:space="preserve"> </w:t>
@@ -2705,7 +2697,7 @@
         <w:t xml:space="preserve"> </w:t>
       </w:r>
       <w:r>
-        <w:t xml:space="preserve">[6]</w:t>
+        <w:t xml:space="preserve">[7]</w:t>
       </w:r>
       <w:r>
         <w:t xml:space="preserve">. In-sample performance on one study’s parameter grid is</w:t>
@@ -2732,7 +2724,7 @@
         <w:t xml:space="preserve"> </w:t>
       </w:r>
       <w:r>
-        <w:t xml:space="preserve">[34,35]</w:t>
+        <w:t xml:space="preserve">[35,36]</w:t>
       </w:r>
       <w:r>
         <w:t xml:space="preserve">, chemometrics</w:t>
@@ -2741,7 +2733,7 @@
         <w:t xml:space="preserve"> </w:t>
       </w:r>
       <w:r>
-        <w:t xml:space="preserve">[36]</w:t>
+        <w:t xml:space="preserve">[37]</w:t>
       </w:r>
       <w:r>
         <w:t xml:space="preserve">, and catalysis</w:t>
@@ -2756,7 +2748,7 @@
         <w:t xml:space="preserve"> </w:t>
       </w:r>
       <w:r>
-        <w:t xml:space="preserve">[37]</w:t>
+        <w:t xml:space="preserve">[38]</w:t>
       </w:r>
       <w:r>
         <w:t xml:space="preserve">, and is increasingly recognized as a reproducibility risk</w:t>
@@ -2771,7 +2763,7 @@
         <w:t xml:space="preserve"> </w:t>
       </w:r>
       <w:r>
-        <w:t xml:space="preserve">[38–41]</w:t>
+        <w:t xml:space="preserve">[39–42]</w:t>
       </w:r>
       <w:r>
         <w:t xml:space="preserve">.</w:t>
@@ -2792,19 +2784,19 @@
         <w:pStyle w:val="FirstParagraph"/>
       </w:pPr>
       <w:r>
-        <w:t xml:space="preserve">Grouped or blocked cross-validation—where all records from one group are withheld</w:t>
-      </w:r>
-      <w:r>
-        <w:t xml:space="preserve"> </w:t>
-      </w:r>
-      <w:r>
-        <w:t xml:space="preserve">together—is the established defense against optimistic within-group estimates</w:t>
-      </w:r>
-      <w:r>
-        <w:t xml:space="preserve"> </w:t>
-      </w:r>
-      <w:r>
-        <w:t xml:space="preserve">[34,35]</w:t>
+        <w:t xml:space="preserve">Grouped or blocked cross-validation (where all records from one group are withheld</w:t>
+      </w:r>
+      <w:r>
+        <w:t xml:space="preserve"> </w:t>
+      </w:r>
+      <w:r>
+        <w:t xml:space="preserve">together) is the established defense against optimistic within-group estimates</w:t>
+      </w:r>
+      <w:r>
+        <w:t xml:space="preserve"> </w:t>
+      </w:r>
+      <w:r>
+        <w:t xml:space="preserve">[35,36]</w:t>
       </w:r>
       <w:r>
         <w:t xml:space="preserve">. The approach closely parallels leave-one-group-out designs</w:t>
@@ -2871,7 +2863,7 @@
         <w:t xml:space="preserve"> </w:t>
       </w:r>
       <w:r>
-        <w:t xml:space="preserve">[42]</w:t>
+        <w:t xml:space="preserve">[43]</w:t>
       </w:r>
       <w:r>
         <w:t xml:space="preserve">, water type, and</w:t>
@@ -2886,7 +2878,7 @@
         <w:t xml:space="preserve"> </w:t>
       </w:r>
       <w:r>
-        <w:t xml:space="preserve">[4]</w:t>
+        <w:t xml:space="preserve">[5]</w:t>
       </w:r>
       <w:r>
         <w:t xml:space="preserve"> </w:t>
@@ -2904,7 +2896,7 @@
         <w:t xml:space="preserve"> </w:t>
       </w:r>
       <w:r>
-        <w:t xml:space="preserve">related fields—round-robin interlaboratory comparisons for MgH</w:t>
+        <w:t xml:space="preserve">related fields: round-robin interlaboratory comparisons for MgH</w:t>
       </w:r>
       <m:oMath>
         <m:sSub>
@@ -2924,7 +2916,7 @@
         <w:t xml:space="preserve"> </w:t>
       </w:r>
       <w:r>
-        <w:t xml:space="preserve">[43]</w:t>
+        <w:t xml:space="preserve">[44]</w:t>
       </w:r>
       <w:r>
         <w:t xml:space="preserve"> </w:t>
@@ -2936,10 +2928,13 @@
         <w:t xml:space="preserve"> </w:t>
       </w:r>
       <w:r>
-        <w:t xml:space="preserve">[44]</w:t>
-      </w:r>
-      <w:r>
-        <w:t xml:space="preserve">—demonstrating that standardized</w:t>
+        <w:t xml:space="preserve">[45]</w:t>
+      </w:r>
+      <w:r>
+        <w:t xml:space="preserve"> </w:t>
+      </w:r>
+      <w:r>
+        <w:t xml:space="preserve">demonstrate that standardized</w:t>
       </w:r>
       <w:r>
         <w:t xml:space="preserve"> </w:t>
@@ -3015,17 +3010,7 @@
         <w:t xml:space="preserve"> </w:t>
       </w:r>
       <w:r>
-        <w:t xml:space="preserve">[1–5,7–31,</w:t>
-      </w:r>
-      <w:r>
-        <w:rPr>
-          <w:b/>
-          <w:bCs/>
-        </w:rPr>
-        <w:t xml:space="preserve">prabu2021?</w:t>
-      </w:r>
-      <w:r>
-        <w:t xml:space="preserve">]</w:t>
+        <w:t xml:space="preserve">[1–6,8–32]</w:t>
       </w:r>
       <w:r>
         <w:t xml:space="preserve">;</w:t>
@@ -3034,13 +3019,13 @@
         <w:t xml:space="preserve"> </w:t>
       </w:r>
       <w:r>
-        <w:t xml:space="preserve">the remaining screened papers—comparative reviews and system-specific studies that do</w:t>
-      </w:r>
-      <w:r>
-        <w:t xml:space="preserve"> </w:t>
-      </w:r>
-      <w:r>
-        <w:t xml:space="preserve">not report extractable condition-level yield or rate data—are cited in Related Work by</w:t>
+        <w:t xml:space="preserve">the remaining screened papers (comparative reviews and system-specific studies that do</w:t>
+      </w:r>
+      <w:r>
+        <w:t xml:space="preserve"> </w:t>
+      </w:r>
+      <w:r>
+        <w:t xml:space="preserve">not report extractable condition-level yield or rate data) are cited in Related Work by</w:t>
       </w:r>
       <w:r>
         <w:t xml:space="preserve"> </w:t>
@@ -3063,17 +3048,7 @@
         <w:t xml:space="preserve"> </w:t>
       </w:r>
       <w:r>
-        <w:t xml:space="preserve">[45–55,</w:t>
-      </w:r>
-      <w:r>
-        <w:rPr>
-          <w:b/>
-          <w:bCs/>
-        </w:rPr>
-        <w:t xml:space="preserve">razavi2016?</w:t>
-      </w:r>
-      <w:r>
-        <w:t xml:space="preserve">]</w:t>
+        <w:t xml:space="preserve">[46–57]</w:t>
       </w:r>
       <w:r>
         <w:t xml:space="preserve">.</w:t>
@@ -4474,13 +4449,13 @@
         <w:t xml:space="preserve"> </w:t>
       </w:r>
       <w:r>
-        <w:t xml:space="preserve">[11]</w:t>
+        <w:t xml:space="preserve">[12]</w:t>
       </w:r>
       <w:r>
         <w:t xml:space="preserve"> </w:t>
       </w:r>
       <w:r>
-        <w:t xml:space="preserve">[11]</w:t>
+        <w:t xml:space="preserve">[12]</w:t>
       </w:r>
       <w:r>
         <w:t xml:space="preserve"> </w:t>
@@ -4536,13 +4511,13 @@
         <w:t xml:space="preserve"> </w:t>
       </w:r>
       <w:r>
-        <w:t xml:space="preserve">[25]</w:t>
+        <w:t xml:space="preserve">[26]</w:t>
       </w:r>
       <w:r>
         <w:t xml:space="preserve"> </w:t>
       </w:r>
       <w:r>
-        <w:t xml:space="preserve">[25]</w:t>
+        <w:t xml:space="preserve">[26]</w:t>
       </w:r>
       <w:r>
         <w:t xml:space="preserve"> </w:t>
@@ -4967,7 +4942,7 @@
               <w:jc w:val="left"/>
             </w:pPr>
             <w:r>
-              <w:t xml:space="preserve">[11]</w:t>
+              <w:t xml:space="preserve">[12]</w:t>
             </w:r>
             <w:r>
               <w:t xml:space="preserve">,</w:t>
@@ -4976,7 +4951,7 @@
               <w:t xml:space="preserve"> </w:t>
             </w:r>
             <w:r>
-              <w:t xml:space="preserve">[25]</w:t>
+              <w:t xml:space="preserve">[26]</w:t>
             </w:r>
             <w:r>
               <w:t xml:space="preserve"> </w:t>
@@ -5004,7 +4979,7 @@
         <w:pStyle w:val="FirstParagraph"/>
       </w:pPr>
       <w:r>
-        <w:t xml:space="preserve">For each of six comparative regressors—ElasticNet,</w:t>
+        <w:t xml:space="preserve">For each of six comparative regressors (ElasticNet,</w:t>
       </w:r>
       <w:r>
         <w:t xml:space="preserve"> </w:t>
@@ -5029,7 +5004,7 @@
         <w:t xml:space="preserve"> </w:t>
       </w:r>
       <w:r>
-        <w:t xml:space="preserve">random forest (RF), XGBoost (XGB), LightGBM (LGBM), and Gaussian process (GP)—we</w:t>
+        <w:t xml:space="preserve">random forest (RF), XGBoost (XGB), LightGBM (LGBM), and Gaussian process (GP)) we</w:t>
       </w:r>
       <w:r>
         <w:t xml:space="preserve"> </w:t>
@@ -5347,13 +5322,13 @@
           <w:i/>
           <w:iCs/>
         </w:rPr>
-        <w:t xml:space="preserve">what</w:t>
-      </w:r>
-      <w:r>
-        <w:t xml:space="preserve"> </w:t>
-      </w:r>
-      <w:r>
-        <w:t xml:space="preserve">drives between-study disagreement, we aggregate to the study</w:t>
+        <w:t xml:space="preserve">what accounts for</w:t>
+      </w:r>
+      <w:r>
+        <w:t xml:space="preserve"> </w:t>
+      </w:r>
+      <w:r>
+        <w:t xml:space="preserve">between-study disagreement, we aggregate to the study</w:t>
       </w:r>
       <w:r>
         <w:t xml:space="preserve"> </w:t>
@@ -5794,7 +5769,48 @@
         <w:t xml:space="preserve"> </w:t>
       </w:r>
       <w:r>
-        <w:t xml:space="preserve">resampling complete studies with replacement, unstratified across regimes). Incremental comparisons and cross-tabulations</w:t>
+        <w:t xml:space="preserve">resampling complete studies with replacement, unstratified across regimes). With</w:t>
+      </w:r>
+      <w:r>
+        <w:t xml:space="preserve"> </w:t>
+      </w:r>
+      <m:oMath>
+        <m:r>
+          <m:t>n</m:t>
+        </m:r>
+        <m:r>
+          <m:t>​</m:t>
+        </m:r>
+        <m:r>
+          <m:rPr>
+            <m:sty m:val="p"/>
+          </m:rPr>
+          <m:t>=</m:t>
+        </m:r>
+        <m:r>
+          <m:t>​</m:t>
+        </m:r>
+        <m:r>
+          <m:t>31</m:t>
+        </m:r>
+      </m:oMath>
+      <w:r>
+        <w:t xml:space="preserve"> </w:t>
+      </w:r>
+      <w:r>
+        <w:t xml:space="preserve">study-level observations and five individual predictors, the effective degrees-of-freedom</w:t>
+      </w:r>
+      <w:r>
+        <w:t xml:space="preserve"> </w:t>
+      </w:r>
+      <w:r>
+        <w:t xml:space="preserve">ratio is approximately 6:1; the cluster-bootstrap CIs, which resample complete studies,</w:t>
+      </w:r>
+      <w:r>
+        <w:t xml:space="preserve"> </w:t>
+      </w:r>
+      <w:r>
+        <w:t xml:space="preserve">reflect this limited precision directly. Incremental comparisons and cross-tabulations</w:t>
       </w:r>
       <w:r>
         <w:t xml:space="preserve"> </w:t>
@@ -5940,13 +5956,545 @@
         <w:t xml:space="preserve"> </w:t>
       </w:r>
       <w:r>
-        <w:t xml:space="preserve">interactions use Holm correction. The</w:t>
-      </w:r>
-      <w:r>
-        <w:t xml:space="preserve"> </w:t>
-      </w:r>
-      <w:r>
-        <w:t xml:space="preserve">Arrhenius</w:t>
+        <w:t xml:space="preserve">interactions use Holm correction. Formally,</w:t>
+      </w:r>
+      <w:r>
+        <w:t xml:space="preserve"> </w:t>
+      </w:r>
+      <w:r>
+        <w:t xml:space="preserve">the model is</w:t>
+      </w:r>
+    </w:p>
+    <w:p>
+      <w:pPr>
+        <w:pStyle w:val="BodyText"/>
+      </w:pPr>
+      <m:oMathPara>
+        <m:oMathParaPr>
+          <m:jc m:val="center"/>
+        </m:oMathParaPr>
+        <m:oMath>
+          <m:sSub>
+            <m:e>
+              <m:r>
+                <m:t>y</m:t>
+              </m:r>
+            </m:e>
+            <m:sub>
+              <m:r>
+                <m:t>i</m:t>
+              </m:r>
+              <m:r>
+                <m:t>j</m:t>
+              </m:r>
+            </m:sub>
+          </m:sSub>
+          <m:r>
+            <m:rPr>
+              <m:sty m:val="p"/>
+            </m:rPr>
+            <m:t>=</m:t>
+          </m:r>
+          <m:r>
+            <m:t>μ</m:t>
+          </m:r>
+          <m:r>
+            <m:rPr>
+              <m:sty m:val="p"/>
+            </m:rPr>
+            <m:t>+</m:t>
+          </m:r>
+          <m:nary>
+            <m:naryPr>
+              <m:chr m:val="∑"/>
+              <m:limLoc m:val="undOvr"/>
+              <m:subHide m:val="off"/>
+              <m:supHide m:val="on"/>
+            </m:naryPr>
+            <m:sub>
+              <m:r>
+                <m:t>k</m:t>
+              </m:r>
+            </m:sub>
+            <m:sup>
+              <m:r>
+                <m:t>​</m:t>
+              </m:r>
+            </m:sup>
+            <m:e>
+              <m:sSub>
+                <m:e>
+                  <m:r>
+                    <m:t>β</m:t>
+                  </m:r>
+                </m:e>
+                <m:sub>
+                  <m:r>
+                    <m:t>k</m:t>
+                  </m:r>
+                </m:sub>
+              </m:sSub>
+            </m:e>
+          </m:nary>
+          <m:r>
+            <m:rPr>
+              <m:sty m:val="b"/>
+            </m:rPr>
+            <m:t>1</m:t>
+          </m:r>
+          <m:r>
+            <m:rPr>
+              <m:sty m:val="p"/>
+            </m:rPr>
+            <m:t>[</m:t>
+          </m:r>
+          <m:sSub>
+            <m:e>
+              <m:r>
+                <m:rPr>
+                  <m:nor/>
+                  <m:sty m:val="p"/>
+                </m:rPr>
+                <m:t>class</m:t>
+              </m:r>
+            </m:e>
+            <m:sub>
+              <m:r>
+                <m:t>j</m:t>
+              </m:r>
+            </m:sub>
+          </m:sSub>
+          <m:r>
+            <m:rPr>
+              <m:sty m:val="p"/>
+            </m:rPr>
+            <m:t>=</m:t>
+          </m:r>
+          <m:r>
+            <m:t>k</m:t>
+          </m:r>
+          <m:r>
+            <m:rPr>
+              <m:sty m:val="p"/>
+            </m:rPr>
+            <m:t>]</m:t>
+          </m:r>
+          <m:r>
+            <m:rPr>
+              <m:sty m:val="p"/>
+            </m:rPr>
+            <m:t>+</m:t>
+          </m:r>
+          <m:sSup>
+            <m:e>
+              <m:r>
+                <m:rPr>
+                  <m:sty m:val="bi"/>
+                </m:rPr>
+                <m:t>γ</m:t>
+              </m:r>
+            </m:e>
+            <m:sup>
+              <m:r>
+                <m:t>​</m:t>
+              </m:r>
+              <m:r>
+                <m:rPr>
+                  <m:sty m:val="p"/>
+                </m:rPr>
+                <m:t>⊤</m:t>
+              </m:r>
+            </m:sup>
+          </m:sSup>
+          <m:sSub>
+            <m:e>
+              <m:r>
+                <m:rPr>
+                  <m:sty m:val="bi"/>
+                </m:rPr>
+                <m:t>x</m:t>
+              </m:r>
+            </m:e>
+            <m:sub>
+              <m:r>
+                <m:t>i</m:t>
+              </m:r>
+              <m:r>
+                <m:t>j</m:t>
+              </m:r>
+            </m:sub>
+          </m:sSub>
+          <m:r>
+            <m:rPr>
+              <m:sty m:val="p"/>
+            </m:rPr>
+            <m:t>+</m:t>
+          </m:r>
+          <m:sSub>
+            <m:e>
+              <m:r>
+                <m:t>u</m:t>
+              </m:r>
+            </m:e>
+            <m:sub>
+              <m:r>
+                <m:t>j</m:t>
+              </m:r>
+            </m:sub>
+          </m:sSub>
+          <m:r>
+            <m:rPr>
+              <m:sty m:val="p"/>
+            </m:rPr>
+            <m:t>+</m:t>
+          </m:r>
+          <m:sSub>
+            <m:e>
+              <m:r>
+                <m:t>ε</m:t>
+              </m:r>
+            </m:e>
+            <m:sub>
+              <m:r>
+                <m:t>i</m:t>
+              </m:r>
+              <m:r>
+                <m:t>j</m:t>
+              </m:r>
+            </m:sub>
+          </m:sSub>
+          <m:r>
+            <m:rPr>
+              <m:sty m:val="p"/>
+            </m:rPr>
+            <m:t>,</m:t>
+          </m:r>
+          <m:r>
+            <m:t> </m:t>
+          </m:r>
+          <m:sSub>
+            <m:e>
+              <m:r>
+                <m:t>u</m:t>
+              </m:r>
+            </m:e>
+            <m:sub>
+              <m:r>
+                <m:t>j</m:t>
+              </m:r>
+            </m:sub>
+          </m:sSub>
+          <m:r>
+            <m:rPr>
+              <m:sty m:val="p"/>
+            </m:rPr>
+            <m:t>∼</m:t>
+          </m:r>
+          <m:r>
+            <m:rPr>
+              <m:scr m:val="script"/>
+              <m:sty m:val="p"/>
+            </m:rPr>
+            <m:t>N</m:t>
+          </m:r>
+          <m:r>
+            <m:rPr>
+              <m:sty m:val="p"/>
+            </m:rPr>
+            <m:t>(</m:t>
+          </m:r>
+          <m:r>
+            <m:t>0</m:t>
+          </m:r>
+          <m:r>
+            <m:rPr>
+              <m:sty m:val="p"/>
+            </m:rPr>
+            <m:t>,</m:t>
+          </m:r>
+          <m:r>
+            <m:t> </m:t>
+          </m:r>
+          <m:sSubSup>
+            <m:e>
+              <m:r>
+                <m:t>σ</m:t>
+              </m:r>
+            </m:e>
+            <m:sub>
+              <m:r>
+                <m:t>u</m:t>
+              </m:r>
+            </m:sub>
+            <m:sup>
+              <m:r>
+                <m:t>2</m:t>
+              </m:r>
+            </m:sup>
+          </m:sSubSup>
+          <m:r>
+            <m:rPr>
+              <m:sty m:val="p"/>
+            </m:rPr>
+            <m:t>)</m:t>
+          </m:r>
+          <m:r>
+            <m:rPr>
+              <m:sty m:val="p"/>
+            </m:rPr>
+            <m:t>,</m:t>
+          </m:r>
+          <m:r>
+            <m:t> </m:t>
+          </m:r>
+          <m:sSub>
+            <m:e>
+              <m:r>
+                <m:t>ε</m:t>
+              </m:r>
+            </m:e>
+            <m:sub>
+              <m:r>
+                <m:t>i</m:t>
+              </m:r>
+              <m:r>
+                <m:t>j</m:t>
+              </m:r>
+            </m:sub>
+          </m:sSub>
+          <m:r>
+            <m:rPr>
+              <m:sty m:val="p"/>
+            </m:rPr>
+            <m:t>∼</m:t>
+          </m:r>
+          <m:r>
+            <m:rPr>
+              <m:scr m:val="script"/>
+              <m:sty m:val="p"/>
+            </m:rPr>
+            <m:t>N</m:t>
+          </m:r>
+          <m:r>
+            <m:rPr>
+              <m:sty m:val="p"/>
+            </m:rPr>
+            <m:t>(</m:t>
+          </m:r>
+          <m:r>
+            <m:t>0</m:t>
+          </m:r>
+          <m:r>
+            <m:rPr>
+              <m:sty m:val="p"/>
+            </m:rPr>
+            <m:t>,</m:t>
+          </m:r>
+          <m:r>
+            <m:t> </m:t>
+          </m:r>
+          <m:sSup>
+            <m:e>
+              <m:r>
+                <m:t>σ</m:t>
+              </m:r>
+            </m:e>
+            <m:sup>
+              <m:r>
+                <m:t>2</m:t>
+              </m:r>
+            </m:sup>
+          </m:sSup>
+          <m:r>
+            <m:rPr>
+              <m:sty m:val="p"/>
+            </m:rPr>
+            <m:t>)</m:t>
+          </m:r>
+          <m:r>
+            <m:rPr>
+              <m:sty m:val="p"/>
+            </m:rPr>
+            <m:t>,</m:t>
+          </m:r>
+        </m:oMath>
+      </m:oMathPara>
+    </w:p>
+    <w:p>
+      <w:pPr>
+        <w:pStyle w:val="FirstParagraph"/>
+      </w:pPr>
+      <w:r>
+        <w:t xml:space="preserve">where</w:t>
+      </w:r>
+      <w:r>
+        <w:t xml:space="preserve"> </w:t>
+      </w:r>
+      <m:oMath>
+        <m:sSub>
+          <m:e>
+            <m:r>
+              <m:t>y</m:t>
+            </m:r>
+          </m:e>
+          <m:sub>
+            <m:r>
+              <m:t>i</m:t>
+            </m:r>
+            <m:r>
+              <m:t>j</m:t>
+            </m:r>
+          </m:sub>
+        </m:sSub>
+      </m:oMath>
+      <w:r>
+        <w:t xml:space="preserve"> </w:t>
+      </w:r>
+      <w:r>
+        <w:t xml:space="preserve">is the hydrogen yield for row</w:t>
+      </w:r>
+      <w:r>
+        <w:t xml:space="preserve"> </w:t>
+      </w:r>
+      <m:oMath>
+        <m:r>
+          <m:t>i</m:t>
+        </m:r>
+      </m:oMath>
+      <w:r>
+        <w:t xml:space="preserve"> </w:t>
+      </w:r>
+      <w:r>
+        <w:t xml:space="preserve">from study</w:t>
+      </w:r>
+      <w:r>
+        <w:t xml:space="preserve"> </w:t>
+      </w:r>
+      <m:oMath>
+        <m:r>
+          <m:t>j</m:t>
+        </m:r>
+      </m:oMath>
+      <w:r>
+        <w:t xml:space="preserve">;</w:t>
+      </w:r>
+      <w:r>
+        <w:t xml:space="preserve"> </w:t>
+      </w:r>
+      <m:oMath>
+        <m:r>
+          <m:rPr>
+            <m:sty m:val="b"/>
+          </m:rPr>
+          <m:t>1</m:t>
+        </m:r>
+        <m:r>
+          <m:rPr>
+            <m:sty m:val="p"/>
+          </m:rPr>
+          <m:t>[</m:t>
+        </m:r>
+        <m:sSub>
+          <m:e>
+            <m:r>
+              <m:rPr>
+                <m:nor/>
+                <m:sty m:val="p"/>
+              </m:rPr>
+              <m:t>class</m:t>
+            </m:r>
+          </m:e>
+          <m:sub>
+            <m:r>
+              <m:t>j</m:t>
+            </m:r>
+          </m:sub>
+        </m:sSub>
+        <m:r>
+          <m:rPr>
+            <m:sty m:val="p"/>
+          </m:rPr>
+          <m:t>=</m:t>
+        </m:r>
+        <m:r>
+          <m:t>k</m:t>
+        </m:r>
+        <m:r>
+          <m:rPr>
+            <m:sty m:val="p"/>
+          </m:rPr>
+          <m:t>]</m:t>
+        </m:r>
+      </m:oMath>
+      <w:r>
+        <w:t xml:space="preserve"> </w:t>
+      </w:r>
+      <w:r>
+        <w:t xml:space="preserve">is the regime indicator;</w:t>
+      </w:r>
+      <w:r>
+        <w:t xml:space="preserve"> </w:t>
+      </w:r>
+      <m:oMath>
+        <m:sSub>
+          <m:e>
+            <m:r>
+              <m:rPr>
+                <m:sty m:val="bi"/>
+              </m:rPr>
+              <m:t>x</m:t>
+            </m:r>
+          </m:e>
+          <m:sub>
+            <m:r>
+              <m:t>i</m:t>
+            </m:r>
+            <m:r>
+              <m:t>j</m:t>
+            </m:r>
+          </m:sub>
+        </m:sSub>
+      </m:oMath>
+      <w:r>
+        <w:t xml:space="preserve"> </w:t>
+      </w:r>
+      <w:r>
+        <w:t xml:space="preserve">are</w:t>
+      </w:r>
+      <w:r>
+        <w:t xml:space="preserve"> </w:t>
+      </w:r>
+      <w:r>
+        <w:t xml:space="preserve">standardised physical covariates;</w:t>
+      </w:r>
+      <w:r>
+        <w:t xml:space="preserve"> </w:t>
+      </w:r>
+      <m:oMath>
+        <m:sSub>
+          <m:e>
+            <m:r>
+              <m:t>u</m:t>
+            </m:r>
+          </m:e>
+          <m:sub>
+            <m:r>
+              <m:t>j</m:t>
+            </m:r>
+          </m:sub>
+        </m:sSub>
+      </m:oMath>
+      <w:r>
+        <w:t xml:space="preserve"> </w:t>
+      </w:r>
+      <w:r>
+        <w:t xml:space="preserve">is the random study intercept estimated via</w:t>
+      </w:r>
+      <w:r>
+        <w:t xml:space="preserve"> </w:t>
+      </w:r>
+      <w:r>
+        <w:t xml:space="preserve">REML. The Arrhenius</w:t>
       </w:r>
       <w:r>
         <w:t xml:space="preserve"> </w:t>
@@ -5972,13 +6520,13 @@
         <w:t xml:space="preserve"> </w:t>
       </w:r>
       <w:r>
-        <w:t xml:space="preserve">analysis (H3) applies the same cluster-bootstrap framework to</w:t>
-      </w:r>
-      <w:r>
-        <w:t xml:space="preserve"> </w:t>
-      </w:r>
-      <w:r>
-        <w:t xml:space="preserve">the 17-study kinetic subsample.</w:t>
+        <w:t xml:space="preserve">analysis (H3) applies the same cluster-bootstrap</w:t>
+      </w:r>
+      <w:r>
+        <w:t xml:space="preserve"> </w:t>
+      </w:r>
+      <w:r>
+        <w:t xml:space="preserve">framework to the 17-study kinetic subsample.</w:t>
       </w:r>
     </w:p>
     <w:bookmarkEnd w:id="30"/>
@@ -5995,6 +6543,61 @@
       <w:pPr>
         <w:pStyle w:val="FirstParagraph"/>
       </w:pPr>
+      <w:r>
+        <w:t xml:space="preserve">The pre-registered family comprises four primary tests: H2 (mixed-effects regime</w:t>
+      </w:r>
+      <w:r>
+        <w:t xml:space="preserve"> </w:t>
+      </w:r>
+      <w:r>
+        <w:t xml:space="preserve">moderation of yield), H3 (activation-energy regime structure), T_A (within-study</w:t>
+      </w:r>
+      <w:r>
+        <w:t xml:space="preserve"> </w:t>
+      </w:r>
+      <w:r>
+        <w:t xml:space="preserve">predictability), and T_B (between-study variance decomposition). Holm correction is</w:t>
+      </w:r>
+      <w:r>
+        <w:t xml:space="preserve"> </w:t>
+      </w:r>
+      <w:r>
+        <w:t xml:space="preserve">applied to all secondary interaction tests within H2 (</w:t>
+      </w:r>
+      <m:oMath>
+        <m:r>
+          <m:t>8</m:t>
+        </m:r>
+      </m:oMath>
+      <w:r>
+        <w:t xml:space="preserve"> </w:t>
+      </w:r>
+      <w:r>
+        <w:t xml:space="preserve">parameter</w:t>
+      </w:r>
+      <m:oMath>
+        <m:r>
+          <m:rPr>
+            <m:sty m:val="p"/>
+          </m:rPr>
+          <m:t>×</m:t>
+        </m:r>
+      </m:oMath>
+      <w:r>
+        <w:rPr>
+          <w:rStyle w:val="VerbatimChar"/>
+        </w:rPr>
+        <w:t xml:space="preserve">system_class</w:t>
+      </w:r>
+      <w:r>
+        <w:t xml:space="preserve"> </w:t>
+      </w:r>
+      <w:r>
+        <w:t xml:space="preserve">terms).</w:t>
+      </w:r>
+      <w:r>
+        <w:t xml:space="preserve"> </w:t>
+      </w:r>
       <w:r>
         <w:t xml:space="preserve">Hypotheses and success thresholds were pre-specified and frozen before any analysis code was executed</w:t>
       </w:r>
@@ -6214,19 +6817,22 @@
         <w:t xml:space="preserve"> </w:t>
       </w:r>
       <w:r>
-        <w:t xml:space="preserve">However, one study—</w:t>
-      </w:r>
-      <w:r>
-        <w:t xml:space="preserve">[5]</w:t>
+        <w:t xml:space="preserve">However, one study,</w:t>
+      </w:r>
+      <w:r>
+        <w:t xml:space="preserve"> </w:t>
+      </w:r>
+      <w:r>
+        <w:t xml:space="preserve">[6]</w:t>
       </w:r>
       <w:r>
         <w:t xml:space="preserve"> </w:t>
       </w:r>
       <w:r>
-        <w:t xml:space="preserve">[5]</w:t>
-      </w:r>
-      <w:r>
-        <w:t xml:space="preserve">—contributes</w:t>
+        <w:t xml:space="preserve">[6]</w:t>
+      </w:r>
+      <w:r>
+        <w:t xml:space="preserve">, contributes</w:t>
       </w:r>
       <w:r>
         <w:t xml:space="preserve"> </w:t>
@@ -6369,7 +6975,7 @@
         </m:r>
       </m:oMath>
       <w:r>
-        <w:t xml:space="preserve">—the headline score is porciuncula-weighted, not a replication signal.</w:t>
+        <w:t xml:space="preserve">: the headline score is porciuncula-weighted, not a replication signal.</w:t>
       </w:r>
       <w:r>
         <w:t xml:space="preserve"> </w:t>
@@ -6550,13 +7156,16 @@
         </m:r>
       </m:oMath>
       <w:r>
-        <w:t xml:space="preserve">—all six regressors perform worse than predicting</w:t>
-      </w:r>
-      <w:r>
-        <w:t xml:space="preserve"> </w:t>
-      </w:r>
-      <w:r>
-        <w:t xml:space="preserve">the global mean—for optimism gaps of</w:t>
+        <w:t xml:space="preserve"> </w:t>
+      </w:r>
+      <w:r>
+        <w:t xml:space="preserve">(all six regressors perform worse than predicting</w:t>
+      </w:r>
+      <w:r>
+        <w:t xml:space="preserve"> </w:t>
+      </w:r>
+      <w:r>
+        <w:t xml:space="preserve">the global mean) for optimism gaps of</w:t>
       </w:r>
       <w:r>
         <w:t xml:space="preserve"> </w:t>
@@ -6598,7 +7207,7 @@
         <w:t xml:space="preserve"> </w:t>
       </w:r>
       <w:r>
-        <w:t xml:space="preserve">[5]</w:t>
+        <w:t xml:space="preserve">[6]</w:t>
       </w:r>
       <w:r>
         <w:t xml:space="preserve">: RF gap</w:t>
@@ -6853,7 +7462,7 @@
         <w:t xml:space="preserve"> </w:t>
       </w:r>
       <w:r>
-        <w:t xml:space="preserve">[5]</w:t>
+        <w:t xml:space="preserve">[6]</w:t>
       </w:r>
       <w:r>
         <w:t xml:space="preserve">.</w:t>
@@ -6864,7 +7473,7 @@
         <w:tblStyle w:val="Table"/>
         <w:tblW w:type="auto" w:w="0"/>
         <w:tblLook w:firstRow="1" w:lastRow="0" w:firstColumn="0" w:lastColumn="0" w:noHBand="0" w:noVBand="0" w:val="0020"/>
-        <w:tblCaption w:val="Leakage-controlled cross-validation results for all six regressors. R^2_{\text{rand}}: random-split; R^2_{\text{grp}}: study-grouped; Gap = R^2_{\text{rand}} - R^2_{\text{grp}}; RMSE_{\text{grp}}: study-grouped RMSE in % yield. Porc-out columns show the grouped results after removing [5]."/>
+        <w:tblCaption w:val="Leakage-controlled cross-validation results for all six regressors. R^2_{\text{rand}}: random-split; R^2_{\text{grp}}: study-grouped; Gap = R^2_{\text{rand}} - R^2_{\text{grp}}; RMSE_{\text{grp}}: study-grouped RMSE in % yield. Porc-out columns show the grouped results after removing [6]."/>
       </w:tblPr>
       <w:tblGrid>
         <w:gridCol w:w="1131"/>
@@ -8518,7 +9127,7 @@
         <w:t xml:space="preserve"> </w:t>
       </w:r>
       <w:r>
-        <w:t xml:space="preserve">[5]</w:t>
+        <w:t xml:space="preserve">[6]</w:t>
       </w:r>
       <w:r>
         <w:t xml:space="preserve">, and</w:t>
@@ -9137,7 +9746,7 @@
           <w:rPr>
             <w:rStyle w:val="Hyperlink"/>
           </w:rPr>
-          <w:t xml:space="preserve">5</w:t>
+          <w:t xml:space="preserve">4</w:t>
         </w:r>
       </w:hyperlink>
       <w:r>
@@ -10063,7 +10672,7 @@
           <w:rPr>
             <w:rStyle w:val="Hyperlink"/>
           </w:rPr>
-          <w:t xml:space="preserve">4</w:t>
+          <w:t xml:space="preserve">5</w:t>
         </w:r>
       </w:hyperlink>
       <w:r>
@@ -10266,13 +10875,13 @@
         <w:t xml:space="preserve"> </w:t>
       </w:r>
       <w:r>
-        <w:t xml:space="preserve">[19]</w:t>
+        <w:t xml:space="preserve">[20]</w:t>
       </w:r>
       <w:r>
         <w:t xml:space="preserve"> </w:t>
       </w:r>
       <w:r>
-        <w:t xml:space="preserve">[19]</w:t>
+        <w:t xml:space="preserve">[20]</w:t>
       </w:r>
       <w:r>
         <w:t xml:space="preserve"> </w:t>
@@ -10561,7 +11170,7 @@
       </w:r>
       <m:oMath>
         <m:r>
-          <m:t>0.489</m:t>
+          <m:t>0.488</m:t>
         </m:r>
       </m:oMath>
       <w:r>
@@ -10617,7 +11226,7 @@
         </m:r>
       </m:oMath>
       <w:r>
-        <w:t xml:space="preserve">)—one-nineteenth of</w:t>
+        <w:t xml:space="preserve">), one-nineteenth of</w:t>
       </w:r>
       <w:r>
         <w:t xml:space="preserve"> </w:t>
@@ -10629,13 +11238,13 @@
         <w:t xml:space="preserve">particle_size</w:t>
       </w:r>
       <w:r>
-        <w:t xml:space="preserve">—consistent with the variance-decomposition finding that</w:t>
-      </w:r>
-      <w:r>
-        <w:t xml:space="preserve"> </w:t>
-      </w:r>
-      <w:r>
-        <w:t xml:space="preserve">methodology rather than regime drives apparent yield differences. Alkali concentration</w:t>
+        <w:t xml:space="preserve">, consistent with the variance-decomposition finding that</w:t>
+      </w:r>
+      <w:r>
+        <w:t xml:space="preserve"> </w:t>
+      </w:r>
+      <w:r>
+        <w:t xml:space="preserve">methodology rather than regime accounts for apparent yield differences. Alkali concentration</w:t>
       </w:r>
       <w:r>
         <w:t xml:space="preserve"> </w:t>
@@ -11204,7 +11813,7 @@
       </w:r>
     </w:p>
     <w:bookmarkEnd w:id="49"/>
-    <w:bookmarkStart w:id="53" w:name="fig:particle"/>
+    <w:bookmarkStart w:id="53" w:name="fig:ea"/>
     <w:p>
       <w:pPr>
         <w:pStyle w:val="CaptionedFigure"/>
@@ -11212,20 +11821,239 @@
       <w:r>
         <w:drawing>
           <wp:inline>
-            <wp:extent cx="3111500" cy="2324100"/>
+            <wp:extent cx="3520440" cy="2257457"/>
             <wp:effectExtent b="0" l="0" r="0" t="0"/>
             <wp:docPr descr="" title="" id="51" name="Picture"/>
             <a:graphic>
               <a:graphicData uri="http://schemas.openxmlformats.org/drawingml/2006/picture">
                 <pic:pic>
                   <pic:nvPicPr>
-                    <pic:cNvPr descr="fig3_particle_size_consistency.pdf" id="52" name="Picture"/>
+                    <pic:cNvPr descr="fig4_ea_spread.pdf" id="52" name="Picture"/>
                     <pic:cNvPicPr>
                       <a:picLocks noChangeArrowheads="1" noChangeAspect="1"/>
                     </pic:cNvPicPr>
                   </pic:nvPicPr>
                   <pic:blipFill>
                     <a:blip r:embed="rId50"/>
+                    <a:stretch>
+                      <a:fillRect/>
+                    </a:stretch>
+                  </pic:blipFill>
+                  <pic:spPr bwMode="auto">
+                    <a:xfrm>
+                      <a:off x="0" y="0"/>
+                      <a:ext cx="3520440" cy="2257457"/>
+                    </a:xfrm>
+                    <a:prstGeom prst="rect">
+                      <a:avLst/>
+                    </a:prstGeom>
+                    <a:noFill/>
+                    <a:ln w="9525">
+                      <a:noFill/>
+                      <a:headEnd/>
+                      <a:tailEnd/>
+                    </a:ln>
+                  </pic:spPr>
+                </pic:pic>
+              </a:graphicData>
+            </a:graphic>
+          </wp:inline>
+        </w:drawing>
+      </w:r>
+    </w:p>
+    <w:p>
+      <w:pPr>
+        <w:pStyle w:val="ImageCaption"/>
+      </w:pPr>
+      <w:r>
+        <w:rPr>
+          <w:b/>
+          <w:bCs/>
+        </w:rPr>
+        <w:t xml:space="preserve">Apparent activation energy does not organize by physical regime.</w:t>
+      </w:r>
+      <w:r>
+        <w:t xml:space="preserve"> </w:t>
+      </w:r>
+      <w:r>
+        <w:t xml:space="preserve">Per-study</w:t>
+      </w:r>
+      <w:r>
+        <w:t xml:space="preserve"> </w:t>
+      </w:r>
+      <w:r>
+        <w:t xml:space="preserve">apparent</w:t>
+      </w:r>
+      <w:r>
+        <w:t xml:space="preserve"> </w:t>
+      </w:r>
+      <m:oMath>
+        <m:sSub>
+          <m:e>
+            <m:r>
+              <m:t>E</m:t>
+            </m:r>
+          </m:e>
+          <m:sub>
+            <m:r>
+              <m:rPr>
+                <m:sty m:val="p"/>
+              </m:rPr>
+              <m:t>a</m:t>
+            </m:r>
+          </m:sub>
+        </m:sSub>
+      </m:oMath>
+      <w:r>
+        <w:t xml:space="preserve"> </w:t>
+      </w:r>
+      <w:r>
+        <w:t xml:space="preserve">(points) with a class-median bar per</w:t>
+      </w:r>
+      <w:r>
+        <w:t xml:space="preserve"> </w:t>
+      </w:r>
+      <w:r>
+        <w:rPr>
+          <w:rStyle w:val="VerbatimChar"/>
+        </w:rPr>
+        <w:t xml:space="preserve">system_class</w:t>
+      </w:r>
+      <w:r>
+        <w:t xml:space="preserve">; the shaded</w:t>
+      </w:r>
+      <w:r>
+        <w:t xml:space="preserve"> </w:t>
+      </w:r>
+      <w:r>
+        <w:t xml:space="preserve">band is the literature range</w:t>
+      </w:r>
+      <w:r>
+        <w:t xml:space="preserve"> </w:t>
+      </w:r>
+      <m:oMath>
+        <m:r>
+          <m:t>3.5</m:t>
+        </m:r>
+      </m:oMath>
+      <w:r>
+        <w:t xml:space="preserve">–</w:t>
+      </w:r>
+      <m:oMath>
+        <m:r>
+          <m:t>102.6</m:t>
+        </m:r>
+      </m:oMath>
+      <w:r>
+        <w:t xml:space="preserve"> kJ mol</w:t>
+      </w:r>
+      <m:oMath>
+        <m:sSup>
+          <m:e>
+            <m:r>
+              <m:t>​</m:t>
+            </m:r>
+          </m:e>
+          <m:sup>
+            <m:r>
+              <m:rPr>
+                <m:sty m:val="p"/>
+              </m:rPr>
+              <m:t>−</m:t>
+            </m:r>
+            <m:r>
+              <m:t>1</m:t>
+            </m:r>
+          </m:sup>
+        </m:sSup>
+      </m:oMath>
+      <w:r>
+        <w:t xml:space="preserve">. The within-regime spread is comparable</w:t>
+      </w:r>
+      <w:r>
+        <w:t xml:space="preserve"> </w:t>
+      </w:r>
+      <w:r>
+        <w:t xml:space="preserve">to the between-regime spread (</w:t>
+      </w:r>
+      <w:r>
+        <w:rPr>
+          <w:rStyle w:val="VerbatimChar"/>
+        </w:rPr>
+        <w:t xml:space="preserve">liquid_metal_activated</w:t>
+      </w:r>
+      <w:r>
+        <w:t xml:space="preserve"> </w:t>
+      </w:r>
+      <w:r>
+        <w:t xml:space="preserve">alone spans</w:t>
+      </w:r>
+      <w:r>
+        <w:t xml:space="preserve"> </w:t>
+      </w:r>
+      <m:oMath>
+        <m:r>
+          <m:t>8.5</m:t>
+        </m:r>
+      </m:oMath>
+      <w:r>
+        <w:t xml:space="preserve">–</w:t>
+      </w:r>
+      <m:oMath>
+        <m:r>
+          <m:t>58</m:t>
+        </m:r>
+      </m:oMath>
+      <w:r>
+        <w:t xml:space="preserve"> kJ mol</w:t>
+      </w:r>
+      <m:oMath>
+        <m:sSup>
+          <m:e>
+            <m:r>
+              <m:t>​</m:t>
+            </m:r>
+          </m:e>
+          <m:sup>
+            <m:r>
+              <m:rPr>
+                <m:sty m:val="p"/>
+              </m:rPr>
+              <m:t>−</m:t>
+            </m:r>
+            <m:r>
+              <m:t>1</m:t>
+            </m:r>
+          </m:sup>
+        </m:sSup>
+      </m:oMath>
+      <w:r>
+        <w:t xml:space="preserve">).</w:t>
+      </w:r>
+    </w:p>
+    <w:bookmarkEnd w:id="53"/>
+    <w:bookmarkStart w:id="57" w:name="fig:particle"/>
+    <w:p>
+      <w:pPr>
+        <w:pStyle w:val="CaptionedFigure"/>
+      </w:pPr>
+      <w:r>
+        <w:drawing>
+          <wp:inline>
+            <wp:extent cx="3111500" cy="2324100"/>
+            <wp:effectExtent b="0" l="0" r="0" t="0"/>
+            <wp:docPr descr="" title="" id="55" name="Picture"/>
+            <a:graphic>
+              <a:graphicData uri="http://schemas.openxmlformats.org/drawingml/2006/picture">
+                <pic:pic>
+                  <pic:nvPicPr>
+                    <pic:cNvPr descr="fig3_particle_size_consistency.pdf" id="56" name="Picture"/>
+                    <pic:cNvPicPr>
+                      <a:picLocks noChangeArrowheads="1" noChangeAspect="1"/>
+                    </pic:cNvPicPr>
+                  </pic:nvPicPr>
+                  <pic:blipFill>
+                    <a:blip r:embed="rId54"/>
                     <a:stretch>
                       <a:fillRect/>
                     </a:stretch>
@@ -11405,225 +12233,6 @@
       </w:r>
       <w:r>
         <w:t xml:space="preserve">artifact, not a within-study sign reversal.</w:t>
-      </w:r>
-    </w:p>
-    <w:bookmarkEnd w:id="53"/>
-    <w:bookmarkStart w:id="57" w:name="fig:ea"/>
-    <w:p>
-      <w:pPr>
-        <w:pStyle w:val="CaptionedFigure"/>
-      </w:pPr>
-      <w:r>
-        <w:drawing>
-          <wp:inline>
-            <wp:extent cx="3520440" cy="2257457"/>
-            <wp:effectExtent b="0" l="0" r="0" t="0"/>
-            <wp:docPr descr="" title="" id="55" name="Picture"/>
-            <a:graphic>
-              <a:graphicData uri="http://schemas.openxmlformats.org/drawingml/2006/picture">
-                <pic:pic>
-                  <pic:nvPicPr>
-                    <pic:cNvPr descr="fig4_ea_spread.pdf" id="56" name="Picture"/>
-                    <pic:cNvPicPr>
-                      <a:picLocks noChangeArrowheads="1" noChangeAspect="1"/>
-                    </pic:cNvPicPr>
-                  </pic:nvPicPr>
-                  <pic:blipFill>
-                    <a:blip r:embed="rId54"/>
-                    <a:stretch>
-                      <a:fillRect/>
-                    </a:stretch>
-                  </pic:blipFill>
-                  <pic:spPr bwMode="auto">
-                    <a:xfrm>
-                      <a:off x="0" y="0"/>
-                      <a:ext cx="3520440" cy="2257457"/>
-                    </a:xfrm>
-                    <a:prstGeom prst="rect">
-                      <a:avLst/>
-                    </a:prstGeom>
-                    <a:noFill/>
-                    <a:ln w="9525">
-                      <a:noFill/>
-                      <a:headEnd/>
-                      <a:tailEnd/>
-                    </a:ln>
-                  </pic:spPr>
-                </pic:pic>
-              </a:graphicData>
-            </a:graphic>
-          </wp:inline>
-        </w:drawing>
-      </w:r>
-    </w:p>
-    <w:p>
-      <w:pPr>
-        <w:pStyle w:val="ImageCaption"/>
-      </w:pPr>
-      <w:r>
-        <w:rPr>
-          <w:b/>
-          <w:bCs/>
-        </w:rPr>
-        <w:t xml:space="preserve">Apparent activation energy does not organize by physical regime.</w:t>
-      </w:r>
-      <w:r>
-        <w:t xml:space="preserve"> </w:t>
-      </w:r>
-      <w:r>
-        <w:t xml:space="preserve">Per-study</w:t>
-      </w:r>
-      <w:r>
-        <w:t xml:space="preserve"> </w:t>
-      </w:r>
-      <w:r>
-        <w:t xml:space="preserve">apparent</w:t>
-      </w:r>
-      <w:r>
-        <w:t xml:space="preserve"> </w:t>
-      </w:r>
-      <m:oMath>
-        <m:sSub>
-          <m:e>
-            <m:r>
-              <m:t>E</m:t>
-            </m:r>
-          </m:e>
-          <m:sub>
-            <m:r>
-              <m:rPr>
-                <m:sty m:val="p"/>
-              </m:rPr>
-              <m:t>a</m:t>
-            </m:r>
-          </m:sub>
-        </m:sSub>
-      </m:oMath>
-      <w:r>
-        <w:t xml:space="preserve"> </w:t>
-      </w:r>
-      <w:r>
-        <w:t xml:space="preserve">(points) with a class-median bar per</w:t>
-      </w:r>
-      <w:r>
-        <w:t xml:space="preserve"> </w:t>
-      </w:r>
-      <w:r>
-        <w:rPr>
-          <w:rStyle w:val="VerbatimChar"/>
-        </w:rPr>
-        <w:t xml:space="preserve">system_class</w:t>
-      </w:r>
-      <w:r>
-        <w:t xml:space="preserve">; the shaded</w:t>
-      </w:r>
-      <w:r>
-        <w:t xml:space="preserve"> </w:t>
-      </w:r>
-      <w:r>
-        <w:t xml:space="preserve">band is the literature range</w:t>
-      </w:r>
-      <w:r>
-        <w:t xml:space="preserve"> </w:t>
-      </w:r>
-      <m:oMath>
-        <m:r>
-          <m:t>3.5</m:t>
-        </m:r>
-      </m:oMath>
-      <w:r>
-        <w:t xml:space="preserve">–</w:t>
-      </w:r>
-      <m:oMath>
-        <m:r>
-          <m:t>102.6</m:t>
-        </m:r>
-      </m:oMath>
-      <w:r>
-        <w:t xml:space="preserve"> kJ mol</w:t>
-      </w:r>
-      <m:oMath>
-        <m:sSup>
-          <m:e>
-            <m:r>
-              <m:t>​</m:t>
-            </m:r>
-          </m:e>
-          <m:sup>
-            <m:r>
-              <m:rPr>
-                <m:sty m:val="p"/>
-              </m:rPr>
-              <m:t>−</m:t>
-            </m:r>
-            <m:r>
-              <m:t>1</m:t>
-            </m:r>
-          </m:sup>
-        </m:sSup>
-      </m:oMath>
-      <w:r>
-        <w:t xml:space="preserve">. The within-regime spread is comparable</w:t>
-      </w:r>
-      <w:r>
-        <w:t xml:space="preserve"> </w:t>
-      </w:r>
-      <w:r>
-        <w:t xml:space="preserve">to the between-regime spread (</w:t>
-      </w:r>
-      <w:r>
-        <w:rPr>
-          <w:rStyle w:val="VerbatimChar"/>
-        </w:rPr>
-        <w:t xml:space="preserve">liquid_metal_activated</w:t>
-      </w:r>
-      <w:r>
-        <w:t xml:space="preserve"> </w:t>
-      </w:r>
-      <w:r>
-        <w:t xml:space="preserve">alone spans</w:t>
-      </w:r>
-      <w:r>
-        <w:t xml:space="preserve"> </w:t>
-      </w:r>
-      <m:oMath>
-        <m:r>
-          <m:t>8.5</m:t>
-        </m:r>
-      </m:oMath>
-      <w:r>
-        <w:t xml:space="preserve">–</w:t>
-      </w:r>
-      <m:oMath>
-        <m:r>
-          <m:t>58</m:t>
-        </m:r>
-      </m:oMath>
-      <w:r>
-        <w:t xml:space="preserve"> kJ mol</w:t>
-      </w:r>
-      <m:oMath>
-        <m:sSup>
-          <m:e>
-            <m:r>
-              <m:t>​</m:t>
-            </m:r>
-          </m:e>
-          <m:sup>
-            <m:r>
-              <m:rPr>
-                <m:sty m:val="p"/>
-              </m:rPr>
-              <m:t>−</m:t>
-            </m:r>
-            <m:r>
-              <m:t>1</m:t>
-            </m:r>
-          </m:sup>
-        </m:sSup>
-      </m:oMath>
-      <w:r>
-        <w:t xml:space="preserve">).</w:t>
       </w:r>
     </w:p>
     <w:bookmarkEnd w:id="57"/>
@@ -11690,13 +12299,13 @@
         <w:t xml:space="preserve"> </w:t>
       </w:r>
       <w:r>
-        <w:t xml:space="preserve">[5]</w:t>
+        <w:t xml:space="preserve">[6]</w:t>
       </w:r>
       <w:r>
         <w:t xml:space="preserve"> </w:t>
       </w:r>
       <w:r>
-        <w:t xml:space="preserve">[5]</w:t>
+        <w:t xml:space="preserve">[6]</w:t>
       </w:r>
       <w:r>
         <w:t xml:space="preserve"> </w:t>
@@ -11725,7 +12334,7 @@
         <w:t xml:space="preserve"> </w:t>
       </w:r>
       <w:r>
-        <w:t xml:space="preserve">and alkali concentration—within-study data are clean, locating the contradictions in the</w:t>
+        <w:t xml:space="preserve">and alkali concentration; within-study data are clean, locating the contradictions in the</w:t>
       </w:r>
       <w:r>
         <w:t xml:space="preserve"> </w:t>
@@ -11752,13 +12361,13 @@
         <w:t xml:space="preserve">Discussion</w:t>
       </w:r>
     </w:p>
-    <w:bookmarkStart w:id="64" w:name="what-the-contradictions-areand-are-not"/>
+    <w:bookmarkStart w:id="64" w:name="what-the-contradictions-are-and-are-not"/>
     <w:p>
       <w:pPr>
         <w:pStyle w:val="Heading2"/>
       </w:pPr>
       <w:r>
-        <w:t xml:space="preserve">What the contradictions are—and are not</w:t>
+        <w:t xml:space="preserve">What the contradictions are, and are not</w:t>
       </w:r>
     </w:p>
     <w:p>
@@ -11928,6 +12537,144 @@
       </w:r>
       <w:r>
         <w:t xml:space="preserve">methodological variance as if it were chemistry.</w:t>
+      </w:r>
+    </w:p>
+    <w:p>
+      <w:pPr>
+        <w:pStyle w:val="BodyText"/>
+      </w:pPr>
+      <w:r>
+        <w:t xml:space="preserve">These two analyses are complementary, not competing. The between-study variance</w:t>
+      </w:r>
+      <w:r>
+        <w:t xml:space="preserve"> </w:t>
+      </w:r>
+      <w:r>
+        <w:t xml:space="preserve">decomposition (T_B) is a study-level regression (</w:t>
+      </w:r>
+      <m:oMath>
+        <m:r>
+          <m:t>n</m:t>
+        </m:r>
+        <m:r>
+          <m:t>​</m:t>
+        </m:r>
+        <m:r>
+          <m:rPr>
+            <m:sty m:val="p"/>
+          </m:rPr>
+          <m:t>=</m:t>
+        </m:r>
+        <m:r>
+          <m:t>​</m:t>
+        </m:r>
+        <m:r>
+          <m:t>31</m:t>
+        </m:r>
+      </m:oMath>
+      <w:r>
+        <w:t xml:space="preserve"> </w:t>
+      </w:r>
+      <w:r>
+        <w:t xml:space="preserve">aggregated study rows) that</w:t>
+      </w:r>
+      <w:r>
+        <w:t xml:space="preserve"> </w:t>
+      </w:r>
+      <w:r>
+        <w:t xml:space="preserve">attributes study-mean yield differences to study-level covariates. The mixed-effects</w:t>
+      </w:r>
+      <w:r>
+        <w:t xml:space="preserve"> </w:t>
+      </w:r>
+      <w:r>
+        <w:t xml:space="preserve">meta-regression (H2) operates on row-level data (</w:t>
+      </w:r>
+      <m:oMath>
+        <m:r>
+          <m:t>n</m:t>
+        </m:r>
+        <m:r>
+          <m:t>​</m:t>
+        </m:r>
+        <m:r>
+          <m:rPr>
+            <m:sty m:val="p"/>
+          </m:rPr>
+          <m:t>=</m:t>
+        </m:r>
+        <m:r>
+          <m:t>​</m:t>
+        </m:r>
+        <m:r>
+          <m:t>299</m:t>
+        </m:r>
+      </m:oMath>
+      <w:r>
+        <w:t xml:space="preserve">) with a random intercept</w:t>
+      </w:r>
+      <w:r>
+        <w:t xml:space="preserve"> </w:t>
+      </w:r>
+      <w:r>
+        <w:t xml:space="preserve">per study: that intercept absorbs all unmeasured between-study heterogeneity, including</w:t>
+      </w:r>
+      <w:r>
+        <w:t xml:space="preserve"> </w:t>
+      </w:r>
+      <w:r>
+        <w:t xml:space="preserve">methodology and study identity together, leaving regime as the sole tested fixed effect.</w:t>
+      </w:r>
+      <w:r>
+        <w:t xml:space="preserve"> </w:t>
+      </w:r>
+      <w:r>
+        <w:t xml:space="preserve">The variance decomposition answers</w:t>
+      </w:r>
+      <w:r>
+        <w:t xml:space="preserve"> </w:t>
+      </w:r>
+      <w:r>
+        <w:t xml:space="preserve">“what covariates explain why studies differ?”</w:t>
+      </w:r>
+      <w:r>
+        <w:t xml:space="preserve">; the</w:t>
+      </w:r>
+      <w:r>
+        <w:t xml:space="preserve"> </w:t>
+      </w:r>
+      <w:r>
+        <w:t xml:space="preserve">mixed-effects model answers</w:t>
+      </w:r>
+      <w:r>
+        <w:t xml:space="preserve"> </w:t>
+      </w:r>
+      <w:r>
+        <w:t xml:space="preserve">“does regime moderate yield, after attributing all other</w:t>
+      </w:r>
+      <w:r>
+        <w:t xml:space="preserve"> </w:t>
+      </w:r>
+      <w:r>
+        <w:t xml:space="preserve">between-study variation to a random effect?”</w:t>
+      </w:r>
+      <w:r>
+        <w:t xml:space="preserve"> </w:t>
+      </w:r>
+      <w:r>
+        <w:t xml:space="preserve">Both reach the same conclusion: the</w:t>
+      </w:r>
+      <w:r>
+        <w:t xml:space="preserve"> </w:t>
+      </w:r>
+      <w:r>
+        <w:t xml:space="preserve">physico-chemical regime label carries weak explanatory power relative to study-level</w:t>
+      </w:r>
+      <w:r>
+        <w:t xml:space="preserve"> </w:t>
+      </w:r>
+      <w:r>
+        <w:t xml:space="preserve">methodological choices.</w:t>
       </w:r>
     </w:p>
     <w:p>
@@ -12249,17 +12996,7 @@
         <w:t xml:space="preserve"> </w:t>
       </w:r>
       <w:r>
-        <w:t xml:space="preserve">[3–5,</w:t>
-      </w:r>
-      <w:r>
-        <w:rPr>
-          <w:b/>
-          <w:bCs/>
-        </w:rPr>
-        <w:t xml:space="preserve">prabu2021?</w:t>
-      </w:r>
-      <w:r>
-        <w:t xml:space="preserve">]</w:t>
+        <w:t xml:space="preserve">[3–6,11]</w:t>
       </w:r>
       <w:r>
         <w:t xml:space="preserve">). The apparent cross-study flip is</w:t>
@@ -12320,7 +13057,7 @@
         <w:t xml:space="preserve"> </w:t>
       </w:r>
       <w:r>
-        <w:t xml:space="preserve">[34,35]</w:t>
+        <w:t xml:space="preserve">[35,36]</w:t>
       </w:r>
       <w:r>
         <w:t xml:space="preserve">. The closest published analogues for hydrogen generation</w:t>
@@ -12355,7 +13092,7 @@
         <w:t xml:space="preserve"> </w:t>
       </w:r>
       <w:r>
-        <w:t xml:space="preserve">[43]</w:t>
+        <w:t xml:space="preserve">[44]</w:t>
       </w:r>
       <w:r>
         <w:t xml:space="preserve"> </w:t>
@@ -12373,7 +13110,7 @@
         <w:t xml:space="preserve"> </w:t>
       </w:r>
       <w:r>
-        <w:t xml:space="preserve">[44]</w:t>
+        <w:t xml:space="preserve">[45]</w:t>
       </w:r>
       <w:r>
         <w:t xml:space="preserve">: in both cases, identical</w:t>
@@ -12406,7 +13143,7 @@
         <w:t xml:space="preserve"> </w:t>
       </w:r>
       <w:r>
-        <w:t xml:space="preserve">The present result—that temperature control alone explains</w:t>
+        <w:t xml:space="preserve">The present result, that temperature control alone explains</w:t>
       </w:r>
       <w:r>
         <w:t xml:space="preserve"> </w:t>
@@ -12432,7 +13169,7 @@
         <w:t xml:space="preserve"> </w:t>
       </w:r>
       <w:r>
-        <w:t xml:space="preserve">yield variance in aluminum hydrolysis—places this field in the same category. The</w:t>
+        <w:t xml:space="preserve">yield variance in aluminum hydrolysis, places this field in the same category. The</w:t>
       </w:r>
       <w:r>
         <w:t xml:space="preserve"> </w:t>
@@ -12521,19 +13258,19 @@
         <w:t xml:space="preserve"> </w:t>
       </w:r>
       <w:r>
-        <w:t xml:space="preserve">coarse; finer, particle-size-dependent kinetics—tunable between nano- and</w:t>
-      </w:r>
-      <w:r>
-        <w:t xml:space="preserve"> </w:t>
-      </w:r>
-      <w:r>
-        <w:t xml:space="preserve">micro-aluminium powders—genuinely shape the reaction</w:t>
-      </w:r>
-      <w:r>
-        <w:t xml:space="preserve"> </w:t>
-      </w:r>
-      <w:r>
-        <w:t xml:space="preserve">[56]</w:t>
+        <w:t xml:space="preserve">coarse; finer, particle-size-dependent kinetics (tunable between nano- and</w:t>
+      </w:r>
+      <w:r>
+        <w:t xml:space="preserve"> </w:t>
+      </w:r>
+      <w:r>
+        <w:t xml:space="preserve">micro-aluminium powders) genuinely shape the reaction</w:t>
+      </w:r>
+      <w:r>
+        <w:t xml:space="preserve"> </w:t>
+      </w:r>
+      <w:r>
+        <w:t xml:space="preserve">[58]</w:t>
       </w:r>
       <w:r>
         <w:t xml:space="preserve">, and such</w:t>
@@ -12746,13 +13483,13 @@
         <w:t xml:space="preserve"> </w:t>
       </w:r>
       <w:r>
-        <w:t xml:space="preserve">shares. The remaining fields—alkali type and concentration, particle size, activation</w:t>
-      </w:r>
-      <w:r>
-        <w:t xml:space="preserve"> </w:t>
-      </w:r>
-      <w:r>
-        <w:t xml:space="preserve">route, yield basis, rate definition—carried detectable but weaker or less-covered</w:t>
+        <w:t xml:space="preserve">shares. The remaining fields (alkali type and concentration, particle size, activation</w:t>
+      </w:r>
+      <w:r>
+        <w:t xml:space="preserve"> </w:t>
+      </w:r>
+      <w:r>
+        <w:t xml:space="preserve">route, yield basis, rate definition) carried detectable but weaker or less-covered</w:t>
       </w:r>
       <w:r>
         <w:t xml:space="preserve"> </w:t>
@@ -12798,7 +13535,7 @@
         <w:t xml:space="preserve"> </w:t>
       </w:r>
       <w:r>
-        <w:t xml:space="preserve">[43]</w:t>
+        <w:t xml:space="preserve">[44]</w:t>
       </w:r>
       <w:r>
         <w:t xml:space="preserve"> </w:t>
@@ -12816,7 +13553,7 @@
         <w:t xml:space="preserve"> </w:t>
       </w:r>
       <w:r>
-        <w:t xml:space="preserve">[44]</w:t>
+        <w:t xml:space="preserve">[45]</w:t>
       </w:r>
       <w:r>
         <w:t xml:space="preserve"> </w:t>
@@ -13982,22 +14719,58 @@
         <w:t xml:space="preserve"> </w:t>
       </w:r>
       <w:r>
-        <w:t xml:space="preserve">[43,44]</w:t>
-      </w:r>
-      <w:r>
-        <w:t xml:space="preserve">. Open-access</w:t>
-      </w:r>
-      <w:r>
-        <w:t xml:space="preserve"> </w:t>
-      </w:r>
-      <w:r>
-        <w:t xml:space="preserve">retrieval may bias the sample toward English-language, higher-impact, more-systematic</w:t>
-      </w:r>
-      <w:r>
-        <w:t xml:space="preserve"> </w:t>
-      </w:r>
-      <w:r>
-        <w:t xml:space="preserve">studies; we mitigate this with a quality tier and report the access constraint here.</w:t>
+        <w:t xml:space="preserve">[44,45]</w:t>
+      </w:r>
+      <w:r>
+        <w:t xml:space="preserve">. The 31 studies</w:t>
+      </w:r>
+      <w:r>
+        <w:t xml:space="preserve"> </w:t>
+      </w:r>
+      <w:r>
+        <w:t xml:space="preserve">are the open-access-reachable subset of the screened literature, not a complete or</w:t>
+      </w:r>
+      <w:r>
+        <w:t xml:space="preserve"> </w:t>
+      </w:r>
+      <w:r>
+        <w:t xml:space="preserve">random sample. Open-access status may correlate with publication venue prestige and</w:t>
+      </w:r>
+      <w:r>
+        <w:t xml:space="preserve"> </w:t>
+      </w:r>
+      <w:r>
+        <w:t xml:space="preserve">reporting completeness, but there is no clear mechanistic reason why it should</w:t>
+      </w:r>
+      <w:r>
+        <w:t xml:space="preserve"> </w:t>
+      </w:r>
+      <w:r>
+        <w:t xml:space="preserve">systematically predict which temperature-control method or measurement protocol a</w:t>
+      </w:r>
+      <w:r>
+        <w:t xml:space="preserve"> </w:t>
+      </w:r>
+      <w:r>
+        <w:t xml:space="preserve">laboratory adopts; the null expectation is therefore that OA-only retrieval does not</w:t>
+      </w:r>
+      <w:r>
+        <w:t xml:space="preserve"> </w:t>
+      </w:r>
+      <w:r>
+        <w:t xml:space="preserve">directionally bias the primary methodology-versus-regime finding. The direction of</w:t>
+      </w:r>
+      <w:r>
+        <w:t xml:space="preserve"> </w:t>
+      </w:r>
+      <w:r>
+        <w:t xml:space="preserve">residual bias cannot be verified from the current corpus; external validation using a</w:t>
+      </w:r>
+      <w:r>
+        <w:t xml:space="preserve"> </w:t>
+      </w:r>
+      <w:r>
+        <w:t xml:space="preserve">broader sample would resolve this.</w:t>
       </w:r>
     </w:p>
     <w:bookmarkEnd w:id="71"/>
@@ -14088,7 +14861,7 @@
         <w:t xml:space="preserve"> </w:t>
       </w:r>
       <w:r>
-        <w:t xml:space="preserve">biohydrogen; 43,44]</w:t>
+        <w:t xml:space="preserve">biohydrogen; 44,45]</w:t>
       </w:r>
       <w:r>
         <w:t xml:space="preserve">; this is beyond the scope of the present work</w:t>
@@ -14540,13 +15313,13 @@
         <w:t xml:space="preserve"> </w:t>
       </w:r>
       <w:r>
-        <w:t xml:space="preserve">space—plausible given five regimes with different activation methods, particle sizes,</w:t>
-      </w:r>
-      <w:r>
-        <w:t xml:space="preserve"> </w:t>
-      </w:r>
-      <w:r>
-        <w:t xml:space="preserve">and alkali types—a model trained on some studies will fail on others even under</w:t>
+        <w:t xml:space="preserve">space (plausible given five regimes with different activation methods, particle sizes,</w:t>
+      </w:r>
+      <w:r>
+        <w:t xml:space="preserve"> </w:t>
+      </w:r>
+      <w:r>
+        <w:t xml:space="preserve">and alkali types), a model trained on some studies will fail on others even under</w:t>
       </w:r>
       <w:r>
         <w:t xml:space="preserve"> </w:t>
@@ -14851,7 +15624,7 @@
           <m:t>[</m:t>
         </m:r>
         <m:r>
-          <m:t>0.02</m:t>
+          <m:t>0.01</m:t>
         </m:r>
         <m:r>
           <m:rPr>
@@ -14952,7 +15725,7 @@
         <w:t xml:space="preserve"> </w:t>
       </w:r>
       <w:r>
-        <w:t xml:space="preserve">disagreement. Beyond the finding, the contribution is durable infrastructure—an open</w:t>
+        <w:t xml:space="preserve">disagreement. Beyond the finding, the contribution is durable infrastructure: an open</w:t>
       </w:r>
       <w:r>
         <w:t xml:space="preserve"> </w:t>
@@ -14964,7 +15737,7 @@
         <w:t xml:space="preserve"> </w:t>
       </w:r>
       <w:r>
-        <w:t xml:space="preserve">reporting checklist—that, if prospectively adopted and validated, could reduce methodological</w:t>
+        <w:t xml:space="preserve">reporting checklist that, if prospectively adopted and validated, could reduce methodological</w:t>
       </w:r>
       <w:r>
         <w:t xml:space="preserve"> </w:t>
@@ -15026,13 +15799,25 @@
         </w:r>
       </w:hyperlink>
       <w:r>
-        <w:t xml:space="preserve">. A dataset card documenting the</w:t>
-      </w:r>
-      <w:r>
-        <w:t xml:space="preserve"> </w:t>
-      </w:r>
-      <w:r>
-        <w:t xml:space="preserve">schema, provenance, quality tiers, and scope accompanies the deposit.</w:t>
+        <w:t xml:space="preserve">. The Zenodo deposit comprises</w:t>
+      </w:r>
+      <w:r>
+        <w:t xml:space="preserve"> </w:t>
+      </w:r>
+      <w:r>
+        <w:t xml:space="preserve">the curated dataset, analysis scripts, and figure-generation code only; draft manuscripts, command</w:t>
+      </w:r>
+      <w:r>
+        <w:t xml:space="preserve"> </w:t>
+      </w:r>
+      <w:r>
+        <w:t xml:space="preserve">history, and other internal workflow artifacts are excluded from the public release. A dataset card</w:t>
+      </w:r>
+      <w:r>
+        <w:t xml:space="preserve"> </w:t>
+      </w:r>
+      <w:r>
+        <w:t xml:space="preserve">documenting the schema, provenance, quality tiers, and scope accompanies the deposit.</w:t>
       </w:r>
     </w:p>
     <w:bookmarkEnd w:id="82"/>
@@ -15160,7 +15945,7 @@
       </w:r>
     </w:p>
     <w:bookmarkEnd w:id="86"/>
-    <w:bookmarkStart w:id="204" w:name="supplementary-material"/>
+    <w:bookmarkStart w:id="208" w:name="supplementary-material"/>
     <w:p>
       <w:pPr>
         <w:pStyle w:val="Heading1"/>
@@ -15426,13 +16211,13 @@
               <w:jc w:val="left"/>
             </w:pPr>
             <w:r>
-              <w:t xml:space="preserve">[10]</w:t>
+              <w:t xml:space="preserve">[11]</w:t>
             </w:r>
             <w:r>
               <w:t xml:space="preserve"> </w:t>
             </w:r>
             <w:r>
-              <w:t xml:space="preserve">[10]</w:t>
+              <w:t xml:space="preserve">[11]</w:t>
             </w:r>
           </w:p>
         </w:tc>
@@ -15494,13 +16279,13 @@
               <w:jc w:val="left"/>
             </w:pPr>
             <w:r>
-              <w:t xml:space="preserve">[5]</w:t>
+              <w:t xml:space="preserve">[6]</w:t>
             </w:r>
             <w:r>
               <w:t xml:space="preserve"> </w:t>
             </w:r>
             <w:r>
-              <w:t xml:space="preserve">[5]</w:t>
+              <w:t xml:space="preserve">[6]</w:t>
             </w:r>
           </w:p>
         </w:tc>
@@ -15562,13 +16347,13 @@
               <w:jc w:val="left"/>
             </w:pPr>
             <w:r>
-              <w:t xml:space="preserve">[8]</w:t>
+              <w:t xml:space="preserve">[9]</w:t>
             </w:r>
             <w:r>
               <w:t xml:space="preserve"> </w:t>
             </w:r>
             <w:r>
-              <w:t xml:space="preserve">[8]</w:t>
+              <w:t xml:space="preserve">[9]</w:t>
             </w:r>
           </w:p>
         </w:tc>
@@ -15630,13 +16415,13 @@
               <w:jc w:val="left"/>
             </w:pPr>
             <w:r>
-              <w:t xml:space="preserve">[7]</w:t>
+              <w:t xml:space="preserve">[8]</w:t>
             </w:r>
             <w:r>
               <w:t xml:space="preserve"> </w:t>
             </w:r>
             <w:r>
-              <w:t xml:space="preserve">[7]</w:t>
+              <w:t xml:space="preserve">[8]</w:t>
             </w:r>
           </w:p>
         </w:tc>
@@ -15698,13 +16483,13 @@
               <w:jc w:val="left"/>
             </w:pPr>
             <w:r>
-              <w:t xml:space="preserve">[4]</w:t>
+              <w:t xml:space="preserve">[5]</w:t>
             </w:r>
             <w:r>
               <w:t xml:space="preserve"> </w:t>
             </w:r>
             <w:r>
-              <w:t xml:space="preserve">[4]</w:t>
+              <w:t xml:space="preserve">[5]</w:t>
             </w:r>
           </w:p>
         </w:tc>
@@ -15766,13 +16551,13 @@
               <w:jc w:val="left"/>
             </w:pPr>
             <w:r>
-              <w:t xml:space="preserve">[11]</w:t>
+              <w:t xml:space="preserve">[12]</w:t>
             </w:r>
             <w:r>
               <w:t xml:space="preserve"> </w:t>
             </w:r>
             <w:r>
-              <w:t xml:space="preserve">[11]</w:t>
+              <w:t xml:space="preserve">[12]</w:t>
             </w:r>
           </w:p>
         </w:tc>
@@ -15834,33 +16619,13 @@
               <w:jc w:val="left"/>
             </w:pPr>
             <w:r>
-              <w:t xml:space="preserve">[</w:t>
-            </w:r>
-            <w:r>
-              <w:rPr>
-                <w:b/>
-                <w:bCs/>
-              </w:rPr>
-              <w:t xml:space="preserve">prabu2021?</w:t>
-            </w:r>
-            <w:r>
-              <w:t xml:space="preserve">]</w:t>
+              <w:t xml:space="preserve">[4]</w:t>
             </w:r>
             <w:r>
               <w:t xml:space="preserve"> </w:t>
             </w:r>
             <w:r>
-              <w:t xml:space="preserve">[</w:t>
-            </w:r>
-            <w:r>
-              <w:rPr>
-                <w:b/>
-                <w:bCs/>
-              </w:rPr>
-              <w:t xml:space="preserve">prabu2021?</w:t>
-            </w:r>
-            <w:r>
-              <w:t xml:space="preserve">]</w:t>
+              <w:t xml:space="preserve">[4]</w:t>
             </w:r>
           </w:p>
         </w:tc>
@@ -15922,13 +16687,13 @@
               <w:jc w:val="left"/>
             </w:pPr>
             <w:r>
-              <w:t xml:space="preserve">[9]</w:t>
+              <w:t xml:space="preserve">[10]</w:t>
             </w:r>
             <w:r>
               <w:t xml:space="preserve"> </w:t>
             </w:r>
             <w:r>
-              <w:t xml:space="preserve">[9]</w:t>
+              <w:t xml:space="preserve">[10]</w:t>
             </w:r>
           </w:p>
         </w:tc>
@@ -16084,13 +16849,13 @@
               <w:jc w:val="left"/>
             </w:pPr>
             <w:r>
-              <w:t xml:space="preserve">[18]</w:t>
+              <w:t xml:space="preserve">[19]</w:t>
             </w:r>
             <w:r>
               <w:t xml:space="preserve"> </w:t>
             </w:r>
             <w:r>
-              <w:t xml:space="preserve">[18]</w:t>
+              <w:t xml:space="preserve">[19]</w:t>
             </w:r>
           </w:p>
         </w:tc>
@@ -16152,13 +16917,13 @@
               <w:jc w:val="left"/>
             </w:pPr>
             <w:r>
-              <w:t xml:space="preserve">[19]</w:t>
+              <w:t xml:space="preserve">[20]</w:t>
             </w:r>
             <w:r>
               <w:t xml:space="preserve"> </w:t>
             </w:r>
             <w:r>
-              <w:t xml:space="preserve">[19]</w:t>
+              <w:t xml:space="preserve">[20]</w:t>
             </w:r>
           </w:p>
         </w:tc>
@@ -16220,13 +16985,13 @@
               <w:jc w:val="left"/>
             </w:pPr>
             <w:r>
-              <w:t xml:space="preserve">[20]</w:t>
+              <w:t xml:space="preserve">[21]</w:t>
             </w:r>
             <w:r>
               <w:t xml:space="preserve"> </w:t>
             </w:r>
             <w:r>
-              <w:t xml:space="preserve">[20]</w:t>
+              <w:t xml:space="preserve">[21]</w:t>
             </w:r>
           </w:p>
         </w:tc>
@@ -16314,13 +17079,13 @@
               <w:jc w:val="left"/>
             </w:pPr>
             <w:r>
-              <w:t xml:space="preserve">[12]</w:t>
+              <w:t xml:space="preserve">[13]</w:t>
             </w:r>
             <w:r>
               <w:t xml:space="preserve"> </w:t>
             </w:r>
             <w:r>
-              <w:t xml:space="preserve">[12]</w:t>
+              <w:t xml:space="preserve">[13]</w:t>
             </w:r>
           </w:p>
         </w:tc>
@@ -16382,13 +17147,13 @@
               <w:jc w:val="left"/>
             </w:pPr>
             <w:r>
-              <w:t xml:space="preserve">[13]</w:t>
+              <w:t xml:space="preserve">[14]</w:t>
             </w:r>
             <w:r>
               <w:t xml:space="preserve"> </w:t>
             </w:r>
             <w:r>
-              <w:t xml:space="preserve">[13]</w:t>
+              <w:t xml:space="preserve">[14]</w:t>
             </w:r>
           </w:p>
         </w:tc>
@@ -16450,13 +17215,13 @@
               <w:jc w:val="left"/>
             </w:pPr>
             <w:r>
-              <w:t xml:space="preserve">[14]</w:t>
+              <w:t xml:space="preserve">[15]</w:t>
             </w:r>
             <w:r>
               <w:t xml:space="preserve"> </w:t>
             </w:r>
             <w:r>
-              <w:t xml:space="preserve">[14]</w:t>
+              <w:t xml:space="preserve">[15]</w:t>
             </w:r>
           </w:p>
         </w:tc>
@@ -16518,13 +17283,13 @@
               <w:jc w:val="left"/>
             </w:pPr>
             <w:r>
-              <w:t xml:space="preserve">[15]</w:t>
+              <w:t xml:space="preserve">[16]</w:t>
             </w:r>
             <w:r>
               <w:t xml:space="preserve"> </w:t>
             </w:r>
             <w:r>
-              <w:t xml:space="preserve">[15]</w:t>
+              <w:t xml:space="preserve">[16]</w:t>
             </w:r>
           </w:p>
         </w:tc>
@@ -16586,13 +17351,13 @@
               <w:jc w:val="left"/>
             </w:pPr>
             <w:r>
-              <w:t xml:space="preserve">[16]</w:t>
+              <w:t xml:space="preserve">[17]</w:t>
             </w:r>
             <w:r>
               <w:t xml:space="preserve"> </w:t>
             </w:r>
             <w:r>
-              <w:t xml:space="preserve">[16]</w:t>
+              <w:t xml:space="preserve">[17]</w:t>
             </w:r>
           </w:p>
         </w:tc>
@@ -16654,13 +17419,13 @@
               <w:jc w:val="left"/>
             </w:pPr>
             <w:r>
-              <w:t xml:space="preserve">[17]</w:t>
+              <w:t xml:space="preserve">[18]</w:t>
             </w:r>
             <w:r>
               <w:t xml:space="preserve"> </w:t>
             </w:r>
             <w:r>
-              <w:t xml:space="preserve">[17]</w:t>
+              <w:t xml:space="preserve">[18]</w:t>
             </w:r>
           </w:p>
         </w:tc>
@@ -16884,13 +17649,13 @@
               <w:jc w:val="left"/>
             </w:pPr>
             <w:r>
-              <w:t xml:space="preserve">[23]</w:t>
+              <w:t xml:space="preserve">[24]</w:t>
             </w:r>
             <w:r>
               <w:t xml:space="preserve"> </w:t>
             </w:r>
             <w:r>
-              <w:t xml:space="preserve">[23]</w:t>
+              <w:t xml:space="preserve">[24]</w:t>
             </w:r>
           </w:p>
         </w:tc>
@@ -16952,13 +17717,13 @@
               <w:jc w:val="left"/>
             </w:pPr>
             <w:r>
-              <w:t xml:space="preserve">[22]</w:t>
+              <w:t xml:space="preserve">[23]</w:t>
             </w:r>
             <w:r>
               <w:t xml:space="preserve"> </w:t>
             </w:r>
             <w:r>
-              <w:t xml:space="preserve">[22]</w:t>
+              <w:t xml:space="preserve">[23]</w:t>
             </w:r>
           </w:p>
         </w:tc>
@@ -17020,13 +17785,13 @@
               <w:jc w:val="left"/>
             </w:pPr>
             <w:r>
-              <w:t xml:space="preserve">[21]</w:t>
+              <w:t xml:space="preserve">[22]</w:t>
             </w:r>
             <w:r>
               <w:t xml:space="preserve"> </w:t>
             </w:r>
             <w:r>
-              <w:t xml:space="preserve">[21]</w:t>
+              <w:t xml:space="preserve">[22]</w:t>
             </w:r>
           </w:p>
         </w:tc>
@@ -17114,13 +17879,13 @@
               <w:jc w:val="left"/>
             </w:pPr>
             <w:r>
-              <w:t xml:space="preserve">[25]</w:t>
+              <w:t xml:space="preserve">[26]</w:t>
             </w:r>
             <w:r>
               <w:t xml:space="preserve"> </w:t>
             </w:r>
             <w:r>
-              <w:t xml:space="preserve">[25]</w:t>
+              <w:t xml:space="preserve">[26]</w:t>
             </w:r>
           </w:p>
         </w:tc>
@@ -17182,13 +17947,13 @@
               <w:jc w:val="left"/>
             </w:pPr>
             <w:r>
-              <w:t xml:space="preserve">[24]</w:t>
+              <w:t xml:space="preserve">[25]</w:t>
             </w:r>
             <w:r>
               <w:t xml:space="preserve"> </w:t>
             </w:r>
             <w:r>
-              <w:t xml:space="preserve">[24]</w:t>
+              <w:t xml:space="preserve">[25]</w:t>
             </w:r>
           </w:p>
         </w:tc>
@@ -17250,13 +18015,13 @@
               <w:jc w:val="left"/>
             </w:pPr>
             <w:r>
-              <w:t xml:space="preserve">[27]</w:t>
+              <w:t xml:space="preserve">[28]</w:t>
             </w:r>
             <w:r>
               <w:t xml:space="preserve"> </w:t>
             </w:r>
             <w:r>
-              <w:t xml:space="preserve">[27]</w:t>
+              <w:t xml:space="preserve">[28]</w:t>
             </w:r>
           </w:p>
         </w:tc>
@@ -17318,13 +18083,13 @@
               <w:jc w:val="left"/>
             </w:pPr>
             <w:r>
-              <w:t xml:space="preserve">[28]</w:t>
+              <w:t xml:space="preserve">[29]</w:t>
             </w:r>
             <w:r>
               <w:t xml:space="preserve"> </w:t>
             </w:r>
             <w:r>
-              <w:t xml:space="preserve">[28]</w:t>
+              <w:t xml:space="preserve">[29]</w:t>
             </w:r>
           </w:p>
         </w:tc>
@@ -17386,13 +18151,13 @@
               <w:jc w:val="left"/>
             </w:pPr>
             <w:r>
-              <w:t xml:space="preserve">[26]</w:t>
+              <w:t xml:space="preserve">[27]</w:t>
             </w:r>
             <w:r>
               <w:t xml:space="preserve"> </w:t>
             </w:r>
             <w:r>
-              <w:t xml:space="preserve">[26]</w:t>
+              <w:t xml:space="preserve">[27]</w:t>
             </w:r>
           </w:p>
         </w:tc>
@@ -17454,13 +18219,13 @@
               <w:jc w:val="left"/>
             </w:pPr>
             <w:r>
-              <w:t xml:space="preserve">[29]</w:t>
+              <w:t xml:space="preserve">[30]</w:t>
             </w:r>
             <w:r>
               <w:t xml:space="preserve"> </w:t>
             </w:r>
             <w:r>
-              <w:t xml:space="preserve">[29]</w:t>
+              <w:t xml:space="preserve">[30]</w:t>
             </w:r>
           </w:p>
         </w:tc>
@@ -17522,13 +18287,13 @@
               <w:jc w:val="left"/>
             </w:pPr>
             <w:r>
-              <w:t xml:space="preserve">[30]</w:t>
+              <w:t xml:space="preserve">[31]</w:t>
             </w:r>
             <w:r>
               <w:t xml:space="preserve"> </w:t>
             </w:r>
             <w:r>
-              <w:t xml:space="preserve">[30]</w:t>
+              <w:t xml:space="preserve">[31]</w:t>
             </w:r>
           </w:p>
         </w:tc>
@@ -17590,13 +18355,13 @@
               <w:jc w:val="left"/>
             </w:pPr>
             <w:r>
-              <w:t xml:space="preserve">[31]</w:t>
+              <w:t xml:space="preserve">[32]</w:t>
             </w:r>
             <w:r>
               <w:t xml:space="preserve"> </w:t>
             </w:r>
             <w:r>
-              <w:t xml:space="preserve">[31]</w:t>
+              <w:t xml:space="preserve">[32]</w:t>
             </w:r>
           </w:p>
         </w:tc>
@@ -17718,7 +18483,7 @@
     </w:tbl>
     <w:bookmarkEnd w:id="87"/>
     <w:bookmarkEnd w:id="88"/>
-    <w:bookmarkStart w:id="203" w:name="X24062c73f475a9049b1d4b16e83655fb497e037"/>
+    <w:bookmarkStart w:id="207" w:name="X24062c73f475a9049b1d4b16e83655fb497e037"/>
     <w:p>
       <w:pPr>
         <w:pStyle w:val="Heading2"/>
@@ -18552,7 +19317,7 @@
       </w:tr>
     </w:tbl>
     <w:bookmarkEnd w:id="89"/>
-    <w:bookmarkStart w:id="202" w:name="refs"/>
+    <w:bookmarkStart w:id="206" w:name="refs"/>
     <w:bookmarkStart w:id="91" w:name="ref-ilyukhina2012"/>
     <w:p>
       <w:pPr>
@@ -18652,7 +19417,7 @@
       </w:r>
     </w:p>
     <w:bookmarkEnd w:id="95"/>
-    <w:bookmarkStart w:id="97" w:name="ref-wen2018"/>
+    <w:bookmarkStart w:id="97" w:name="ref-prabu2021"/>
     <w:p>
       <w:pPr>
         <w:pStyle w:val="Bibliography"/>
@@ -18667,12 +19432,45 @@
         <w:t xml:space="preserve">	</w:t>
       </w:r>
       <w:r>
+        <w:t xml:space="preserve">Prabu S, Wang H-W. Improved hydrogen generation from al/water reaction using different synthesized al( OH ) 3 catalyst crystalline phases. International Journal of Energy Research 2021;45:9518–29.</w:t>
+      </w:r>
+      <w:r>
+        <w:t xml:space="preserve"> </w:t>
+      </w:r>
+      <w:hyperlink r:id="rId96">
+        <w:r>
+          <w:rPr>
+            <w:rStyle w:val="Hyperlink"/>
+          </w:rPr>
+          <w:t xml:space="preserve">https://doi.org/10.1002/er.6478</w:t>
+        </w:r>
+      </w:hyperlink>
+      <w:r>
+        <w:t xml:space="preserve">.</w:t>
+      </w:r>
+    </w:p>
+    <w:bookmarkEnd w:id="97"/>
+    <w:bookmarkStart w:id="99" w:name="ref-wen2018"/>
+    <w:p>
+      <w:pPr>
+        <w:pStyle w:val="Bibliography"/>
+      </w:pPr>
+      <w:r>
+        <w:t xml:space="preserve">[5]</w:t>
+      </w:r>
+      <w:r>
+        <w:t xml:space="preserve"> </w:t>
+      </w:r>
+      <w:r>
+        <w:t xml:space="preserve">	</w:t>
+      </w:r>
+      <w:r>
         <w:t xml:space="preserve">Wen Y-C, Huang W-M, Wang H-W. Kinetics study on the generation of hydrogen from an aluminum/water system using synthesized aluminum hydroxides. International Journal of Energy Research 2018.</w:t>
       </w:r>
       <w:r>
         <w:t xml:space="preserve"> </w:t>
       </w:r>
-      <w:hyperlink r:id="rId96">
+      <w:hyperlink r:id="rId98">
         <w:r>
           <w:rPr>
             <w:rStyle w:val="Hyperlink"/>
@@ -18684,14 +19482,14 @@
         <w:t xml:space="preserve">.</w:t>
       </w:r>
     </w:p>
-    <w:bookmarkEnd w:id="97"/>
-    <w:bookmarkStart w:id="99" w:name="ref-porciuncula2012"/>
+    <w:bookmarkEnd w:id="99"/>
+    <w:bookmarkStart w:id="101" w:name="ref-porciuncula2012"/>
     <w:p>
       <w:pPr>
         <w:pStyle w:val="Bibliography"/>
       </w:pPr>
       <w:r>
-        <w:t xml:space="preserve">[5]</w:t>
+        <w:t xml:space="preserve">[6]</w:t>
       </w:r>
       <w:r>
         <w:t xml:space="preserve"> </w:t>
@@ -18705,7 +19503,7 @@
       <w:r>
         <w:t xml:space="preserve"> </w:t>
       </w:r>
-      <w:hyperlink r:id="rId98">
+      <w:hyperlink r:id="rId100">
         <w:r>
           <w:rPr>
             <w:rStyle w:val="Hyperlink"/>
@@ -18717,14 +19515,14 @@
         <w:t xml:space="preserve">.</w:t>
       </w:r>
     </w:p>
-    <w:bookmarkEnd w:id="99"/>
-    <w:bookmarkStart w:id="101" w:name="ref-das2023fuel"/>
+    <w:bookmarkEnd w:id="101"/>
+    <w:bookmarkStart w:id="103" w:name="ref-das2023fuel"/>
     <w:p>
       <w:pPr>
         <w:pStyle w:val="Bibliography"/>
       </w:pPr>
       <w:r>
-        <w:t xml:space="preserve">[6]</w:t>
+        <w:t xml:space="preserve">[7]</w:t>
       </w:r>
       <w:r>
         <w:t xml:space="preserve"> </w:t>
@@ -18738,7 +19536,7 @@
       <w:r>
         <w:t xml:space="preserve"> </w:t>
       </w:r>
-      <w:hyperlink r:id="rId100">
+      <w:hyperlink r:id="rId102">
         <w:r>
           <w:rPr>
             <w:rStyle w:val="Hyperlink"/>
@@ -18750,14 +19548,14 @@
         <w:t xml:space="preserve">.</w:t>
       </w:r>
     </w:p>
-    <w:bookmarkEnd w:id="101"/>
-    <w:bookmarkStart w:id="103" w:name="ref-wanghq2017"/>
+    <w:bookmarkEnd w:id="103"/>
+    <w:bookmarkStart w:id="105" w:name="ref-wanghq2017"/>
     <w:p>
       <w:pPr>
         <w:pStyle w:val="Bibliography"/>
       </w:pPr>
       <w:r>
-        <w:t xml:space="preserve">[7]</w:t>
+        <w:t xml:space="preserve">[8]</w:t>
       </w:r>
       <w:r>
         <w:t xml:space="preserve"> </w:t>
@@ -18771,7 +19569,7 @@
       <w:r>
         <w:t xml:space="preserve"> </w:t>
       </w:r>
-      <w:hyperlink r:id="rId102">
+      <w:hyperlink r:id="rId104">
         <w:r>
           <w:rPr>
             <w:rStyle w:val="Hyperlink"/>
@@ -18783,14 +19581,14 @@
         <w:t xml:space="preserve">.</w:t>
       </w:r>
     </w:p>
-    <w:bookmarkEnd w:id="103"/>
-    <w:bookmarkStart w:id="105" w:name="ref-yavor2013"/>
+    <w:bookmarkEnd w:id="105"/>
+    <w:bookmarkStart w:id="107" w:name="ref-yavor2013"/>
     <w:p>
       <w:pPr>
         <w:pStyle w:val="Bibliography"/>
       </w:pPr>
       <w:r>
-        <w:t xml:space="preserve">[8]</w:t>
+        <w:t xml:space="preserve">[9]</w:t>
       </w:r>
       <w:r>
         <w:t xml:space="preserve"> </w:t>
@@ -18804,7 +19602,7 @@
       <w:r>
         <w:t xml:space="preserve"> </w:t>
       </w:r>
-      <w:hyperlink r:id="rId104">
+      <w:hyperlink r:id="rId106">
         <w:r>
           <w:rPr>
             <w:rStyle w:val="Hyperlink"/>
@@ -18816,14 +19614,14 @@
         <w:t xml:space="preserve">.</w:t>
       </w:r>
     </w:p>
-    <w:bookmarkEnd w:id="105"/>
-    <w:bookmarkStart w:id="107" w:name="ref-trowell2022"/>
+    <w:bookmarkEnd w:id="107"/>
+    <w:bookmarkStart w:id="109" w:name="ref-trowell2022"/>
     <w:p>
       <w:pPr>
         <w:pStyle w:val="Bibliography"/>
       </w:pPr>
       <w:r>
-        <w:t xml:space="preserve">[9]</w:t>
+        <w:t xml:space="preserve">[10]</w:t>
       </w:r>
       <w:r>
         <w:t xml:space="preserve"> </w:t>
@@ -18837,7 +19635,7 @@
       <w:r>
         <w:t xml:space="preserve"> </w:t>
       </w:r>
-      <w:hyperlink r:id="rId106">
+      <w:hyperlink r:id="rId108">
         <w:r>
           <w:rPr>
             <w:rStyle w:val="Hyperlink"/>
@@ -18849,14 +19647,14 @@
         <w:t xml:space="preserve">.</w:t>
       </w:r>
     </w:p>
-    <w:bookmarkEnd w:id="107"/>
-    <w:bookmarkStart w:id="109" w:name="ref-deng2010"/>
+    <w:bookmarkEnd w:id="109"/>
+    <w:bookmarkStart w:id="111" w:name="ref-deng2010"/>
     <w:p>
       <w:pPr>
         <w:pStyle w:val="Bibliography"/>
       </w:pPr>
       <w:r>
-        <w:t xml:space="preserve">[10]</w:t>
+        <w:t xml:space="preserve">[11]</w:t>
       </w:r>
       <w:r>
         <w:t xml:space="preserve"> </w:t>
@@ -18865,12 +19663,12 @@
         <w:t xml:space="preserve">	</w:t>
       </w:r>
       <w:r>
-        <w:t xml:space="preserve">Deng Z, Zhu L, Tang Y, Sakka Y, Ye J, Xie R. Role of particle sizes in hydrogen generation by the reaction of al with water. Journal of the American Ceramic Society 2010;93:2998–3001.</w:t>
-      </w:r>
-      <w:r>
-        <w:t xml:space="preserve"> </w:t>
-      </w:r>
-      <w:hyperlink r:id="rId108">
+        <w:t xml:space="preserve">Deng Z-Y, Zhu L-L, Tang Y-B, Sakka Y, Ye J, Xie R-J. Role of particle sizes in hydrogen generation by the reaction of al with water. Journal of the American Ceramic Society 2010;93:2998–3001.</w:t>
+      </w:r>
+      <w:r>
+        <w:t xml:space="preserve"> </w:t>
+      </w:r>
+      <w:hyperlink r:id="rId110">
         <w:r>
           <w:rPr>
             <w:rStyle w:val="Hyperlink"/>
@@ -18882,14 +19680,14 @@
         <w:t xml:space="preserve">.</w:t>
       </w:r>
     </w:p>
-    <w:bookmarkEnd w:id="109"/>
-    <w:bookmarkStart w:id="111" w:name="ref-rin2021"/>
+    <w:bookmarkEnd w:id="111"/>
+    <w:bookmarkStart w:id="113" w:name="ref-rin2021"/>
     <w:p>
       <w:pPr>
         <w:pStyle w:val="Bibliography"/>
       </w:pPr>
       <w:r>
-        <w:t xml:space="preserve">[11]</w:t>
+        <w:t xml:space="preserve">[12]</w:t>
       </w:r>
       <w:r>
         <w:t xml:space="preserve"> </w:t>
@@ -18903,7 +19701,7 @@
       <w:r>
         <w:t xml:space="preserve"> </w:t>
       </w:r>
-      <w:hyperlink r:id="rId110">
+      <w:hyperlink r:id="rId112">
         <w:r>
           <w:rPr>
             <w:rStyle w:val="Hyperlink"/>
@@ -18915,14 +19713,14 @@
         <w:t xml:space="preserve">.</w:t>
       </w:r>
     </w:p>
-    <w:bookmarkEnd w:id="111"/>
-    <w:bookmarkStart w:id="113" w:name="ref-xiao2018"/>
+    <w:bookmarkEnd w:id="113"/>
+    <w:bookmarkStart w:id="115" w:name="ref-xiao2018"/>
     <w:p>
       <w:pPr>
         <w:pStyle w:val="Bibliography"/>
       </w:pPr>
       <w:r>
-        <w:t xml:space="preserve">[12]</w:t>
+        <w:t xml:space="preserve">[13]</w:t>
       </w:r>
       <w:r>
         <w:t xml:space="preserve"> </w:t>
@@ -18936,7 +19734,7 @@
       <w:r>
         <w:t xml:space="preserve"> </w:t>
       </w:r>
-      <w:hyperlink r:id="rId112">
+      <w:hyperlink r:id="rId114">
         <w:r>
           <w:rPr>
             <w:rStyle w:val="Hyperlink"/>
@@ -18948,14 +19746,14 @@
         <w:t xml:space="preserve">.</w:t>
       </w:r>
     </w:p>
-    <w:bookmarkEnd w:id="113"/>
-    <w:bookmarkStart w:id="115" w:name="ref-guan2019"/>
+    <w:bookmarkEnd w:id="115"/>
+    <w:bookmarkStart w:id="117" w:name="ref-guan2019"/>
     <w:p>
       <w:pPr>
         <w:pStyle w:val="Bibliography"/>
       </w:pPr>
       <w:r>
-        <w:t xml:space="preserve">[13]</w:t>
+        <w:t xml:space="preserve">[14]</w:t>
       </w:r>
       <w:r>
         <w:t xml:space="preserve"> </w:t>
@@ -18969,7 +19767,7 @@
       <w:r>
         <w:t xml:space="preserve"> </w:t>
       </w:r>
-      <w:hyperlink r:id="rId114">
+      <w:hyperlink r:id="rId116">
         <w:r>
           <w:rPr>
             <w:rStyle w:val="Hyperlink"/>
@@ -18981,14 +19779,14 @@
         <w:t xml:space="preserve">.</w:t>
       </w:r>
     </w:p>
-    <w:bookmarkEnd w:id="115"/>
-    <w:bookmarkStart w:id="117" w:name="ref-preez2018"/>
+    <w:bookmarkEnd w:id="117"/>
+    <w:bookmarkStart w:id="119" w:name="ref-preez2018"/>
     <w:p>
       <w:pPr>
         <w:pStyle w:val="Bibliography"/>
       </w:pPr>
       <w:r>
-        <w:t xml:space="preserve">[14]</w:t>
+        <w:t xml:space="preserve">[15]</w:t>
       </w:r>
       <w:r>
         <w:t xml:space="preserve"> </w:t>
@@ -19002,7 +19800,7 @@
       <w:r>
         <w:t xml:space="preserve"> </w:t>
       </w:r>
-      <w:hyperlink r:id="rId116">
+      <w:hyperlink r:id="rId118">
         <w:r>
           <w:rPr>
             <w:rStyle w:val="Hyperlink"/>
@@ -19014,14 +19812,14 @@
         <w:t xml:space="preserve">.</w:t>
       </w:r>
     </w:p>
-    <w:bookmarkEnd w:id="117"/>
-    <w:bookmarkStart w:id="119" w:name="ref-chen2020"/>
+    <w:bookmarkEnd w:id="119"/>
+    <w:bookmarkStart w:id="121" w:name="ref-chen2020"/>
     <w:p>
       <w:pPr>
         <w:pStyle w:val="Bibliography"/>
       </w:pPr>
       <w:r>
-        <w:t xml:space="preserve">[15]</w:t>
+        <w:t xml:space="preserve">[16]</w:t>
       </w:r>
       <w:r>
         <w:t xml:space="preserve"> </w:t>
@@ -19035,7 +19833,7 @@
       <w:r>
         <w:t xml:space="preserve"> </w:t>
       </w:r>
-      <w:hyperlink r:id="rId118">
+      <w:hyperlink r:id="rId120">
         <w:r>
           <w:rPr>
             <w:rStyle w:val="Hyperlink"/>
@@ -19047,14 +19845,14 @@
         <w:t xml:space="preserve">.</w:t>
       </w:r>
     </w:p>
-    <w:bookmarkEnd w:id="119"/>
-    <w:bookmarkStart w:id="121" w:name="ref-xiao2020"/>
+    <w:bookmarkEnd w:id="121"/>
+    <w:bookmarkStart w:id="123" w:name="ref-xiao2020"/>
     <w:p>
       <w:pPr>
         <w:pStyle w:val="Bibliography"/>
       </w:pPr>
       <w:r>
-        <w:t xml:space="preserve">[16]</w:t>
+        <w:t xml:space="preserve">[17]</w:t>
       </w:r>
       <w:r>
         <w:t xml:space="preserve"> </w:t>
@@ -19068,7 +19866,7 @@
       <w:r>
         <w:t xml:space="preserve"> </w:t>
       </w:r>
-      <w:hyperlink r:id="rId120">
+      <w:hyperlink r:id="rId122">
         <w:r>
           <w:rPr>
             <w:rStyle w:val="Hyperlink"/>
@@ -19080,14 +19878,14 @@
         <w:t xml:space="preserve">.</w:t>
       </w:r>
     </w:p>
-    <w:bookmarkEnd w:id="121"/>
-    <w:bookmarkStart w:id="123" w:name="ref-davies2022mat"/>
+    <w:bookmarkEnd w:id="123"/>
+    <w:bookmarkStart w:id="125" w:name="ref-davies2022mat"/>
     <w:p>
       <w:pPr>
         <w:pStyle w:val="Bibliography"/>
       </w:pPr>
       <w:r>
-        <w:t xml:space="preserve">[17]</w:t>
+        <w:t xml:space="preserve">[18]</w:t>
       </w:r>
       <w:r>
         <w:t xml:space="preserve"> </w:t>
@@ -19101,7 +19899,7 @@
       <w:r>
         <w:t xml:space="preserve"> </w:t>
       </w:r>
-      <w:hyperlink r:id="rId122">
+      <w:hyperlink r:id="rId124">
         <w:r>
           <w:rPr>
             <w:rStyle w:val="Hyperlink"/>
@@ -19113,14 +19911,14 @@
         <w:t xml:space="preserve">.</w:t>
       </w:r>
     </w:p>
-    <w:bookmarkEnd w:id="123"/>
-    <w:bookmarkStart w:id="125" w:name="ref-liuyh2017"/>
+    <w:bookmarkEnd w:id="125"/>
+    <w:bookmarkStart w:id="127" w:name="ref-liuyh2017"/>
     <w:p>
       <w:pPr>
         <w:pStyle w:val="Bibliography"/>
       </w:pPr>
       <w:r>
-        <w:t xml:space="preserve">[18]</w:t>
+        <w:t xml:space="preserve">[19]</w:t>
       </w:r>
       <w:r>
         <w:t xml:space="preserve"> </w:t>
@@ -19134,7 +19932,7 @@
       <w:r>
         <w:t xml:space="preserve"> </w:t>
       </w:r>
-      <w:hyperlink r:id="rId124">
+      <w:hyperlink r:id="rId126">
         <w:r>
           <w:rPr>
             <w:rStyle w:val="Hyperlink"/>
@@ -19146,14 +19944,14 @@
         <w:t xml:space="preserve">.</w:t>
       </w:r>
     </w:p>
-    <w:bookmarkEnd w:id="125"/>
-    <w:bookmarkStart w:id="127" w:name="ref-qiao2019"/>
+    <w:bookmarkEnd w:id="127"/>
+    <w:bookmarkStart w:id="129" w:name="ref-qiao2019"/>
     <w:p>
       <w:pPr>
         <w:pStyle w:val="Bibliography"/>
       </w:pPr>
       <w:r>
-        <w:t xml:space="preserve">[19]</w:t>
+        <w:t xml:space="preserve">[20]</w:t>
       </w:r>
       <w:r>
         <w:t xml:space="preserve"> </w:t>
@@ -19167,7 +19965,7 @@
       <w:r>
         <w:t xml:space="preserve"> </w:t>
       </w:r>
-      <w:hyperlink r:id="rId126">
+      <w:hyperlink r:id="rId128">
         <w:r>
           <w:rPr>
             <w:rStyle w:val="Hyperlink"/>
@@ -19179,14 +19977,14 @@
         <w:t xml:space="preserve">.</w:t>
       </w:r>
     </w:p>
-    <w:bookmarkEnd w:id="127"/>
-    <w:bookmarkStart w:id="129" w:name="ref-meng2022"/>
+    <w:bookmarkEnd w:id="129"/>
+    <w:bookmarkStart w:id="131" w:name="ref-meng2022"/>
     <w:p>
       <w:pPr>
         <w:pStyle w:val="Bibliography"/>
       </w:pPr>
       <w:r>
-        <w:t xml:space="preserve">[20]</w:t>
+        <w:t xml:space="preserve">[21]</w:t>
       </w:r>
       <w:r>
         <w:t xml:space="preserve"> </w:t>
@@ -19200,7 +19998,7 @@
       <w:r>
         <w:t xml:space="preserve"> </w:t>
       </w:r>
-      <w:hyperlink r:id="rId128">
+      <w:hyperlink r:id="rId130">
         <w:r>
           <w:rPr>
             <w:rStyle w:val="Hyperlink"/>
@@ -19212,14 +20010,14 @@
         <w:t xml:space="preserve">.</w:t>
       </w:r>
     </w:p>
-    <w:bookmarkEnd w:id="129"/>
-    <w:bookmarkStart w:id="131" w:name="ref-jayaraman2015"/>
+    <w:bookmarkEnd w:id="131"/>
+    <w:bookmarkStart w:id="133" w:name="ref-jayaraman2015"/>
     <w:p>
       <w:pPr>
         <w:pStyle w:val="Bibliography"/>
       </w:pPr>
       <w:r>
-        <w:t xml:space="preserve">[21]</w:t>
+        <w:t xml:space="preserve">[22]</w:t>
       </w:r>
       <w:r>
         <w:t xml:space="preserve"> </w:t>
@@ -19233,7 +20031,7 @@
       <w:r>
         <w:t xml:space="preserve"> </w:t>
       </w:r>
-      <w:hyperlink r:id="rId130">
+      <w:hyperlink r:id="rId132">
         <w:r>
           <w:rPr>
             <w:rStyle w:val="Hyperlink"/>
@@ -19245,14 +20043,14 @@
         <w:t xml:space="preserve">.</w:t>
       </w:r>
     </w:p>
-    <w:bookmarkEnd w:id="131"/>
-    <w:bookmarkStart w:id="133" w:name="ref-lu2017"/>
+    <w:bookmarkEnd w:id="133"/>
+    <w:bookmarkStart w:id="135" w:name="ref-lu2017"/>
     <w:p>
       <w:pPr>
         <w:pStyle w:val="Bibliography"/>
       </w:pPr>
       <w:r>
-        <w:t xml:space="preserve">[22]</w:t>
+        <w:t xml:space="preserve">[23]</w:t>
       </w:r>
       <w:r>
         <w:t xml:space="preserve"> </w:t>
@@ -19266,7 +20064,7 @@
       <w:r>
         <w:t xml:space="preserve"> </w:t>
       </w:r>
-      <w:hyperlink r:id="rId132">
+      <w:hyperlink r:id="rId134">
         <w:r>
           <w:rPr>
             <w:rStyle w:val="Hyperlink"/>
@@ -19278,14 +20076,14 @@
         <w:t xml:space="preserve">.</w:t>
       </w:r>
     </w:p>
-    <w:bookmarkEnd w:id="133"/>
-    <w:bookmarkStart w:id="135" w:name="ref-fischman2020"/>
+    <w:bookmarkEnd w:id="135"/>
+    <w:bookmarkStart w:id="137" w:name="ref-fischman2020"/>
     <w:p>
       <w:pPr>
         <w:pStyle w:val="Bibliography"/>
       </w:pPr>
       <w:r>
-        <w:t xml:space="preserve">[23]</w:t>
+        <w:t xml:space="preserve">[24]</w:t>
       </w:r>
       <w:r>
         <w:t xml:space="preserve"> </w:t>
@@ -19299,7 +20097,7 @@
       <w:r>
         <w:t xml:space="preserve"> </w:t>
       </w:r>
-      <w:hyperlink r:id="rId134">
+      <w:hyperlink r:id="rId136">
         <w:r>
           <w:rPr>
             <w:rStyle w:val="Hyperlink"/>
@@ -19311,14 +20109,14 @@
         <w:t xml:space="preserve">.</w:t>
       </w:r>
     </w:p>
-    <w:bookmarkEnd w:id="135"/>
-    <w:bookmarkStart w:id="137" w:name="ref-gupta2025"/>
+    <w:bookmarkEnd w:id="137"/>
+    <w:bookmarkStart w:id="139" w:name="ref-gupta2025"/>
     <w:p>
       <w:pPr>
         <w:pStyle w:val="Bibliography"/>
       </w:pPr>
       <w:r>
-        <w:t xml:space="preserve">[24]</w:t>
+        <w:t xml:space="preserve">[25]</w:t>
       </w:r>
       <w:r>
         <w:t xml:space="preserve"> </w:t>
@@ -19332,7 +20130,7 @@
       <w:r>
         <w:t xml:space="preserve"> </w:t>
       </w:r>
-      <w:hyperlink r:id="rId136">
+      <w:hyperlink r:id="rId138">
         <w:r>
           <w:rPr>
             <w:rStyle w:val="Hyperlink"/>
@@ -19344,14 +20142,14 @@
         <w:t xml:space="preserve">.</w:t>
       </w:r>
     </w:p>
-    <w:bookmarkEnd w:id="137"/>
-    <w:bookmarkStart w:id="139" w:name="ref-ho2016"/>
+    <w:bookmarkEnd w:id="139"/>
+    <w:bookmarkStart w:id="141" w:name="ref-ho2016"/>
     <w:p>
       <w:pPr>
         <w:pStyle w:val="Bibliography"/>
       </w:pPr>
       <w:r>
-        <w:t xml:space="preserve">[25]</w:t>
+        <w:t xml:space="preserve">[26]</w:t>
       </w:r>
       <w:r>
         <w:t xml:space="preserve"> </w:t>
@@ -19365,7 +20163,7 @@
       <w:r>
         <w:t xml:space="preserve"> </w:t>
       </w:r>
-      <w:hyperlink r:id="rId138">
+      <w:hyperlink r:id="rId140">
         <w:r>
           <w:rPr>
             <w:rStyle w:val="Hyperlink"/>
@@ -19377,14 +20175,14 @@
         <w:t xml:space="preserve">.</w:t>
       </w:r>
     </w:p>
-    <w:bookmarkEnd w:id="139"/>
-    <w:bookmarkStart w:id="141" w:name="ref-knoks2025"/>
+    <w:bookmarkEnd w:id="141"/>
+    <w:bookmarkStart w:id="143" w:name="ref-knoks2025"/>
     <w:p>
       <w:pPr>
         <w:pStyle w:val="Bibliography"/>
       </w:pPr>
       <w:r>
-        <w:t xml:space="preserve">[26]</w:t>
+        <w:t xml:space="preserve">[27]</w:t>
       </w:r>
       <w:r>
         <w:t xml:space="preserve"> </w:t>
@@ -19398,7 +20196,7 @@
       <w:r>
         <w:t xml:space="preserve"> </w:t>
       </w:r>
-      <w:hyperlink r:id="rId140">
+      <w:hyperlink r:id="rId142">
         <w:r>
           <w:rPr>
             <w:rStyle w:val="Hyperlink"/>
@@ -19410,14 +20208,14 @@
         <w:t xml:space="preserve">.</w:t>
       </w:r>
     </w:p>
-    <w:bookmarkEnd w:id="141"/>
-    <w:bookmarkStart w:id="143" w:name="ref-mezulis2023"/>
+    <w:bookmarkEnd w:id="143"/>
+    <w:bookmarkStart w:id="145" w:name="ref-mezulis2023"/>
     <w:p>
       <w:pPr>
         <w:pStyle w:val="Bibliography"/>
       </w:pPr>
       <w:r>
-        <w:t xml:space="preserve">[27]</w:t>
+        <w:t xml:space="preserve">[28]</w:t>
       </w:r>
       <w:r>
         <w:t xml:space="preserve"> </w:t>
@@ -19431,7 +20229,7 @@
       <w:r>
         <w:t xml:space="preserve"> </w:t>
       </w:r>
-      <w:hyperlink r:id="rId142">
+      <w:hyperlink r:id="rId144">
         <w:r>
           <w:rPr>
             <w:rStyle w:val="Hyperlink"/>
@@ -19443,14 +20241,14 @@
         <w:t xml:space="preserve">.</w:t>
       </w:r>
     </w:p>
-    <w:bookmarkEnd w:id="143"/>
-    <w:bookmarkStart w:id="145" w:name="ref-martinezv2026"/>
+    <w:bookmarkEnd w:id="145"/>
+    <w:bookmarkStart w:id="147" w:name="ref-martinezv2026"/>
     <w:p>
       <w:pPr>
         <w:pStyle w:val="Bibliography"/>
       </w:pPr>
       <w:r>
-        <w:t xml:space="preserve">[28]</w:t>
+        <w:t xml:space="preserve">[29]</w:t>
       </w:r>
       <w:r>
         <w:t xml:space="preserve"> </w:t>
@@ -19464,7 +20262,7 @@
       <w:r>
         <w:t xml:space="preserve"> </w:t>
       </w:r>
-      <w:hyperlink r:id="rId144">
+      <w:hyperlink r:id="rId146">
         <w:r>
           <w:rPr>
             <w:rStyle w:val="Hyperlink"/>
@@ -19476,14 +20274,14 @@
         <w:t xml:space="preserve">.</w:t>
       </w:r>
     </w:p>
-    <w:bookmarkEnd w:id="145"/>
-    <w:bookmarkStart w:id="147" w:name="ref-buryakov2023met"/>
+    <w:bookmarkEnd w:id="147"/>
+    <w:bookmarkStart w:id="149" w:name="ref-buryakov2023met"/>
     <w:p>
       <w:pPr>
         <w:pStyle w:val="Bibliography"/>
       </w:pPr>
       <w:r>
-        <w:t xml:space="preserve">[29]</w:t>
+        <w:t xml:space="preserve">[30]</w:t>
       </w:r>
       <w:r>
         <w:t xml:space="preserve"> </w:t>
@@ -19497,7 +20295,7 @@
       <w:r>
         <w:t xml:space="preserve"> </w:t>
       </w:r>
-      <w:hyperlink r:id="rId146">
+      <w:hyperlink r:id="rId148">
         <w:r>
           <w:rPr>
             <w:rStyle w:val="Hyperlink"/>
@@ -19509,14 +20307,14 @@
         <w:t xml:space="preserve">.</w:t>
       </w:r>
     </w:p>
-    <w:bookmarkEnd w:id="147"/>
-    <w:bookmarkStart w:id="149" w:name="ref-urbonav2024"/>
+    <w:bookmarkEnd w:id="149"/>
+    <w:bookmarkStart w:id="151" w:name="ref-urbonav2024"/>
     <w:p>
       <w:pPr>
         <w:pStyle w:val="Bibliography"/>
       </w:pPr>
       <w:r>
-        <w:t xml:space="preserve">[30]</w:t>
+        <w:t xml:space="preserve">[31]</w:t>
       </w:r>
       <w:r>
         <w:t xml:space="preserve"> </w:t>
@@ -19530,7 +20328,7 @@
       <w:r>
         <w:t xml:space="preserve"> </w:t>
       </w:r>
-      <w:hyperlink r:id="rId148">
+      <w:hyperlink r:id="rId150">
         <w:r>
           <w:rPr>
             <w:rStyle w:val="Hyperlink"/>
@@ -19542,14 +20340,14 @@
         <w:t xml:space="preserve">.</w:t>
       </w:r>
     </w:p>
-    <w:bookmarkEnd w:id="149"/>
-    <w:bookmarkStart w:id="151" w:name="ref-fadhilah2023"/>
+    <w:bookmarkEnd w:id="151"/>
+    <w:bookmarkStart w:id="153" w:name="ref-fadhilah2023"/>
     <w:p>
       <w:pPr>
         <w:pStyle w:val="Bibliography"/>
       </w:pPr>
       <w:r>
-        <w:t xml:space="preserve">[31]</w:t>
+        <w:t xml:space="preserve">[32]</w:t>
       </w:r>
       <w:r>
         <w:t xml:space="preserve"> </w:t>
@@ -19563,7 +20361,7 @@
       <w:r>
         <w:t xml:space="preserve"> </w:t>
       </w:r>
-      <w:hyperlink r:id="rId150">
+      <w:hyperlink r:id="rId152">
         <w:r>
           <w:rPr>
             <w:rStyle w:val="Hyperlink"/>
@@ -19575,14 +20373,14 @@
         <w:t xml:space="preserve">.</w:t>
       </w:r>
     </w:p>
-    <w:bookmarkEnd w:id="151"/>
-    <w:bookmarkStart w:id="153" w:name="ref-musicco2025"/>
+    <w:bookmarkEnd w:id="153"/>
+    <w:bookmarkStart w:id="155" w:name="ref-musicco2025"/>
     <w:p>
       <w:pPr>
         <w:pStyle w:val="Bibliography"/>
       </w:pPr>
       <w:r>
-        <w:t xml:space="preserve">[32]</w:t>
+        <w:t xml:space="preserve">[33]</w:t>
       </w:r>
       <w:r>
         <w:t xml:space="preserve"> </w:t>
@@ -19596,7 +20394,7 @@
       <w:r>
         <w:t xml:space="preserve"> </w:t>
       </w:r>
-      <w:hyperlink r:id="rId152">
+      <w:hyperlink r:id="rId154">
         <w:r>
           <w:rPr>
             <w:rStyle w:val="Hyperlink"/>
@@ -19608,14 +20406,14 @@
         <w:t xml:space="preserve">.</w:t>
       </w:r>
     </w:p>
-    <w:bookmarkEnd w:id="153"/>
-    <w:bookmarkStart w:id="155" w:name="ref-dupreez2021review"/>
+    <w:bookmarkEnd w:id="155"/>
+    <w:bookmarkStart w:id="157" w:name="ref-dupreez2021review"/>
     <w:p>
       <w:pPr>
         <w:pStyle w:val="Bibliography"/>
       </w:pPr>
       <w:r>
-        <w:t xml:space="preserve">[33]</w:t>
+        <w:t xml:space="preserve">[34]</w:t>
       </w:r>
       <w:r>
         <w:t xml:space="preserve"> </w:t>
@@ -19629,7 +20427,7 @@
       <w:r>
         <w:t xml:space="preserve"> </w:t>
       </w:r>
-      <w:hyperlink r:id="rId154">
+      <w:hyperlink r:id="rId156">
         <w:r>
           <w:rPr>
             <w:rStyle w:val="Hyperlink"/>
@@ -19641,14 +20439,14 @@
         <w:t xml:space="preserve">.</w:t>
       </w:r>
     </w:p>
-    <w:bookmarkEnd w:id="155"/>
-    <w:bookmarkStart w:id="157" w:name="ref-bernett2024"/>
+    <w:bookmarkEnd w:id="157"/>
+    <w:bookmarkStart w:id="159" w:name="ref-bernett2024"/>
     <w:p>
       <w:pPr>
         <w:pStyle w:val="Bibliography"/>
       </w:pPr>
       <w:r>
-        <w:t xml:space="preserve">[34]</w:t>
+        <w:t xml:space="preserve">[35]</w:t>
       </w:r>
       <w:r>
         <w:t xml:space="preserve"> </w:t>
@@ -19662,7 +20460,7 @@
       <w:r>
         <w:t xml:space="preserve"> </w:t>
       </w:r>
-      <w:hyperlink r:id="rId156">
+      <w:hyperlink r:id="rId158">
         <w:r>
           <w:rPr>
             <w:rStyle w:val="Hyperlink"/>
@@ -19674,14 +20472,14 @@
         <w:t xml:space="preserve">.</w:t>
       </w:r>
     </w:p>
-    <w:bookmarkEnd w:id="157"/>
-    <w:bookmarkStart w:id="159" w:name="ref-john2025"/>
+    <w:bookmarkEnd w:id="159"/>
+    <w:bookmarkStart w:id="161" w:name="ref-john2025"/>
     <w:p>
       <w:pPr>
         <w:pStyle w:val="Bibliography"/>
       </w:pPr>
       <w:r>
-        <w:t xml:space="preserve">[35]</w:t>
+        <w:t xml:space="preserve">[36]</w:t>
       </w:r>
       <w:r>
         <w:t xml:space="preserve"> </w:t>
@@ -19695,7 +20493,7 @@
       <w:r>
         <w:t xml:space="preserve"> </w:t>
       </w:r>
-      <w:hyperlink r:id="rId158">
+      <w:hyperlink r:id="rId160">
         <w:r>
           <w:rPr>
             <w:rStyle w:val="Hyperlink"/>
@@ -19707,14 +20505,14 @@
         <w:t xml:space="preserve">.</w:t>
       </w:r>
     </w:p>
-    <w:bookmarkEnd w:id="159"/>
-    <w:bookmarkStart w:id="161" w:name="ref-pomerantsev2021"/>
+    <w:bookmarkEnd w:id="161"/>
+    <w:bookmarkStart w:id="163" w:name="ref-pomerantsev2021"/>
     <w:p>
       <w:pPr>
         <w:pStyle w:val="Bibliography"/>
       </w:pPr>
       <w:r>
-        <w:t xml:space="preserve">[36]</w:t>
+        <w:t xml:space="preserve">[37]</w:t>
       </w:r>
       <w:r>
         <w:t xml:space="preserve"> </w:t>
@@ -19728,7 +20526,7 @@
       <w:r>
         <w:t xml:space="preserve"> </w:t>
       </w:r>
-      <w:hyperlink r:id="rId160">
+      <w:hyperlink r:id="rId162">
         <w:r>
           <w:rPr>
             <w:rStyle w:val="Hyperlink"/>
@@ -19740,14 +20538,14 @@
         <w:t xml:space="preserve">.</w:t>
       </w:r>
     </w:p>
-    <w:bookmarkEnd w:id="161"/>
-    <w:bookmarkStart w:id="163" w:name="ref-suvarna2024"/>
+    <w:bookmarkEnd w:id="163"/>
+    <w:bookmarkStart w:id="165" w:name="ref-suvarna2024"/>
     <w:p>
       <w:pPr>
         <w:pStyle w:val="Bibliography"/>
       </w:pPr>
       <w:r>
-        <w:t xml:space="preserve">[37]</w:t>
+        <w:t xml:space="preserve">[38]</w:t>
       </w:r>
       <w:r>
         <w:t xml:space="preserve"> </w:t>
@@ -19761,7 +20559,7 @@
       <w:r>
         <w:t xml:space="preserve"> </w:t>
       </w:r>
-      <w:hyperlink r:id="rId162">
+      <w:hyperlink r:id="rId164">
         <w:r>
           <w:rPr>
             <w:rStyle w:val="Hyperlink"/>
@@ -19773,14 +20571,14 @@
         <w:t xml:space="preserve">.</w:t>
       </w:r>
     </w:p>
-    <w:bookmarkEnd w:id="163"/>
-    <w:bookmarkStart w:id="165" w:name="ref-bozalginesta2025"/>
+    <w:bookmarkEnd w:id="165"/>
+    <w:bookmarkStart w:id="167" w:name="ref-bozalginesta2025"/>
     <w:p>
       <w:pPr>
         <w:pStyle w:val="Bibliography"/>
       </w:pPr>
       <w:r>
-        <w:t xml:space="preserve">[38]</w:t>
+        <w:t xml:space="preserve">[39]</w:t>
       </w:r>
       <w:r>
         <w:t xml:space="preserve"> </w:t>
@@ -19794,7 +20592,7 @@
       <w:r>
         <w:t xml:space="preserve"> </w:t>
       </w:r>
-      <w:hyperlink r:id="rId164">
+      <w:hyperlink r:id="rId166">
         <w:r>
           <w:rPr>
             <w:rStyle w:val="Hyperlink"/>
@@ -19806,14 +20604,14 @@
         <w:t xml:space="preserve">.</w:t>
       </w:r>
     </w:p>
-    <w:bookmarkEnd w:id="165"/>
-    <w:bookmarkStart w:id="167" w:name="ref-coelho2022"/>
+    <w:bookmarkEnd w:id="167"/>
+    <w:bookmarkStart w:id="169" w:name="ref-coelho2022"/>
     <w:p>
       <w:pPr>
         <w:pStyle w:val="Bibliography"/>
       </w:pPr>
       <w:r>
-        <w:t xml:space="preserve">[39]</w:t>
+        <w:t xml:space="preserve">[40]</w:t>
       </w:r>
       <w:r>
         <w:t xml:space="preserve"> </w:t>
@@ -19827,7 +20625,7 @@
       <w:r>
         <w:t xml:space="preserve"> </w:t>
       </w:r>
-      <w:hyperlink r:id="rId166">
+      <w:hyperlink r:id="rId168">
         <w:r>
           <w:rPr>
             <w:rStyle w:val="Hyperlink"/>
@@ -19839,14 +20637,14 @@
         <w:t xml:space="preserve">.</w:t>
       </w:r>
     </w:p>
-    <w:bookmarkEnd w:id="167"/>
-    <w:bookmarkStart w:id="169" w:name="ref-xue2024"/>
+    <w:bookmarkEnd w:id="169"/>
+    <w:bookmarkStart w:id="171" w:name="ref-xue2024"/>
     <w:p>
       <w:pPr>
         <w:pStyle w:val="Bibliography"/>
       </w:pPr>
       <w:r>
-        <w:t xml:space="preserve">[40]</w:t>
+        <w:t xml:space="preserve">[41]</w:t>
       </w:r>
       <w:r>
         <w:t xml:space="preserve"> </w:t>
@@ -19860,7 +20658,7 @@
       <w:r>
         <w:t xml:space="preserve"> </w:t>
       </w:r>
-      <w:hyperlink r:id="rId168">
+      <w:hyperlink r:id="rId170">
         <w:r>
           <w:rPr>
             <w:rStyle w:val="Hyperlink"/>
@@ -19872,14 +20670,14 @@
         <w:t xml:space="preserve">.</w:t>
       </w:r>
     </w:p>
-    <w:bookmarkEnd w:id="169"/>
-    <w:bookmarkStart w:id="171" w:name="ref-noble2022"/>
+    <w:bookmarkEnd w:id="171"/>
+    <w:bookmarkStart w:id="173" w:name="ref-noble2022"/>
     <w:p>
       <w:pPr>
         <w:pStyle w:val="Bibliography"/>
       </w:pPr>
       <w:r>
-        <w:t xml:space="preserve">[41]</w:t>
+        <w:t xml:space="preserve">[42]</w:t>
       </w:r>
       <w:r>
         <w:t xml:space="preserve"> </w:t>
@@ -19905,7 +20703,7 @@
       <w:r>
         <w:t xml:space="preserve"> </w:t>
       </w:r>
-      <w:hyperlink r:id="rId170">
+      <w:hyperlink r:id="rId172">
         <w:r>
           <w:rPr>
             <w:rStyle w:val="Hyperlink"/>
@@ -19917,14 +20715,14 @@
         <w:t xml:space="preserve">.</w:t>
       </w:r>
     </w:p>
-    <w:bookmarkEnd w:id="171"/>
-    <w:bookmarkStart w:id="173" w:name="ref-urbonavicius2023"/>
+    <w:bookmarkEnd w:id="173"/>
+    <w:bookmarkStart w:id="175" w:name="ref-urbonavicius2023"/>
     <w:p>
       <w:pPr>
         <w:pStyle w:val="Bibliography"/>
       </w:pPr>
       <w:r>
-        <w:t xml:space="preserve">[42]</w:t>
+        <w:t xml:space="preserve">[43]</w:t>
       </w:r>
       <w:r>
         <w:t xml:space="preserve"> </w:t>
@@ -19938,7 +20736,7 @@
       <w:r>
         <w:t xml:space="preserve"> </w:t>
       </w:r>
-      <w:hyperlink r:id="rId172">
+      <w:hyperlink r:id="rId174">
         <w:r>
           <w:rPr>
             <w:rStyle w:val="Hyperlink"/>
@@ -19950,14 +20748,14 @@
         <w:t xml:space="preserve">.</w:t>
       </w:r>
     </w:p>
-    <w:bookmarkEnd w:id="173"/>
-    <w:bookmarkStart w:id="175" w:name="ref-wulf2021"/>
+    <w:bookmarkEnd w:id="175"/>
+    <w:bookmarkStart w:id="177" w:name="ref-wulf2021"/>
     <w:p>
       <w:pPr>
         <w:pStyle w:val="Bibliography"/>
       </w:pPr>
       <w:r>
-        <w:t xml:space="preserve">[43]</w:t>
+        <w:t xml:space="preserve">[44]</w:t>
       </w:r>
       <w:r>
         <w:t xml:space="preserve"> </w:t>
@@ -19971,7 +20769,7 @@
       <w:r>
         <w:t xml:space="preserve"> </w:t>
       </w:r>
-      <w:hyperlink r:id="rId174">
+      <w:hyperlink r:id="rId176">
         <w:r>
           <w:rPr>
             <w:rStyle w:val="Hyperlink"/>
@@ -19983,14 +20781,14 @@
         <w:t xml:space="preserve">.</w:t>
       </w:r>
     </w:p>
-    <w:bookmarkEnd w:id="175"/>
-    <w:bookmarkStart w:id="177" w:name="ref-hoque2018"/>
+    <w:bookmarkEnd w:id="177"/>
+    <w:bookmarkStart w:id="179" w:name="ref-hoque2018"/>
     <w:p>
       <w:pPr>
         <w:pStyle w:val="Bibliography"/>
       </w:pPr>
       <w:r>
-        <w:t xml:space="preserve">[44]</w:t>
+        <w:t xml:space="preserve">[45]</w:t>
       </w:r>
       <w:r>
         <w:t xml:space="preserve"> </w:t>
@@ -20004,7 +20802,7 @@
       <w:r>
         <w:t xml:space="preserve"> </w:t>
       </w:r>
-      <w:hyperlink r:id="rId176">
+      <w:hyperlink r:id="rId178">
         <w:r>
           <w:rPr>
             <w:rStyle w:val="Hyperlink"/>
@@ -20016,14 +20814,14 @@
         <w:t xml:space="preserve">.</w:t>
       </w:r>
     </w:p>
-    <w:bookmarkEnd w:id="177"/>
-    <w:bookmarkStart w:id="179" w:name="ref-yang2018"/>
+    <w:bookmarkEnd w:id="179"/>
+    <w:bookmarkStart w:id="181" w:name="ref-razavi2016"/>
     <w:p>
       <w:pPr>
         <w:pStyle w:val="Bibliography"/>
       </w:pPr>
       <w:r>
-        <w:t xml:space="preserve">[45]</w:t>
+        <w:t xml:space="preserve">[46]</w:t>
       </w:r>
       <w:r>
         <w:t xml:space="preserve"> </w:t>
@@ -20032,12 +20830,45 @@
         <w:t xml:space="preserve">	</w:t>
       </w:r>
       <w:r>
+        <w:t xml:space="preserve">Razavi-Tousi SS, Szpunar JA. Modification of the shrinking core model for hydrogen generation by reaction of aluminum particles with water. International Journal of Hydrogen Energy 2016;41:87–93.</w:t>
+      </w:r>
+      <w:r>
+        <w:t xml:space="preserve"> </w:t>
+      </w:r>
+      <w:hyperlink r:id="rId180">
+        <w:r>
+          <w:rPr>
+            <w:rStyle w:val="Hyperlink"/>
+          </w:rPr>
+          <w:t xml:space="preserve">https://doi.org/10.1016/j.ijhydene.2015.11.080</w:t>
+        </w:r>
+      </w:hyperlink>
+      <w:r>
+        <w:t xml:space="preserve">.</w:t>
+      </w:r>
+    </w:p>
+    <w:bookmarkEnd w:id="181"/>
+    <w:bookmarkStart w:id="183" w:name="ref-yang2018"/>
+    <w:p>
+      <w:pPr>
+        <w:pStyle w:val="Bibliography"/>
+      </w:pPr>
+      <w:r>
+        <w:t xml:space="preserve">[47]</w:t>
+      </w:r>
+      <w:r>
+        <w:t xml:space="preserve"> </w:t>
+      </w:r>
+      <w:r>
+        <w:t xml:space="preserve">	</w:t>
+      </w:r>
+      <w:r>
         <w:t xml:space="preserve">Yang BC, Chai YJ, Yang FL, Zhang Q, Liu H, Wang N. Hydrogen generation by aluminum-water reaction in acidic and alkaline media and its reaction dynamics. International Journal of Energy Research 2018;42:1594–602.</w:t>
       </w:r>
       <w:r>
         <w:t xml:space="preserve"> </w:t>
       </w:r>
-      <w:hyperlink r:id="rId178">
+      <w:hyperlink r:id="rId182">
         <w:r>
           <w:rPr>
             <w:rStyle w:val="Hyperlink"/>
@@ -20049,14 +20880,14 @@
         <w:t xml:space="preserve">.</w:t>
       </w:r>
     </w:p>
-    <w:bookmarkEnd w:id="179"/>
-    <w:bookmarkStart w:id="181" w:name="ref-shmelev2016"/>
+    <w:bookmarkEnd w:id="183"/>
+    <w:bookmarkStart w:id="185" w:name="ref-shmelev2016"/>
     <w:p>
       <w:pPr>
         <w:pStyle w:val="Bibliography"/>
       </w:pPr>
       <w:r>
-        <w:t xml:space="preserve">[46]</w:t>
+        <w:t xml:space="preserve">[48]</w:t>
       </w:r>
       <w:r>
         <w:t xml:space="preserve"> </w:t>
@@ -20070,7 +20901,7 @@
       <w:r>
         <w:t xml:space="preserve"> </w:t>
       </w:r>
-      <w:hyperlink r:id="rId180">
+      <w:hyperlink r:id="rId184">
         <w:r>
           <w:rPr>
             <w:rStyle w:val="Hyperlink"/>
@@ -20082,14 +20913,14 @@
         <w:t xml:space="preserve">.</w:t>
       </w:r>
     </w:p>
-    <w:bookmarkEnd w:id="181"/>
-    <w:bookmarkStart w:id="183" w:name="ref-noland2020"/>
+    <w:bookmarkEnd w:id="185"/>
+    <w:bookmarkStart w:id="187" w:name="ref-noland2020"/>
     <w:p>
       <w:pPr>
         <w:pStyle w:val="Bibliography"/>
       </w:pPr>
       <w:r>
-        <w:t xml:space="preserve">[47]</w:t>
+        <w:t xml:space="preserve">[49]</w:t>
       </w:r>
       <w:r>
         <w:t xml:space="preserve"> </w:t>
@@ -20103,7 +20934,7 @@
       <w:r>
         <w:t xml:space="preserve"> </w:t>
       </w:r>
-      <w:hyperlink r:id="rId182">
+      <w:hyperlink r:id="rId186">
         <w:r>
           <w:rPr>
             <w:rStyle w:val="Hyperlink"/>
@@ -20115,14 +20946,14 @@
         <w:t xml:space="preserve">.</w:t>
       </w:r>
     </w:p>
-    <w:bookmarkEnd w:id="183"/>
-    <w:bookmarkStart w:id="185" w:name="ref-wangxy2021"/>
+    <w:bookmarkEnd w:id="187"/>
+    <w:bookmarkStart w:id="189" w:name="ref-wangxy2021"/>
     <w:p>
       <w:pPr>
         <w:pStyle w:val="Bibliography"/>
       </w:pPr>
       <w:r>
-        <w:t xml:space="preserve">[48]</w:t>
+        <w:t xml:space="preserve">[50]</w:t>
       </w:r>
       <w:r>
         <w:t xml:space="preserve"> </w:t>
@@ -20136,7 +20967,7 @@
       <w:r>
         <w:t xml:space="preserve"> </w:t>
       </w:r>
-      <w:hyperlink r:id="rId184">
+      <w:hyperlink r:id="rId188">
         <w:r>
           <w:rPr>
             <w:rStyle w:val="Hyperlink"/>
@@ -20148,14 +20979,14 @@
         <w:t xml:space="preserve">.</w:t>
       </w:r>
     </w:p>
-    <w:bookmarkEnd w:id="185"/>
-    <w:bookmarkStart w:id="187" w:name="ref-elitzur2014"/>
+    <w:bookmarkEnd w:id="189"/>
+    <w:bookmarkStart w:id="191" w:name="ref-elitzur2014"/>
     <w:p>
       <w:pPr>
         <w:pStyle w:val="Bibliography"/>
       </w:pPr>
       <w:r>
-        <w:t xml:space="preserve">[49]</w:t>
+        <w:t xml:space="preserve">[51]</w:t>
       </w:r>
       <w:r>
         <w:t xml:space="preserve"> </w:t>
@@ -20169,7 +21000,7 @@
       <w:r>
         <w:t xml:space="preserve"> </w:t>
       </w:r>
-      <w:hyperlink r:id="rId186">
+      <w:hyperlink r:id="rId190">
         <w:r>
           <w:rPr>
             <w:rStyle w:val="Hyperlink"/>
@@ -20181,14 +21012,14 @@
         <w:t xml:space="preserve">.</w:t>
       </w:r>
     </w:p>
-    <w:bookmarkEnd w:id="187"/>
-    <w:bookmarkStart w:id="189" w:name="ref-tan2016"/>
+    <w:bookmarkEnd w:id="191"/>
+    <w:bookmarkStart w:id="193" w:name="ref-tan2016"/>
     <w:p>
       <w:pPr>
         <w:pStyle w:val="Bibliography"/>
       </w:pPr>
       <w:r>
-        <w:t xml:space="preserve">[50]</w:t>
+        <w:t xml:space="preserve">[52]</w:t>
       </w:r>
       <w:r>
         <w:t xml:space="preserve"> </w:t>
@@ -20202,7 +21033,7 @@
       <w:r>
         <w:t xml:space="preserve"> </w:t>
       </w:r>
-      <w:hyperlink r:id="rId188">
+      <w:hyperlink r:id="rId192">
         <w:r>
           <w:rPr>
             <w:rStyle w:val="Hyperlink"/>
@@ -20214,14 +21045,14 @@
         <w:t xml:space="preserve">.</w:t>
       </w:r>
     </w:p>
-    <w:bookmarkEnd w:id="189"/>
-    <w:bookmarkStart w:id="191" w:name="ref-godart2019"/>
+    <w:bookmarkEnd w:id="193"/>
+    <w:bookmarkStart w:id="195" w:name="ref-godart2019"/>
     <w:p>
       <w:pPr>
         <w:pStyle w:val="Bibliography"/>
       </w:pPr>
       <w:r>
-        <w:t xml:space="preserve">[51]</w:t>
+        <w:t xml:space="preserve">[53]</w:t>
       </w:r>
       <w:r>
         <w:t xml:space="preserve"> </w:t>
@@ -20235,7 +21066,7 @@
       <w:r>
         <w:t xml:space="preserve"> </w:t>
       </w:r>
-      <w:hyperlink r:id="rId190">
+      <w:hyperlink r:id="rId194">
         <w:r>
           <w:rPr>
             <w:rStyle w:val="Hyperlink"/>
@@ -20247,14 +21078,14 @@
         <w:t xml:space="preserve">.</w:t>
       </w:r>
     </w:p>
-    <w:bookmarkEnd w:id="191"/>
-    <w:bookmarkStart w:id="193" w:name="ref-razavi2013"/>
+    <w:bookmarkEnd w:id="195"/>
+    <w:bookmarkStart w:id="197" w:name="ref-razavi2013"/>
     <w:p>
       <w:pPr>
         <w:pStyle w:val="Bibliography"/>
       </w:pPr>
       <w:r>
-        <w:t xml:space="preserve">[52]</w:t>
+        <w:t xml:space="preserve">[54]</w:t>
       </w:r>
       <w:r>
         <w:t xml:space="preserve"> </w:t>
@@ -20268,7 +21099,7 @@
       <w:r>
         <w:t xml:space="preserve"> </w:t>
       </w:r>
-      <w:hyperlink r:id="rId192">
+      <w:hyperlink r:id="rId196">
         <w:r>
           <w:rPr>
             <w:rStyle w:val="Hyperlink"/>
@@ -20280,14 +21111,14 @@
         <w:t xml:space="preserve">.</w:t>
       </w:r>
     </w:p>
-    <w:bookmarkEnd w:id="193"/>
-    <w:bookmarkStart w:id="195" w:name="ref-preez2019"/>
+    <w:bookmarkEnd w:id="197"/>
+    <w:bookmarkStart w:id="199" w:name="ref-preez2019"/>
     <w:p>
       <w:pPr>
         <w:pStyle w:val="Bibliography"/>
       </w:pPr>
       <w:r>
-        <w:t xml:space="preserve">[53]</w:t>
+        <w:t xml:space="preserve">[55]</w:t>
       </w:r>
       <w:r>
         <w:t xml:space="preserve"> </w:t>
@@ -20301,7 +21132,7 @@
       <w:r>
         <w:t xml:space="preserve"> </w:t>
       </w:r>
-      <w:hyperlink r:id="rId194">
+      <w:hyperlink r:id="rId198">
         <w:r>
           <w:rPr>
             <w:rStyle w:val="Hyperlink"/>
@@ -20313,14 +21144,14 @@
         <w:t xml:space="preserve">.</w:t>
       </w:r>
     </w:p>
-    <w:bookmarkEnd w:id="195"/>
-    <w:bookmarkStart w:id="197" w:name="ref-david2012"/>
+    <w:bookmarkEnd w:id="199"/>
+    <w:bookmarkStart w:id="201" w:name="ref-david2012"/>
     <w:p>
       <w:pPr>
         <w:pStyle w:val="Bibliography"/>
       </w:pPr>
       <w:r>
-        <w:t xml:space="preserve">[54]</w:t>
+        <w:t xml:space="preserve">[56]</w:t>
       </w:r>
       <w:r>
         <w:t xml:space="preserve"> </w:t>
@@ -20334,7 +21165,7 @@
       <w:r>
         <w:t xml:space="preserve"> </w:t>
       </w:r>
-      <w:hyperlink r:id="rId196">
+      <w:hyperlink r:id="rId200">
         <w:r>
           <w:rPr>
             <w:rStyle w:val="Hyperlink"/>
@@ -20346,14 +21177,14 @@
         <w:t xml:space="preserve">.</w:t>
       </w:r>
     </w:p>
-    <w:bookmarkEnd w:id="197"/>
-    <w:bookmarkStart w:id="199" w:name="ref-slocum2020"/>
+    <w:bookmarkEnd w:id="201"/>
+    <w:bookmarkStart w:id="203" w:name="ref-slocum2020"/>
     <w:p>
       <w:pPr>
         <w:pStyle w:val="Bibliography"/>
       </w:pPr>
       <w:r>
-        <w:t xml:space="preserve">[55]</w:t>
+        <w:t xml:space="preserve">[57]</w:t>
       </w:r>
       <w:r>
         <w:t xml:space="preserve"> </w:t>
@@ -20367,7 +21198,7 @@
       <w:r>
         <w:t xml:space="preserve"> </w:t>
       </w:r>
-      <w:hyperlink r:id="rId198">
+      <w:hyperlink r:id="rId202">
         <w:r>
           <w:rPr>
             <w:rStyle w:val="Hyperlink"/>
@@ -20379,14 +21210,14 @@
         <w:t xml:space="preserve">.</w:t>
       </w:r>
     </w:p>
-    <w:bookmarkEnd w:id="199"/>
-    <w:bookmarkStart w:id="201" w:name="ref-saceleanu2019"/>
+    <w:bookmarkEnd w:id="203"/>
+    <w:bookmarkStart w:id="205" w:name="ref-saceleanu2019"/>
     <w:p>
       <w:pPr>
         <w:pStyle w:val="Bibliography"/>
       </w:pPr>
       <w:r>
-        <w:t xml:space="preserve">[56]</w:t>
+        <w:t xml:space="preserve">[58]</w:t>
       </w:r>
       <w:r>
         <w:t xml:space="preserve"> </w:t>
@@ -20400,7 +21231,7 @@
       <w:r>
         <w:t xml:space="preserve"> </w:t>
       </w:r>
-      <w:hyperlink r:id="rId200">
+      <w:hyperlink r:id="rId204">
         <w:r>
           <w:rPr>
             <w:rStyle w:val="Hyperlink"/>
@@ -20412,10 +21243,10 @@
         <w:t xml:space="preserve">.</w:t>
       </w:r>
     </w:p>
-    <w:bookmarkEnd w:id="201"/>
-    <w:bookmarkEnd w:id="202"/>
-    <w:bookmarkEnd w:id="203"/>
-    <w:bookmarkEnd w:id="204"/>
+    <w:bookmarkEnd w:id="205"/>
+    <w:bookmarkEnd w:id="206"/>
+    <w:bookmarkEnd w:id="207"/>
+    <w:bookmarkEnd w:id="208"/>
     <w:sectPr>
       <w:footnotePr>
         <w:numRestart w:val="eachSect"/>

--- a/submission_package/manuscript/main_review.docx
+++ b/submission_package/manuscript/main_review.docx
@@ -15767,25 +15767,13 @@
         <w:t xml:space="preserve"> </w:t>
       </w:r>
       <w:r>
-        <w:t xml:space="preserve">analysis pipeline, and the figure-generation scripts are released openly: data under CC-BY-4.0 and</w:t>
-      </w:r>
-      <w:r>
-        <w:t xml:space="preserve"> </w:t>
-      </w:r>
-      <w:r>
-        <w:t xml:space="preserve">code under MIT. A versioned archive with a citable DOI is deposited at Zenodo (</w:t>
-      </w:r>
-      <w:r>
-        <w:t xml:space="preserve">[TODO: Zenodo DOI]</w:t>
-      </w:r>
-      <w:r>
-        <w:t xml:space="preserve">);</w:t>
-      </w:r>
-      <w:r>
-        <w:t xml:space="preserve"> </w:t>
-      </w:r>
-      <w:r>
-        <w:t xml:space="preserve">the development repository is at</w:t>
+        <w:t xml:space="preserve">analysis pipeline, and the figure-generation scripts are released openly. The curated dataset is</w:t>
+      </w:r>
+      <w:r>
+        <w:t xml:space="preserve"> </w:t>
+      </w:r>
+      <w:r>
+        <w:t xml:space="preserve">openly available at Zenodo,</w:t>
       </w:r>
       <w:r>
         <w:t xml:space="preserve"> </w:t>
@@ -15795,29 +15783,38 @@
           <w:rPr>
             <w:rStyle w:val="Hyperlink"/>
           </w:rPr>
-          <w:t xml:space="preserve">https://github.com/zegran/AIH2</w:t>
+          <w:t xml:space="preserve">https://doi.org/10.5281/zenodo.20750297</w:t>
         </w:r>
       </w:hyperlink>
       <w:r>
-        <w:t xml:space="preserve">. The Zenodo deposit comprises</w:t>
-      </w:r>
-      <w:r>
-        <w:t xml:space="preserve"> </w:t>
-      </w:r>
-      <w:r>
-        <w:t xml:space="preserve">the curated dataset, analysis scripts, and figure-generation code only; draft manuscripts, command</w:t>
-      </w:r>
-      <w:r>
-        <w:t xml:space="preserve"> </w:t>
-      </w:r>
-      <w:r>
-        <w:t xml:space="preserve">history, and other internal workflow artifacts are excluded from the public release. A dataset card</w:t>
-      </w:r>
-      <w:r>
-        <w:t xml:space="preserve"> </w:t>
-      </w:r>
-      <w:r>
-        <w:t xml:space="preserve">documenting the schema, provenance, quality tiers, and scope accompanies the deposit.</w:t>
+        <w:t xml:space="preserve"> </w:t>
+      </w:r>
+      <w:r>
+        <w:t xml:space="preserve">(CC-BY-4.0). The Zenodo</w:t>
+      </w:r>
+      <w:r>
+        <w:t xml:space="preserve"> </w:t>
+      </w:r>
+      <w:r>
+        <w:t xml:space="preserve">deposit comprises the curated dataset, analysis scripts, and figure-generation code only; draft</w:t>
+      </w:r>
+      <w:r>
+        <w:t xml:space="preserve"> </w:t>
+      </w:r>
+      <w:r>
+        <w:t xml:space="preserve">manuscripts, command history, and other internal workflow artifacts are excluded from the public</w:t>
+      </w:r>
+      <w:r>
+        <w:t xml:space="preserve"> </w:t>
+      </w:r>
+      <w:r>
+        <w:t xml:space="preserve">release. A dataset card documenting the schema, provenance, quality tiers, and scope accompanies</w:t>
+      </w:r>
+      <w:r>
+        <w:t xml:space="preserve"> </w:t>
+      </w:r>
+      <w:r>
+        <w:t xml:space="preserve">the deposit. Analysis code is available from the corresponding author on reasonable request.</w:t>
       </w:r>
     </w:p>
     <w:bookmarkEnd w:id="82"/>
@@ -16007,14 +16004,16 @@
         <w:t xml:space="preserve"> </w:t>
       </w:r>
       <w:r>
-        <w:t xml:space="preserve">LOSO skill values, and coverage tables are provided in the companion data release (DOI:</w:t>
-      </w:r>
-      <w:r>
-        <w:t xml:space="preserve"> </w:t>
-      </w:r>
-      <w:r>
-        <w:t xml:space="preserve">[TODO: Zenodo DOI]</w:t>
-      </w:r>
+        <w:t xml:space="preserve">LOSO skill values, and coverage tables are provided in the companion data release (</w:t>
+      </w:r>
+      <w:hyperlink r:id="rId81">
+        <w:r>
+          <w:rPr>
+            <w:rStyle w:val="Hyperlink"/>
+          </w:rPr>
+          <w:t xml:space="preserve">https://doi.org/10.5281/zenodo.20750297</w:t>
+        </w:r>
+      </w:hyperlink>
       <w:r>
         <w:t xml:space="preserve">).</w:t>
       </w:r>

--- a/submission_package/manuscript/main_review.docx
+++ b/submission_package/manuscript/main_review.docx
@@ -124,7 +124,7 @@
         <w:t xml:space="preserve"> </w:t>
       </w:r>
       <w:r>
-        <w:t xml:space="preserve">six comparative machine-learning models collapse from</w:t>
+        <w:t xml:space="preserve">six machine-learning models collapse from</w:t>
       </w:r>
       <w:r>
         <w:t xml:space="preserve"> </w:t>
@@ -219,13 +219,16 @@
         </m:r>
       </m:oMath>
       <w:r>
-        <w:t xml:space="preserve">): the literature does not pool naively. A</w:t>
-      </w:r>
-      <w:r>
-        <w:t xml:space="preserve"> </w:t>
-      </w:r>
-      <w:r>
-        <w:t xml:space="preserve">between-study variance decomposition attributes</w:t>
+        <w:t xml:space="preserve">,</w:t>
+      </w:r>
+      <w:r>
+        <w:t xml:space="preserve"> </w:t>
+      </w:r>
+      <w:r>
+        <w:t xml:space="preserve">$R^2_{\rm rand}\!-\!R^2_{\rm grp}$</w:t>
+      </w:r>
+      <w:r>
+        <w:t xml:space="preserve">): the literature does not pool naively. Variance decomposition attributes</w:t>
       </w:r>
       <w:r>
         <w:t xml:space="preserve"> </w:t>
@@ -241,7 +244,7 @@
           <m:t>​</m:t>
         </m:r>
         <m:r>
-          <m:t>55</m:t>
+          <m:t>72</m:t>
         </m:r>
         <m:r>
           <m:rPr>
@@ -254,7 +257,7 @@
         <w:t xml:space="preserve"> </w:t>
       </w:r>
       <w:r>
-        <w:t xml:space="preserve">of the between-study</w:t>
+        <w:t xml:space="preserve">of between-study</w:t>
       </w:r>
       <w:r>
         <w:t xml:space="preserve"> </w:t>
@@ -305,19 +308,13 @@
         <w:t xml:space="preserve"> </w:t>
       </w:r>
       <w:r>
-        <w:t xml:space="preserve">(bootstrap 95 % CI 0.01–0.37) for the physico-chemical regime label,</w:t>
-      </w:r>
-      <w:r>
-        <w:t xml:space="preserve"> </w:t>
-      </w:r>
-      <w:r>
-        <w:t xml:space="preserve">with temperature-control method alone the largest single</w:t>
-      </w:r>
-      <w:r>
-        <w:t xml:space="preserve"> </w:t>
-      </w:r>
-      <w:r>
-        <w:t xml:space="preserve">source (</w:t>
+        <w:t xml:space="preserve">(95 % CI 0.01–0.37) for the physico-chemical regime label,</w:t>
+      </w:r>
+      <w:r>
+        <w:t xml:space="preserve"> </w:t>
+      </w:r>
+      <w:r>
+        <w:t xml:space="preserve">with hydrogen measurement apparatus the largest single source (</w:t>
       </w:r>
       <m:oMath>
         <m:r>
@@ -330,7 +327,7 @@
           <m:t>​</m:t>
         </m:r>
         <m:r>
-          <m:t>33</m:t>
+          <m:t>43</m:t>
         </m:r>
         <m:r>
           <m:rPr>
@@ -340,7 +337,39 @@
         </m:r>
       </m:oMath>
       <w:r>
-        <w:t xml:space="preserve">). A complementary mixed-effects meta-regression finds no significant</w:t>
+        <w:t xml:space="preserve">)</w:t>
+      </w:r>
+      <w:r>
+        <w:t xml:space="preserve"> </w:t>
+      </w:r>
+      <w:r>
+        <w:t xml:space="preserve">and temperature-control method explaining</w:t>
+      </w:r>
+      <w:r>
+        <w:t xml:space="preserve"> </w:t>
+      </w:r>
+      <m:oMath>
+        <m:r>
+          <m:rPr>
+            <m:sty m:val="p"/>
+          </m:rPr>
+          <m:t>≈</m:t>
+        </m:r>
+        <m:r>
+          <m:t>​</m:t>
+        </m:r>
+        <m:r>
+          <m:t>8</m:t>
+        </m:r>
+        <m:r>
+          <m:rPr>
+            <m:sty m:val="p"/>
+          </m:rPr>
+          <m:t>%</m:t>
+        </m:r>
+      </m:oMath>
+      <w:r>
+        <w:t xml:space="preserve">. A complementary mixed-effects meta-regression finds no significant</w:t>
       </w:r>
       <w:r>
         <w:t xml:space="preserve"> </w:t>
@@ -502,19 +531,13 @@
         <w:t xml:space="preserve"> </w:t>
       </w:r>
       <w:r>
-        <w:t xml:space="preserve">experiments poolable across laboratories. The evaluation framework generalizes to any</w:t>
-      </w:r>
-      <w:r>
-        <w:t xml:space="preserve"> </w:t>
-      </w:r>
-      <w:r>
-        <w:t xml:space="preserve">energy-domain machine-learning application where training and test records share group</w:t>
-      </w:r>
-      <w:r>
-        <w:t xml:space="preserve"> </w:t>
-      </w:r>
-      <w:r>
-        <w:t xml:space="preserve">structure, such as laboratory or protocol identity.</w:t>
+        <w:t xml:space="preserve">experiments poolable across laboratories. The framework generalizes to energy-domain machine-learning applications with</w:t>
+      </w:r>
+      <w:r>
+        <w:t xml:space="preserve"> </w:t>
+      </w:r>
+      <w:r>
+        <w:t xml:space="preserve">group structure in training and test records, such as laboratory or protocol identity.</w:t>
       </w:r>
     </w:p>
     <w:p>
@@ -660,7 +683,7 @@
         </m:r>
       </m:oMath>
       <w:r>
-        <w:t xml:space="preserve">55% of between-study yield variance vs</w:t>
+        <w:t xml:space="preserve">72% of between-study yield variance vs</w:t>
       </w:r>
       <w:r>
         <w:t xml:space="preserve"> </w:t>
@@ -685,7 +708,7 @@
         </w:numPr>
       </w:pPr>
       <w:r>
-        <w:t xml:space="preserve">Temperature-control method alone is the single largest variance source (</w:t>
+        <w:t xml:space="preserve">Hydrogen measurement apparatus is the single largest variance source (</w:t>
       </w:r>
       <m:oMath>
         <m:r>
@@ -696,7 +719,21 @@
         </m:r>
       </m:oMath>
       <w:r>
-        <w:t xml:space="preserve">33%).</w:t>
+        <w:t xml:space="preserve">43%); temperature control</w:t>
+      </w:r>
+      <w:r>
+        <w:t xml:space="preserve"> </w:t>
+      </w:r>
+      <m:oMath>
+        <m:r>
+          <m:rPr>
+            <m:sty m:val="p"/>
+          </m:rPr>
+          <m:t>≈</m:t>
+        </m:r>
+      </m:oMath>
+      <w:r>
+        <w:t xml:space="preserve">8%.</w:t>
       </w:r>
     </w:p>
     <w:p>
@@ -2951,7 +2988,7 @@
     </w:p>
     <w:bookmarkEnd w:id="19"/>
     <w:bookmarkEnd w:id="20"/>
-    <w:bookmarkStart w:id="32" w:name="data-and-methods"/>
+    <w:bookmarkStart w:id="33" w:name="data-and-methods"/>
     <w:p>
       <w:pPr>
         <w:pStyle w:val="Heading1"/>
@@ -4157,7 +4194,7 @@
         <w:pStyle w:val="FirstParagraph"/>
       </w:pPr>
       <w:r>
-        <w:t xml:space="preserve">Quality control followed four procedures, summarised in Table </w:t>
+        <w:t xml:space="preserve">Quality control followed five procedures, summarised in Table </w:t>
       </w:r>
       <w:hyperlink w:anchor="tab:qc_summary">
         <w:r>
@@ -4597,6 +4634,714 @@
       </w:r>
       <w:r>
         <w:t xml:space="preserve">estimate.</w:t>
+      </w:r>
+      <w:r>
+        <w:t xml:space="preserve"> </w:t>
+      </w:r>
+      <w:r>
+        <w:t xml:space="preserve">Fifth, a post-hoc independent-agent inter-rater reliability (IRR) pass</w:t>
+      </w:r>
+      <w:r>
+        <w:t xml:space="preserve"> </w:t>
+      </w:r>
+      <w:r>
+        <w:t xml:space="preserve">re-extracted the three high-variance categorical labels</w:t>
+      </w:r>
+      <w:r>
+        <w:t xml:space="preserve"> </w:t>
+      </w:r>
+      <w:r>
+        <w:t xml:space="preserve">(</w:t>
+      </w:r>
+      <w:r>
+        <w:rPr>
+          <w:rStyle w:val="VerbatimChar"/>
+        </w:rPr>
+        <w:t xml:space="preserve">system_class</w:t>
+      </w:r>
+      <w:r>
+        <w:t xml:space="preserve">,</w:t>
+      </w:r>
+      <w:r>
+        <w:t xml:space="preserve"> </w:t>
+      </w:r>
+      <w:r>
+        <w:rPr>
+          <w:rStyle w:val="VerbatimChar"/>
+        </w:rPr>
+        <w:t xml:space="preserve">temperature_control</w:t>
+      </w:r>
+      <w:r>
+        <w:t xml:space="preserve">,</w:t>
+      </w:r>
+      <w:r>
+        <w:t xml:space="preserve"> </w:t>
+      </w:r>
+      <w:r>
+        <w:rPr>
+          <w:rStyle w:val="VerbatimChar"/>
+        </w:rPr>
+        <w:t xml:space="preserve">measurement_method</w:t>
+      </w:r>
+      <w:r>
+        <w:t xml:space="preserve">)</w:t>
+      </w:r>
+      <w:r>
+        <w:t xml:space="preserve"> </w:t>
+      </w:r>
+      <w:r>
+        <w:t xml:space="preserve">from a stratified random sample of 19 of the 31 studies</w:t>
+      </w:r>
+      <w:r>
+        <w:t xml:space="preserve"> </w:t>
+      </w:r>
+      <w:r>
+        <w:t xml:space="preserve">(77 yield rows, spanning all five</w:t>
+      </w:r>
+      <w:r>
+        <w:t xml:space="preserve"> </w:t>
+      </w:r>
+      <w:r>
+        <w:rPr>
+          <w:rStyle w:val="VerbatimChar"/>
+        </w:rPr>
+        <w:t xml:space="preserve">system_class</w:t>
+      </w:r>
+      <w:r>
+        <w:t xml:space="preserve"> </w:t>
+      </w:r>
+      <w:r>
+        <w:t xml:space="preserve">levels and all quality tiers)</w:t>
+      </w:r>
+      <w:r>
+        <w:t xml:space="preserve"> </w:t>
+      </w:r>
+      <w:r>
+        <w:t xml:space="preserve">using fresh agents with no access to the committed codings.</w:t>
+      </w:r>
+      <w:r>
+        <w:t xml:space="preserve"> </w:t>
+      </w:r>
+      <w:r>
+        <w:t xml:space="preserve">Eight studies were openly accessible; ten were paywalled (Table </w:t>
+      </w:r>
+      <w:hyperlink w:anchor="tab:qc_summary">
+        <w:r>
+          <w:rPr>
+            <w:rStyle w:val="Hyperlink"/>
+          </w:rPr>
+          <w:t xml:space="preserve">2</w:t>
+        </w:r>
+      </w:hyperlink>
+      <w:r>
+        <w:t xml:space="preserve">).</w:t>
+      </w:r>
+      <w:r>
+        <w:t xml:space="preserve"> </w:t>
+      </w:r>
+      <w:r>
+        <w:t xml:space="preserve">Raw inter-rater agreement on the accessible subset was:</w:t>
+      </w:r>
+      <w:r>
+        <w:t xml:space="preserve"> </w:t>
+      </w:r>
+      <w:r>
+        <w:t xml:space="preserve">Cohen’s</w:t>
+      </w:r>
+      <w:r>
+        <w:t xml:space="preserve"> </w:t>
+      </w:r>
+      <m:oMath>
+        <m:r>
+          <m:t>κ</m:t>
+        </m:r>
+        <m:r>
+          <m:t>​</m:t>
+        </m:r>
+        <m:r>
+          <m:rPr>
+            <m:sty m:val="p"/>
+          </m:rPr>
+          <m:t>=</m:t>
+        </m:r>
+        <m:r>
+          <m:t>​</m:t>
+        </m:r>
+        <m:r>
+          <m:t>0.826</m:t>
+        </m:r>
+      </m:oMath>
+      <w:r>
+        <w:t xml:space="preserve"> </w:t>
+      </w:r>
+      <w:r>
+        <w:t xml:space="preserve">(</w:t>
+      </w:r>
+      <w:r>
+        <w:rPr>
+          <w:rStyle w:val="VerbatimChar"/>
+        </w:rPr>
+        <w:t xml:space="preserve">system_class</w:t>
+      </w:r>
+      <w:r>
+        <w:t xml:space="preserve">),</w:t>
+      </w:r>
+      <w:r>
+        <w:t xml:space="preserve"> </w:t>
+      </w:r>
+      <m:oMath>
+        <m:r>
+          <m:t>κ</m:t>
+        </m:r>
+        <m:r>
+          <m:t>​</m:t>
+        </m:r>
+        <m:r>
+          <m:rPr>
+            <m:sty m:val="p"/>
+          </m:rPr>
+          <m:t>=</m:t>
+        </m:r>
+        <m:r>
+          <m:t>​</m:t>
+        </m:r>
+        <m:r>
+          <m:t>0.429</m:t>
+        </m:r>
+      </m:oMath>
+      <w:r>
+        <w:t xml:space="preserve"> </w:t>
+      </w:r>
+      <w:r>
+        <w:t xml:space="preserve">(</w:t>
+      </w:r>
+      <w:r>
+        <w:rPr>
+          <w:rStyle w:val="VerbatimChar"/>
+        </w:rPr>
+        <w:t xml:space="preserve">temperature_control</w:t>
+      </w:r>
+      <w:r>
+        <w:t xml:space="preserve">; pre-adjudication),</w:t>
+      </w:r>
+      <w:r>
+        <w:t xml:space="preserve"> </w:t>
+      </w:r>
+      <m:oMath>
+        <m:r>
+          <m:t>κ</m:t>
+        </m:r>
+        <m:r>
+          <m:t>​</m:t>
+        </m:r>
+        <m:r>
+          <m:rPr>
+            <m:sty m:val="p"/>
+          </m:rPr>
+          <m:t>=</m:t>
+        </m:r>
+        <m:r>
+          <m:t>​</m:t>
+        </m:r>
+        <m:r>
+          <m:t>0.700</m:t>
+        </m:r>
+      </m:oMath>
+      <w:r>
+        <w:t xml:space="preserve"> </w:t>
+      </w:r>
+      <w:r>
+        <w:t xml:space="preserve">(</w:t>
+      </w:r>
+      <w:r>
+        <w:rPr>
+          <w:rStyle w:val="VerbatimChar"/>
+        </w:rPr>
+        <w:t xml:space="preserve">measurement_method</w:t>
+      </w:r>
+      <w:r>
+        <w:t xml:space="preserve">; pre-adjudication).</w:t>
+      </w:r>
+      <w:r>
+        <w:t xml:space="preserve"> </w:t>
+      </w:r>
+      <w:r>
+        <w:t xml:space="preserve">Adjudication against full texts identified three coding corrections:</w:t>
+      </w:r>
+      <w:r>
+        <w:t xml:space="preserve"> </w:t>
+      </w:r>
+      <w:r>
+        <w:t xml:space="preserve">(1–2) two studies (</w:t>
+      </w:r>
+      <w:r>
+        <w:t xml:space="preserve">[10]</w:t>
+      </w:r>
+      <w:r>
+        <w:t xml:space="preserve"> </w:t>
+      </w:r>
+      <w:r>
+        <w:t xml:space="preserve">[10]</w:t>
+      </w:r>
+      <w:r>
+        <w:t xml:space="preserve">;</w:t>
+      </w:r>
+      <w:r>
+        <w:t xml:space="preserve"> </w:t>
+      </w:r>
+      <w:r>
+        <w:t xml:space="preserve">[29]</w:t>
+      </w:r>
+      <w:r>
+        <w:t xml:space="preserve"> </w:t>
+      </w:r>
+      <w:r>
+        <w:t xml:space="preserve">[29]</w:t>
+      </w:r>
+      <w:r>
+        <w:t xml:space="preserve">) re-coded from</w:t>
+      </w:r>
+      <w:r>
+        <w:t xml:space="preserve"> </w:t>
+      </w:r>
+      <w:r>
+        <w:rPr>
+          <w:rStyle w:val="VerbatimChar"/>
+        </w:rPr>
+        <w:t xml:space="preserve">temperature_control=uncontrolled</w:t>
+      </w:r>
+      <w:r>
+        <w:t xml:space="preserve"> </w:t>
+      </w:r>
+      <w:r>
+        <w:t xml:space="preserve">to</w:t>
+      </w:r>
+      <w:r>
+        <w:t xml:space="preserve"> </w:t>
+      </w:r>
+      <w:r>
+        <w:rPr>
+          <w:rStyle w:val="VerbatimChar"/>
+        </w:rPr>
+        <w:t xml:space="preserve">isothermal_bath</w:t>
+      </w:r>
+      <w:r>
+        <w:t xml:space="preserve">: both papers use an explicit external temperature-control</w:t>
+      </w:r>
+      <w:r>
+        <w:t xml:space="preserve"> </w:t>
+      </w:r>
+      <w:r>
+        <w:t xml:space="preserve">device (ceramic-fiber heater and PID-controlled heating plate, respectively);</w:t>
+      </w:r>
+      <w:r>
+        <w:t xml:space="preserve"> </w:t>
+      </w:r>
+      <w:r>
+        <w:t xml:space="preserve">(3)</w:t>
+      </w:r>
+      <w:r>
+        <w:t xml:space="preserve"> </w:t>
+      </w:r>
+      <w:r>
+        <w:t xml:space="preserve">[6]</w:t>
+      </w:r>
+      <w:r>
+        <w:t xml:space="preserve"> </w:t>
+      </w:r>
+      <w:r>
+        <w:t xml:space="preserve">[6]</w:t>
+      </w:r>
+      <w:r>
+        <w:t xml:space="preserve"> </w:t>
+      </w:r>
+      <w:r>
+        <w:t xml:space="preserve">re-coded from</w:t>
+      </w:r>
+      <w:r>
+        <w:t xml:space="preserve"> </w:t>
+      </w:r>
+      <w:r>
+        <w:rPr>
+          <w:rStyle w:val="VerbatimChar"/>
+        </w:rPr>
+        <w:t xml:space="preserve">measurement_method=water_displacement</w:t>
+      </w:r>
+      <w:r>
+        <w:t xml:space="preserve"> </w:t>
+      </w:r>
+      <w:r>
+        <w:t xml:space="preserve">to</w:t>
+      </w:r>
+      <w:r>
+        <w:t xml:space="preserve"> </w:t>
+      </w:r>
+      <w:r>
+        <w:rPr>
+          <w:rStyle w:val="VerbatimChar"/>
+        </w:rPr>
+        <w:t xml:space="preserve">other</w:t>
+      </w:r>
+      <w:r>
+        <w:t xml:space="preserve">: hydrogen is measured</w:t>
+      </w:r>
+      <w:r>
+        <w:t xml:space="preserve"> </w:t>
+      </w:r>
+      <w:r>
+        <w:t xml:space="preserve">by syringe-piston displacement, not a classic inverted-vessel water-displacement apparatus.</w:t>
+      </w:r>
+      <w:r>
+        <w:t xml:space="preserve"> </w:t>
+      </w:r>
+      <w:r>
+        <w:t xml:space="preserve">Post-adjudication agreement:</w:t>
+      </w:r>
+      <w:r>
+        <w:t xml:space="preserve"> </w:t>
+      </w:r>
+      <m:oMath>
+        <m:r>
+          <m:t>κ</m:t>
+        </m:r>
+        <m:r>
+          <m:t>​</m:t>
+        </m:r>
+        <m:r>
+          <m:rPr>
+            <m:sty m:val="p"/>
+          </m:rPr>
+          <m:t>=</m:t>
+        </m:r>
+        <m:r>
+          <m:t>​</m:t>
+        </m:r>
+        <m:r>
+          <m:t>0.826</m:t>
+        </m:r>
+      </m:oMath>
+      <w:r>
+        <w:t xml:space="preserve"> </w:t>
+      </w:r>
+      <w:r>
+        <w:t xml:space="preserve">(</w:t>
+      </w:r>
+      <w:r>
+        <w:rPr>
+          <w:rStyle w:val="VerbatimChar"/>
+        </w:rPr>
+        <w:t xml:space="preserve">system_class</w:t>
+      </w:r>
+      <w:r>
+        <w:t xml:space="preserve">),</w:t>
+      </w:r>
+      <w:r>
+        <w:t xml:space="preserve"> </w:t>
+      </w:r>
+      <m:oMath>
+        <m:r>
+          <m:t>κ</m:t>
+        </m:r>
+        <m:r>
+          <m:t>​</m:t>
+        </m:r>
+        <m:r>
+          <m:rPr>
+            <m:sty m:val="p"/>
+          </m:rPr>
+          <m:t>=</m:t>
+        </m:r>
+        <m:r>
+          <m:t>​</m:t>
+        </m:r>
+        <m:r>
+          <m:t>1.00</m:t>
+        </m:r>
+      </m:oMath>
+      <w:r>
+        <w:t xml:space="preserve"> </w:t>
+      </w:r>
+      <w:r>
+        <w:t xml:space="preserve">(</w:t>
+      </w:r>
+      <w:r>
+        <w:rPr>
+          <w:rStyle w:val="VerbatimChar"/>
+        </w:rPr>
+        <w:t xml:space="preserve">temperature_control</w:t>
+      </w:r>
+      <w:r>
+        <w:t xml:space="preserve">),</w:t>
+      </w:r>
+      <w:r>
+        <w:t xml:space="preserve"> </w:t>
+      </w:r>
+      <m:oMath>
+        <m:r>
+          <m:t>κ</m:t>
+        </m:r>
+        <m:r>
+          <m:t>​</m:t>
+        </m:r>
+        <m:r>
+          <m:rPr>
+            <m:sty m:val="p"/>
+          </m:rPr>
+          <m:t>=</m:t>
+        </m:r>
+        <m:r>
+          <m:t>​</m:t>
+        </m:r>
+        <m:r>
+          <m:t>1.00</m:t>
+        </m:r>
+      </m:oMath>
+      <w:r>
+        <w:t xml:space="preserve"> </w:t>
+      </w:r>
+      <w:r>
+        <w:t xml:space="preserve">(</w:t>
+      </w:r>
+      <w:r>
+        <w:rPr>
+          <w:rStyle w:val="VerbatimChar"/>
+        </w:rPr>
+        <w:t xml:space="preserve">measurement_method</w:t>
+      </w:r>
+      <w:r>
+        <w:t xml:space="preserve">).</w:t>
+      </w:r>
+      <w:r>
+        <w:t xml:space="preserve"> </w:t>
+      </w:r>
+      <w:r>
+        <w:t xml:space="preserve">These corrections meaningfully changed the</w:t>
+      </w:r>
+      <w:r>
+        <w:t xml:space="preserve"> </w:t>
+      </w:r>
+      <w:r>
+        <w:rPr>
+          <w:rStyle w:val="VerbatimChar"/>
+        </w:rPr>
+        <w:t xml:space="preserve">temperature_control</w:t>
+      </w:r>
+      <w:r>
+        <w:t xml:space="preserve"> </w:t>
+      </w:r>
+      <m:oMath>
+        <m:sSubSup>
+          <m:e>
+            <m:r>
+              <m:t>R</m:t>
+            </m:r>
+          </m:e>
+          <m:sub>
+            <m:r>
+              <m:t>C</m:t>
+            </m:r>
+          </m:sub>
+          <m:sup>
+            <m:r>
+              <m:t>2</m:t>
+            </m:r>
+          </m:sup>
+        </m:sSubSup>
+      </m:oMath>
+      <w:r>
+        <w:t xml:space="preserve"> </w:t>
+      </w:r>
+      <w:r>
+        <w:t xml:space="preserve">from</w:t>
+      </w:r>
+      <w:r>
+        <w:t xml:space="preserve"> </w:t>
+      </w:r>
+      <m:oMath>
+        <m:r>
+          <m:t>0.332</m:t>
+        </m:r>
+      </m:oMath>
+      <w:r>
+        <w:t xml:space="preserve"> </w:t>
+      </w:r>
+      <w:r>
+        <w:t xml:space="preserve">to</w:t>
+      </w:r>
+      <w:r>
+        <w:t xml:space="preserve"> </w:t>
+      </w:r>
+      <m:oMath>
+        <m:r>
+          <m:t>0.081</m:t>
+        </m:r>
+      </m:oMath>
+      <w:r>
+        <w:t xml:space="preserve">;</w:t>
+      </w:r>
+      <w:r>
+        <w:t xml:space="preserve"> </w:t>
+      </w:r>
+      <w:r>
+        <w:rPr>
+          <w:rStyle w:val="VerbatimChar"/>
+        </w:rPr>
+        <w:t xml:space="preserve">measurement_method</w:t>
+      </w:r>
+      <w:r>
+        <w:t xml:space="preserve"> </w:t>
+      </w:r>
+      <w:r>
+        <w:t xml:space="preserve">became the</w:t>
+      </w:r>
+      <w:r>
+        <w:t xml:space="preserve"> </w:t>
+      </w:r>
+      <w:r>
+        <w:t xml:space="preserve">largest individual predictor (</w:t>
+      </w:r>
+      <m:oMath>
+        <m:sSubSup>
+          <m:e>
+            <m:r>
+              <m:t>R</m:t>
+            </m:r>
+          </m:e>
+          <m:sub>
+            <m:r>
+              <m:t>C</m:t>
+            </m:r>
+          </m:sub>
+          <m:sup>
+            <m:r>
+              <m:t>2</m:t>
+            </m:r>
+          </m:sup>
+        </m:sSubSup>
+        <m:r>
+          <m:t>​</m:t>
+        </m:r>
+        <m:r>
+          <m:rPr>
+            <m:sty m:val="p"/>
+          </m:rPr>
+          <m:t>=</m:t>
+        </m:r>
+        <m:r>
+          <m:t>​</m:t>
+        </m:r>
+        <m:r>
+          <m:t>0.425</m:t>
+        </m:r>
+      </m:oMath>
+      <w:r>
+        <w:t xml:space="preserve">). The headline finding</w:t>
+      </w:r>
+      <w:r>
+        <w:t xml:space="preserve"> </w:t>
+      </w:r>
+      <w:r>
+        <w:t xml:space="preserve">(methodological covariates explain</w:t>
+      </w:r>
+      <w:r>
+        <w:t xml:space="preserve"> </w:t>
+      </w:r>
+      <m:oMath>
+        <m:r>
+          <m:rPr>
+            <m:sty m:val="p"/>
+          </m:rPr>
+          <m:t>≫</m:t>
+        </m:r>
+      </m:oMath>
+      <w:r>
+        <w:t xml:space="preserve"> </w:t>
+      </w:r>
+      <w:r>
+        <w:t xml:space="preserve">regime) is unchanged and strengthened</w:t>
+      </w:r>
+      <w:r>
+        <w:t xml:space="preserve"> </w:t>
+      </w:r>
+      <w:r>
+        <w:t xml:space="preserve">(</w:t>
+      </w:r>
+      <m:oMath>
+        <m:r>
+          <m:t>72</m:t>
+        </m:r>
+        <m:r>
+          <m:rPr>
+            <m:sty m:val="p"/>
+          </m:rPr>
+          <m:t>%</m:t>
+        </m:r>
+      </m:oMath>
+      <w:r>
+        <w:t xml:space="preserve"> </w:t>
+      </w:r>
+      <w:r>
+        <w:t xml:space="preserve">vs. </w:t>
+      </w:r>
+      <m:oMath>
+        <m:r>
+          <m:t>2</m:t>
+        </m:r>
+        <m:r>
+          <m:rPr>
+            <m:sty m:val="p"/>
+          </m:rPr>
+          <m:t>%</m:t>
+        </m:r>
+      </m:oMath>
+      <w:r>
+        <w:t xml:space="preserve">; was</w:t>
+      </w:r>
+      <w:r>
+        <w:t xml:space="preserve"> </w:t>
+      </w:r>
+      <m:oMath>
+        <m:r>
+          <m:t>55</m:t>
+        </m:r>
+        <m:r>
+          <m:rPr>
+            <m:sty m:val="p"/>
+          </m:rPr>
+          <m:t>%</m:t>
+        </m:r>
+      </m:oMath>
+      <w:r>
+        <w:t xml:space="preserve"> </w:t>
+      </w:r>
+      <w:r>
+        <w:t xml:space="preserve">vs. </w:t>
+      </w:r>
+      <m:oMath>
+        <m:r>
+          <m:t>2</m:t>
+        </m:r>
+        <m:r>
+          <m:rPr>
+            <m:sty m:val="p"/>
+          </m:rPr>
+          <m:t>%</m:t>
+        </m:r>
+      </m:oMath>
+      <w:r>
+        <w:t xml:space="preserve">). The IRR pass is agent-based</w:t>
+      </w:r>
+      <w:r>
+        <w:t xml:space="preserve"> </w:t>
+      </w:r>
+      <w:r>
+        <w:t xml:space="preserve">(independent agents, same base model), so shared model-level systematic errors</w:t>
+      </w:r>
+      <w:r>
+        <w:t xml:space="preserve"> </w:t>
+      </w:r>
+      <w:r>
+        <w:t xml:space="preserve">are not fully excluded; this is not equivalent to human dual-coding.</w:t>
       </w:r>
     </w:p>
     <w:bookmarkStart w:id="27" w:name="tab:qc_summary"/>
@@ -4958,6 +5703,115 @@
             </w:r>
             <w:r>
               <w:t xml:space="preserve">dropped</w:t>
+            </w:r>
+          </w:p>
+        </w:tc>
+      </w:tr>
+      <w:tr>
+        <w:tc>
+          <w:tcPr/>
+          <w:p>
+            <w:pPr>
+              <w:pStyle w:val="Compact"/>
+              <w:jc w:val="left"/>
+            </w:pPr>
+            <w:r>
+              <w:t xml:space="preserve">Independent-agent IRR</w:t>
+            </w:r>
+          </w:p>
+        </w:tc>
+        <w:tc>
+          <w:tcPr/>
+          <w:p>
+            <w:pPr>
+              <w:pStyle w:val="Compact"/>
+              <w:jc w:val="left"/>
+            </w:pPr>
+            <w:r>
+              <w:t xml:space="preserve">19-study stratified sample (8 accessible)</w:t>
+            </w:r>
+          </w:p>
+        </w:tc>
+        <w:tc>
+          <w:tcPr/>
+          <w:p>
+            <w:pPr>
+              <w:pStyle w:val="Compact"/>
+              <w:jc w:val="left"/>
+            </w:pPr>
+            <m:oMath>
+              <m:r>
+                <m:t>κ</m:t>
+              </m:r>
+              <m:r>
+                <m:t>​</m:t>
+              </m:r>
+              <m:r>
+                <m:rPr>
+                  <m:sty m:val="p"/>
+                </m:rPr>
+                <m:t>=</m:t>
+              </m:r>
+              <m:r>
+                <m:t>​</m:t>
+              </m:r>
+              <m:r>
+                <m:t>0.83</m:t>
+              </m:r>
+            </m:oMath>
+            <w:r>
+              <w:t xml:space="preserve"> / </w:t>
+            </w:r>
+            <m:oMath>
+              <m:r>
+                <m:t>1.00</m:t>
+              </m:r>
+            </m:oMath>
+            <w:r>
+              <w:t xml:space="preserve"> / </w:t>
+            </w:r>
+            <m:oMath>
+              <m:r>
+                <m:t>1.00</m:t>
+              </m:r>
+            </m:oMath>
+            <w:r>
+              <w:t xml:space="preserve"> </w:t>
+            </w:r>
+            <w:r>
+              <w:t xml:space="preserve">post-adj. (sc/tc/mm)</w:t>
+            </w:r>
+          </w:p>
+        </w:tc>
+        <w:tc>
+          <w:tcPr/>
+          <w:p>
+            <w:pPr>
+              <w:pStyle w:val="Compact"/>
+              <w:jc w:val="left"/>
+            </w:pPr>
+            <w:r>
+              <w:t xml:space="preserve">3 codings corrected; tc </w:t>
+            </w:r>
+            <m:oMath>
+              <m:sSup>
+                <m:e>
+                  <m:r>
+                    <m:t>R</m:t>
+                  </m:r>
+                </m:e>
+                <m:sup>
+                  <m:r>
+                    <m:t>2</m:t>
+                  </m:r>
+                </m:sup>
+              </m:sSup>
+            </m:oMath>
+            <w:r>
+              <w:t xml:space="preserve"> </w:t>
+            </w:r>
+            <w:r>
+              <w:t xml:space="preserve">revised</w:t>
             </w:r>
           </w:p>
         </w:tc>
@@ -6530,7 +7384,7 @@
       </w:r>
     </w:p>
     <w:bookmarkEnd w:id="30"/>
-    <w:bookmarkStart w:id="31" w:name="discipline"/>
+    <w:bookmarkStart w:id="32" w:name="discipline"/>
     <w:p>
       <w:pPr>
         <w:pStyle w:val="Heading2"/>
@@ -6719,9 +7573,975 @@
         <w:t xml:space="preserve">with the dataset.</w:t>
       </w:r>
     </w:p>
+    <w:p>
+      <w:pPr>
+        <w:pStyle w:val="BodyText"/>
+      </w:pPr>
+      <w:r>
+        <w:t xml:space="preserve">Table </w:t>
+      </w:r>
+      <w:hyperlink w:anchor="tab:prereg">
+        <w:r>
+          <w:rPr>
+            <w:rStyle w:val="Hyperlink"/>
+          </w:rPr>
+          <w:t xml:space="preserve">3</w:t>
+        </w:r>
+      </w:hyperlink>
+      <w:r>
+        <w:t xml:space="preserve"> </w:t>
+      </w:r>
+      <w:r>
+        <w:t xml:space="preserve">maps each pre-registered test to its null hypothesis, statistic,</w:t>
+      </w:r>
+      <w:r>
+        <w:t xml:space="preserve"> </w:t>
+      </w:r>
+      <w:r>
+        <w:t xml:space="preserve">threshold, correction, and outcome; reference this table when assessing whether the</w:t>
+      </w:r>
+      <w:r>
+        <w:t xml:space="preserve"> </w:t>
+      </w:r>
+      <w:r>
+        <w:t xml:space="preserve">reported analyses match the pre-specified protocol.</w:t>
+      </w:r>
+    </w:p>
+    <w:bookmarkStart w:id="31" w:name="tab:prereg"/>
+    <w:p>
+      <w:pPr>
+        <w:pStyle w:val="TableCaption"/>
+      </w:pPr>
+      <w:r>
+        <w:rPr>
+          <w:b/>
+          <w:bCs/>
+        </w:rPr>
+        <w:t xml:space="preserve">Pre-registered hypotheses, statistical tests, and outcomes.</w:t>
+      </w:r>
+      <w:r>
+        <w:t xml:space="preserve"> </w:t>
+      </w:r>
+      <w:r>
+        <w:t xml:space="preserve">All four tests were pre-specified and frozen before analysis was executed</w:t>
+      </w:r>
+      <w:r>
+        <w:t xml:space="preserve"> </w:t>
+      </w:r>
+      <w:r>
+        <w:t xml:space="preserve">(protocol:</w:t>
+      </w:r>
+      <w:r>
+        <w:t xml:space="preserve"> </w:t>
+      </w:r>
+      <w:r>
+        <w:rPr>
+          <w:rStyle w:val="VerbatimChar"/>
+        </w:rPr>
+        <w:t xml:space="preserve">plan/analysis-protocol.md</w:t>
+      </w:r>
+      <w:r>
+        <w:t xml:space="preserve">, versioned in the companion data release).</w:t>
+      </w:r>
+    </w:p>
+    <w:tbl>
+      <w:tblPr>
+        <w:tblStyle w:val="Table"/>
+        <w:tblW w:type="auto" w:w="0"/>
+        <w:tblLook w:firstRow="1" w:lastRow="0" w:firstColumn="0" w:lastColumn="0" w:noHBand="0" w:noVBand="0" w:val="0020"/>
+        <w:tblCaption w:val="Pre-registered hypotheses, statistical tests, and outcomes. All four tests were pre-specified and frozen before analysis was executed (protocol: plan/analysis-protocol.md, versioned in the companion data release)."/>
+      </w:tblPr>
+      <w:tblGrid>
+        <w:gridCol w:w="1320"/>
+        <w:gridCol w:w="1320"/>
+        <w:gridCol w:w="1320"/>
+        <w:gridCol w:w="1320"/>
+        <w:gridCol w:w="1320"/>
+        <w:gridCol w:w="1320"/>
+      </w:tblGrid>
+      <w:tr>
+        <w:trPr>
+          <w:tblHeader w:val="on"/>
+        </w:trPr>
+        <w:tc>
+          <w:tcPr/>
+          <w:p>
+            <w:pPr>
+              <w:pStyle w:val="Compact"/>
+              <w:jc w:val="left"/>
+            </w:pPr>
+            <w:r>
+              <w:t xml:space="preserve">ID</w:t>
+            </w:r>
+          </w:p>
+        </w:tc>
+        <w:tc>
+          <w:tcPr/>
+          <w:p>
+            <w:pPr>
+              <w:pStyle w:val="Compact"/>
+              <w:jc w:val="left"/>
+            </w:pPr>
+            <w:r>
+              <w:t xml:space="preserve">Scientific question</w:t>
+            </w:r>
+          </w:p>
+        </w:tc>
+        <w:tc>
+          <w:tcPr/>
+          <w:p>
+            <w:pPr>
+              <w:pStyle w:val="Compact"/>
+              <w:jc w:val="left"/>
+            </w:pPr>
+            <w:r>
+              <w:t xml:space="preserve">Test</w:t>
+            </w:r>
+          </w:p>
+        </w:tc>
+        <w:tc>
+          <w:tcPr/>
+          <w:p>
+            <w:pPr>
+              <w:pStyle w:val="Compact"/>
+              <w:jc w:val="left"/>
+            </w:pPr>
+            <w:r>
+              <w:t xml:space="preserve">Threshold</w:t>
+            </w:r>
+          </w:p>
+        </w:tc>
+        <w:tc>
+          <w:tcPr/>
+          <w:p>
+            <w:pPr>
+              <w:pStyle w:val="Compact"/>
+              <w:jc w:val="left"/>
+            </w:pPr>
+            <w:r>
+              <w:t xml:space="preserve">Correction</w:t>
+            </w:r>
+          </w:p>
+        </w:tc>
+        <w:tc>
+          <w:tcPr/>
+          <w:p>
+            <w:pPr>
+              <w:pStyle w:val="Compact"/>
+              <w:jc w:val="left"/>
+            </w:pPr>
+            <w:r>
+              <w:t xml:space="preserve">Outcome</w:t>
+            </w:r>
+          </w:p>
+        </w:tc>
+      </w:tr>
+      <w:tr>
+        <w:tc>
+          <w:tcPr/>
+          <w:p>
+            <w:pPr>
+              <w:pStyle w:val="Compact"/>
+              <w:jc w:val="left"/>
+            </w:pPr>
+            <w:r>
+              <w:t xml:space="preserve">H2</w:t>
+            </w:r>
+          </w:p>
+        </w:tc>
+        <w:tc>
+          <w:tcPr/>
+          <w:p>
+            <w:pPr>
+              <w:pStyle w:val="Compact"/>
+              <w:jc w:val="left"/>
+            </w:pPr>
+            <w:r>
+              <w:t xml:space="preserve">Does regime moderate yield after removing between-study heterogeneity?</w:t>
+            </w:r>
+          </w:p>
+        </w:tc>
+        <w:tc>
+          <w:tcPr/>
+          <w:p>
+            <w:pPr>
+              <w:pStyle w:val="Compact"/>
+              <w:jc w:val="left"/>
+            </w:pPr>
+            <w:r>
+              <w:t xml:space="preserve">Mixed-effects Wald test on</w:t>
+            </w:r>
+            <w:r>
+              <w:t xml:space="preserve"> </w:t>
+            </w:r>
+            <w:r>
+              <w:rPr>
+                <w:rStyle w:val="VerbatimChar"/>
+              </w:rPr>
+              <w:t xml:space="preserve">system_class</w:t>
+            </w:r>
+            <w:r>
+              <w:t xml:space="preserve"> </w:t>
+            </w:r>
+            <w:r>
+              <w:t xml:space="preserve">(statsmodels REML,</w:t>
+            </w:r>
+            <w:r>
+              <w:t xml:space="preserve"> </w:t>
+            </w:r>
+            <m:oMath>
+              <m:r>
+                <m:t>n</m:t>
+              </m:r>
+              <m:r>
+                <m:t>​</m:t>
+              </m:r>
+              <m:r>
+                <m:rPr>
+                  <m:sty m:val="p"/>
+                </m:rPr>
+                <m:t>=</m:t>
+              </m:r>
+              <m:r>
+                <m:t>​</m:t>
+              </m:r>
+              <m:r>
+                <m:t>299</m:t>
+              </m:r>
+            </m:oMath>
+            <w:r>
+              <w:t xml:space="preserve"> </w:t>
+            </w:r>
+            <w:r>
+              <w:t xml:space="preserve">rows)</w:t>
+            </w:r>
+          </w:p>
+        </w:tc>
+        <w:tc>
+          <w:tcPr/>
+          <w:p>
+            <w:pPr>
+              <w:pStyle w:val="Compact"/>
+              <w:jc w:val="left"/>
+            </w:pPr>
+            <m:oMath>
+              <m:r>
+                <m:t>p</m:t>
+              </m:r>
+              <m:r>
+                <m:rPr>
+                  <m:sty m:val="p"/>
+                </m:rPr>
+                <m:t>&lt;</m:t>
+              </m:r>
+              <m:r>
+                <m:t>0.05</m:t>
+              </m:r>
+            </m:oMath>
+          </w:p>
+        </w:tc>
+        <w:tc>
+          <w:tcPr/>
+          <w:p>
+            <w:pPr>
+              <w:pStyle w:val="Compact"/>
+              <w:jc w:val="left"/>
+            </w:pPr>
+            <w:r>
+              <w:t xml:space="preserve">Holm (</w:t>
+            </w:r>
+            <m:oMath>
+              <m:r>
+                <m:t>8</m:t>
+              </m:r>
+            </m:oMath>
+            <w:r>
+              <w:t xml:space="preserve"> </w:t>
+            </w:r>
+            <w:r>
+              <w:t xml:space="preserve">interactions)</w:t>
+            </w:r>
+          </w:p>
+        </w:tc>
+        <w:tc>
+          <w:tcPr/>
+          <w:p>
+            <w:pPr>
+              <w:pStyle w:val="Compact"/>
+              <w:jc w:val="left"/>
+            </w:pPr>
+            <w:r>
+              <w:t xml:space="preserve">Not supported (</w:t>
+            </w:r>
+            <m:oMath>
+              <m:r>
+                <m:t>p</m:t>
+              </m:r>
+              <m:r>
+                <m:t>​</m:t>
+              </m:r>
+              <m:r>
+                <m:rPr>
+                  <m:sty m:val="p"/>
+                </m:rPr>
+                <m:t>=</m:t>
+              </m:r>
+              <m:r>
+                <m:t>​</m:t>
+              </m:r>
+              <m:r>
+                <m:t>0.32</m:t>
+              </m:r>
+            </m:oMath>
+            <w:r>
+              <w:t xml:space="preserve">–</w:t>
+            </w:r>
+            <m:oMath>
+              <m:r>
+                <m:t>0.45</m:t>
+              </m:r>
+            </m:oMath>
+            <w:r>
+              <w:t xml:space="preserve">;</w:t>
+            </w:r>
+            <w:r>
+              <w:t xml:space="preserve"> </w:t>
+            </w:r>
+            <m:oMath>
+              <m:r>
+                <m:t>0</m:t>
+              </m:r>
+              <m:r>
+                <m:rPr>
+                  <m:sty m:val="p"/>
+                </m:rPr>
+                <m:t>/</m:t>
+              </m:r>
+              <m:r>
+                <m:t>8</m:t>
+              </m:r>
+            </m:oMath>
+            <w:r>
+              <w:t xml:space="preserve"> </w:t>
+            </w:r>
+            <w:r>
+              <w:t xml:space="preserve">interactions)</w:t>
+            </w:r>
+          </w:p>
+        </w:tc>
+      </w:tr>
+      <w:tr>
+        <w:tc>
+          <w:tcPr/>
+          <w:p>
+            <w:pPr>
+              <w:pStyle w:val="Compact"/>
+              <w:jc w:val="left"/>
+            </w:pPr>
+            <w:r>
+              <w:t xml:space="preserve">H3</w:t>
+            </w:r>
+          </w:p>
+        </w:tc>
+        <w:tc>
+          <w:tcPr/>
+          <w:p>
+            <w:pPr>
+              <w:pStyle w:val="Compact"/>
+              <w:jc w:val="left"/>
+            </w:pPr>
+            <w:r>
+              <w:t xml:space="preserve">Does the coarse regime label explain the</w:t>
+            </w:r>
+            <w:r>
+              <w:t xml:space="preserve"> </w:t>
+            </w:r>
+            <m:oMath>
+              <m:sSub>
+                <m:e>
+                  <m:r>
+                    <m:t>E</m:t>
+                  </m:r>
+                </m:e>
+                <m:sub>
+                  <m:r>
+                    <m:rPr>
+                      <m:sty m:val="p"/>
+                    </m:rPr>
+                    <m:t>a</m:t>
+                  </m:r>
+                </m:sub>
+              </m:sSub>
+            </m:oMath>
+            <w:r>
+              <w:t xml:space="preserve"> </w:t>
+            </w:r>
+            <w:r>
+              <w:t xml:space="preserve">spread?</w:t>
+            </w:r>
+          </w:p>
+        </w:tc>
+        <w:tc>
+          <w:tcPr/>
+          <w:p>
+            <w:pPr>
+              <w:pStyle w:val="Compact"/>
+              <w:jc w:val="left"/>
+            </w:pPr>
+            <w:r>
+              <w:t xml:space="preserve">Permutation test on</w:t>
+            </w:r>
+            <w:r>
+              <w:t xml:space="preserve"> </w:t>
+            </w:r>
+            <m:oMath>
+              <m:sSup>
+                <m:e>
+                  <m:r>
+                    <m:t>η</m:t>
+                  </m:r>
+                </m:e>
+                <m:sup>
+                  <m:r>
+                    <m:t>2</m:t>
+                  </m:r>
+                </m:sup>
+              </m:sSup>
+            </m:oMath>
+            <w:r>
+              <w:t xml:space="preserve"> </w:t>
+            </w:r>
+            <w:r>
+              <w:t xml:space="preserve">by regime (4 classes,</w:t>
+            </w:r>
+            <w:r>
+              <w:t xml:space="preserve"> </w:t>
+            </w:r>
+            <m:oMath>
+              <m:r>
+                <m:rPr>
+                  <m:sty m:val="p"/>
+                </m:rPr>
+                <m:t>≥</m:t>
+              </m:r>
+              <m:r>
+                <m:t>​</m:t>
+              </m:r>
+              <m:r>
+                <m:t>3</m:t>
+              </m:r>
+            </m:oMath>
+            <w:r>
+              <w:t xml:space="preserve"> </w:t>
+            </w:r>
+            <w:r>
+              <w:t xml:space="preserve">studies each)</w:t>
+            </w:r>
+          </w:p>
+        </w:tc>
+        <w:tc>
+          <w:tcPr/>
+          <w:p>
+            <w:pPr>
+              <w:pStyle w:val="Compact"/>
+              <w:jc w:val="left"/>
+            </w:pPr>
+            <m:oMath>
+              <m:r>
+                <m:t>p</m:t>
+              </m:r>
+              <m:r>
+                <m:rPr>
+                  <m:sty m:val="p"/>
+                </m:rPr>
+                <m:t>&lt;</m:t>
+              </m:r>
+              <m:r>
+                <m:t>0.05</m:t>
+              </m:r>
+            </m:oMath>
+          </w:p>
+        </w:tc>
+        <w:tc>
+          <w:tcPr/>
+          <w:p>
+            <w:pPr>
+              <w:pStyle w:val="Compact"/>
+              <w:jc w:val="left"/>
+            </w:pPr>
+            <w:r>
+              <w:t xml:space="preserve">None</w:t>
+            </w:r>
+          </w:p>
+        </w:tc>
+        <w:tc>
+          <w:tcPr/>
+          <w:p>
+            <w:pPr>
+              <w:pStyle w:val="Compact"/>
+              <w:jc w:val="left"/>
+            </w:pPr>
+            <w:r>
+              <w:t xml:space="preserve">Not supported (</w:t>
+            </w:r>
+            <m:oMath>
+              <m:sSup>
+                <m:e>
+                  <m:r>
+                    <m:t>η</m:t>
+                  </m:r>
+                </m:e>
+                <m:sup>
+                  <m:r>
+                    <m:t>2</m:t>
+                  </m:r>
+                </m:sup>
+              </m:sSup>
+              <m:r>
+                <m:t>​</m:t>
+              </m:r>
+              <m:r>
+                <m:rPr>
+                  <m:sty m:val="p"/>
+                </m:rPr>
+                <m:t>=</m:t>
+              </m:r>
+              <m:r>
+                <m:t>​</m:t>
+              </m:r>
+              <m:r>
+                <m:t>0.361</m:t>
+              </m:r>
+            </m:oMath>
+            <w:r>
+              <w:t xml:space="preserve">,</w:t>
+            </w:r>
+            <w:r>
+              <w:t xml:space="preserve"> </w:t>
+            </w:r>
+            <m:oMath>
+              <m:r>
+                <m:t>p</m:t>
+              </m:r>
+              <m:r>
+                <m:t>​</m:t>
+              </m:r>
+              <m:r>
+                <m:rPr>
+                  <m:sty m:val="p"/>
+                </m:rPr>
+                <m:t>=</m:t>
+              </m:r>
+              <m:r>
+                <m:t>​</m:t>
+              </m:r>
+              <m:r>
+                <m:t>0.129</m:t>
+              </m:r>
+            </m:oMath>
+            <w:r>
+              <w:t xml:space="preserve">)</w:t>
+            </w:r>
+          </w:p>
+        </w:tc>
+      </w:tr>
+      <w:tr>
+        <w:tc>
+          <w:tcPr/>
+          <w:p>
+            <w:pPr>
+              <w:pStyle w:val="Compact"/>
+              <w:jc w:val="left"/>
+            </w:pPr>
+            <w:r>
+              <w:t xml:space="preserve">T_A</w:t>
+            </w:r>
+          </w:p>
+        </w:tc>
+        <w:tc>
+          <w:tcPr/>
+          <w:p>
+            <w:pPr>
+              <w:pStyle w:val="Compact"/>
+              <w:jc w:val="left"/>
+            </w:pPr>
+            <w:r>
+              <w:t xml:space="preserve">Are studies internally predictable?</w:t>
+            </w:r>
+          </w:p>
+        </w:tc>
+        <w:tc>
+          <w:tcPr/>
+          <w:p>
+            <w:pPr>
+              <w:pStyle w:val="Compact"/>
+              <w:jc w:val="left"/>
+            </w:pPr>
+            <w:r>
+              <w:t xml:space="preserve">Within-study LOSO</w:t>
+            </w:r>
+            <w:r>
+              <w:t xml:space="preserve"> </w:t>
+            </w:r>
+            <m:oMath>
+              <m:sSup>
+                <m:e>
+                  <m:r>
+                    <m:t>R</m:t>
+                  </m:r>
+                </m:e>
+                <m:sup>
+                  <m:r>
+                    <m:t>2</m:t>
+                  </m:r>
+                </m:sup>
+              </m:sSup>
+            </m:oMath>
+            <w:r>
+              <w:t xml:space="preserve"> </w:t>
+            </w:r>
+            <w:r>
+              <w:t xml:space="preserve">distribution (14 testable studies)</w:t>
+            </w:r>
+          </w:p>
+        </w:tc>
+        <w:tc>
+          <w:tcPr/>
+          <w:p>
+            <w:pPr>
+              <w:pStyle w:val="Compact"/>
+              <w:jc w:val="left"/>
+            </w:pPr>
+            <w:r>
+              <w:t xml:space="preserve">Median</w:t>
+            </w:r>
+            <w:r>
+              <w:t xml:space="preserve"> </w:t>
+            </w:r>
+            <m:oMath>
+              <m:sSup>
+                <m:e>
+                  <m:r>
+                    <m:t>R</m:t>
+                  </m:r>
+                </m:e>
+                <m:sup>
+                  <m:r>
+                    <m:t>2</m:t>
+                  </m:r>
+                </m:sup>
+              </m:sSup>
+              <m:r>
+                <m:rPr>
+                  <m:sty m:val="p"/>
+                </m:rPr>
+                <m:t>&gt;</m:t>
+              </m:r>
+              <m:r>
+                <m:t>0</m:t>
+              </m:r>
+            </m:oMath>
+          </w:p>
+        </w:tc>
+        <w:tc>
+          <w:tcPr/>
+          <w:p>
+            <w:pPr>
+              <w:pStyle w:val="Compact"/>
+              <w:jc w:val="left"/>
+            </w:pPr>
+            <w:r>
+              <w:t xml:space="preserve">None</w:t>
+            </w:r>
+          </w:p>
+        </w:tc>
+        <w:tc>
+          <w:tcPr/>
+          <w:p>
+            <w:pPr>
+              <w:pStyle w:val="Compact"/>
+              <w:jc w:val="left"/>
+            </w:pPr>
+            <w:r>
+              <w:t xml:space="preserve">Not supported (median</w:t>
+            </w:r>
+            <w:r>
+              <w:t xml:space="preserve"> </w:t>
+            </w:r>
+            <m:oMath>
+              <m:r>
+                <m:rPr>
+                  <m:sty m:val="p"/>
+                </m:rPr>
+                <m:t>−</m:t>
+              </m:r>
+              <m:r>
+                <m:t>0.145</m:t>
+              </m:r>
+            </m:oMath>
+            <w:r>
+              <w:t xml:space="preserve">;</w:t>
+            </w:r>
+            <w:r>
+              <w:t xml:space="preserve"> </w:t>
+            </w:r>
+            <m:oMath>
+              <m:r>
+                <m:t>5</m:t>
+              </m:r>
+              <m:r>
+                <m:rPr>
+                  <m:sty m:val="p"/>
+                </m:rPr>
+                <m:t>/</m:t>
+              </m:r>
+              <m:r>
+                <m:t>14</m:t>
+              </m:r>
+            </m:oMath>
+            <w:r>
+              <w:t xml:space="preserve"> </w:t>
+            </w:r>
+            <w:r>
+              <w:t xml:space="preserve">positive)</w:t>
+            </w:r>
+          </w:p>
+        </w:tc>
+      </w:tr>
+      <w:tr>
+        <w:tc>
+          <w:tcPr/>
+          <w:p>
+            <w:pPr>
+              <w:pStyle w:val="Compact"/>
+              <w:jc w:val="left"/>
+            </w:pPr>
+            <w:r>
+              <w:t xml:space="preserve">T_B</w:t>
+            </w:r>
+          </w:p>
+        </w:tc>
+        <w:tc>
+          <w:tcPr/>
+          <w:p>
+            <w:pPr>
+              <w:pStyle w:val="Compact"/>
+              <w:jc w:val="left"/>
+            </w:pPr>
+            <w:r>
+              <w:t xml:space="preserve">Do methodological covariates explain more between-study yield variance than regime?</w:t>
+            </w:r>
+          </w:p>
+        </w:tc>
+        <w:tc>
+          <w:tcPr/>
+          <w:p>
+            <w:pPr>
+              <w:pStyle w:val="Compact"/>
+              <w:jc w:val="left"/>
+            </w:pPr>
+            <w:r>
+              <w:t xml:space="preserve">Between-study</w:t>
+            </w:r>
+            <w:r>
+              <w:t xml:space="preserve"> </w:t>
+            </w:r>
+            <m:oMath>
+              <m:sSubSup>
+                <m:e>
+                  <m:r>
+                    <m:t>R</m:t>
+                  </m:r>
+                </m:e>
+                <m:sub>
+                  <m:r>
+                    <m:t>C</m:t>
+                  </m:r>
+                </m:sub>
+                <m:sup>
+                  <m:r>
+                    <m:t>2</m:t>
+                  </m:r>
+                </m:sup>
+              </m:sSubSup>
+            </m:oMath>
+            <w:r>
+              <w:t xml:space="preserve"> </w:t>
+            </w:r>
+            <w:r>
+              <w:t xml:space="preserve">decomposition with cluster-bootstrap CIs (</w:t>
+            </w:r>
+            <m:oMath>
+              <m:r>
+                <m:t>n</m:t>
+              </m:r>
+              <m:r>
+                <m:t>​</m:t>
+              </m:r>
+              <m:r>
+                <m:rPr>
+                  <m:sty m:val="p"/>
+                </m:rPr>
+                <m:t>=</m:t>
+              </m:r>
+              <m:r>
+                <m:t>​</m:t>
+              </m:r>
+              <m:r>
+                <m:t>31</m:t>
+              </m:r>
+            </m:oMath>
+            <w:r>
+              <w:t xml:space="preserve"> </w:t>
+            </w:r>
+            <w:r>
+              <w:t xml:space="preserve">studies)</w:t>
+            </w:r>
+          </w:p>
+        </w:tc>
+        <w:tc>
+          <w:tcPr/>
+          <w:p>
+            <w:pPr>
+              <w:pStyle w:val="Compact"/>
+              <w:jc w:val="left"/>
+            </w:pPr>
+            <m:oMath>
+              <m:sSubSup>
+                <m:e>
+                  <m:r>
+                    <m:t>R</m:t>
+                  </m:r>
+                </m:e>
+                <m:sub>
+                  <m:r>
+                    <m:rPr>
+                      <m:nor/>
+                      <m:sty m:val="p"/>
+                    </m:rPr>
+                    <m:t>method</m:t>
+                  </m:r>
+                </m:sub>
+                <m:sup>
+                  <m:r>
+                    <m:t>2</m:t>
+                  </m:r>
+                </m:sup>
+              </m:sSubSup>
+              <m:r>
+                <m:rPr>
+                  <m:sty m:val="p"/>
+                </m:rPr>
+                <m:t>≫</m:t>
+              </m:r>
+              <m:sSubSup>
+                <m:e>
+                  <m:r>
+                    <m:t>R</m:t>
+                  </m:r>
+                </m:e>
+                <m:sub>
+                  <m:r>
+                    <m:rPr>
+                      <m:nor/>
+                      <m:sty m:val="p"/>
+                    </m:rPr>
+                    <m:t>regime</m:t>
+                  </m:r>
+                </m:sub>
+                <m:sup>
+                  <m:r>
+                    <m:t>2</m:t>
+                  </m:r>
+                </m:sup>
+              </m:sSubSup>
+            </m:oMath>
+          </w:p>
+        </w:tc>
+        <w:tc>
+          <w:tcPr/>
+          <w:p>
+            <w:pPr>
+              <w:pStyle w:val="Compact"/>
+              <w:jc w:val="left"/>
+            </w:pPr>
+            <w:r>
+              <w:t xml:space="preserve">None (descriptive)</w:t>
+            </w:r>
+          </w:p>
+        </w:tc>
+        <w:tc>
+          <w:tcPr/>
+          <w:p>
+            <w:pPr>
+              <w:pStyle w:val="Compact"/>
+              <w:jc w:val="left"/>
+            </w:pPr>
+            <w:r>
+              <w:t xml:space="preserve">Supported (</w:t>
+            </w:r>
+            <m:oMath>
+              <m:r>
+                <m:t>72</m:t>
+              </m:r>
+              <m:r>
+                <m:rPr>
+                  <m:sty m:val="p"/>
+                </m:rPr>
+                <m:t>%</m:t>
+              </m:r>
+            </m:oMath>
+            <w:r>
+              <w:t xml:space="preserve"> </w:t>
+            </w:r>
+            <w:r>
+              <w:t xml:space="preserve">method vs. </w:t>
+            </w:r>
+            <m:oMath>
+              <m:r>
+                <m:t>2</m:t>
+              </m:r>
+              <m:r>
+                <m:rPr>
+                  <m:sty m:val="p"/>
+                </m:rPr>
+                <m:t>%</m:t>
+              </m:r>
+            </m:oMath>
+            <w:r>
+              <w:t xml:space="preserve"> </w:t>
+            </w:r>
+            <w:r>
+              <w:t xml:space="preserve">regime; upper CI bound</w:t>
+            </w:r>
+            <w:r>
+              <w:t xml:space="preserve"> </w:t>
+            </w:r>
+            <m:oMath>
+              <m:r>
+                <m:t>37</m:t>
+              </m:r>
+              <m:r>
+                <m:rPr>
+                  <m:sty m:val="p"/>
+                </m:rPr>
+                <m:t>%</m:t>
+              </m:r>
+            </m:oMath>
+            <w:r>
+              <w:t xml:space="preserve"> </w:t>
+            </w:r>
+            <w:r>
+              <w:t xml:space="preserve">for regime)</w:t>
+            </w:r>
+          </w:p>
+        </w:tc>
+      </w:tr>
+    </w:tbl>
     <w:bookmarkEnd w:id="31"/>
     <w:bookmarkEnd w:id="32"/>
-    <w:bookmarkStart w:id="63" w:name="results"/>
+    <w:bookmarkEnd w:id="33"/>
+    <w:bookmarkStart w:id="65" w:name="results"/>
     <w:p>
       <w:pPr>
         <w:pStyle w:val="Heading1"/>
@@ -6730,7 +8550,7 @@
         <w:t xml:space="preserve">Results</w:t>
       </w:r>
     </w:p>
-    <w:bookmarkStart w:id="33" w:name="sec:test1"/>
+    <w:bookmarkStart w:id="34" w:name="sec:test1"/>
     <w:p>
       <w:pPr>
         <w:pStyle w:val="Heading2"/>
@@ -6990,8 +8810,8 @@
         <w:t xml:space="preserve">this corpus.</w:t>
       </w:r>
     </w:p>
-    <w:bookmarkEnd w:id="33"/>
-    <w:bookmarkStart w:id="35" w:name="X108cd0756bab8fa94b8b42039af10a2bbbf31ed"/>
+    <w:bookmarkEnd w:id="34"/>
+    <w:bookmarkStart w:id="36" w:name="X108cd0756bab8fa94b8b42039af10a2bbbf31ed"/>
     <w:p>
       <w:pPr>
         <w:pStyle w:val="Heading2"/>
@@ -7012,7 +8832,7 @@
           <w:rPr>
             <w:rStyle w:val="Hyperlink"/>
           </w:rPr>
-          <w:t xml:space="preserve">3</w:t>
+          <w:t xml:space="preserve">4</w:t>
         </w:r>
       </w:hyperlink>
       <w:r>
@@ -7290,7 +9110,7 @@
         <w:t xml:space="preserve">).</w:t>
       </w:r>
     </w:p>
-    <w:bookmarkStart w:id="34" w:name="tab:cv_summary"/>
+    <w:bookmarkStart w:id="35" w:name="tab:cv_summary"/>
     <w:p>
       <w:pPr>
         <w:pStyle w:val="TableCaption"/>
@@ -8251,9 +10071,9 @@
         </w:tc>
       </w:tr>
     </w:tbl>
-    <w:bookmarkEnd w:id="34"/>
     <w:bookmarkEnd w:id="35"/>
-    <w:bookmarkStart w:id="36" w:name="Xc7f41d189191773e4c1220d601865a3a41c24a0"/>
+    <w:bookmarkEnd w:id="36"/>
+    <w:bookmarkStart w:id="37" w:name="sec:variance_results"/>
     <w:p>
       <w:pPr>
         <w:pStyle w:val="Heading2"/>
@@ -8355,7 +10175,7 @@
         <w:t xml:space="preserve"> </w:t>
       </w:r>
       <w:r>
-        <w:t xml:space="preserve">physico-chemical regime label explains almost none of it:</w:t>
+        <w:t xml:space="preserve">physico-chemical regime label explains</w:t>
       </w:r>
       <w:r>
         <w:t xml:space="preserve"> </w:t>
@@ -8438,7 +10258,68 @@
         </m:r>
       </m:oMath>
       <w:r>
-        <w:t xml:space="preserve">).</w:t>
+        <w:t xml:space="preserve">); the point estimate is low, but the</w:t>
+      </w:r>
+      <w:r>
+        <w:t xml:space="preserve"> </w:t>
+      </w:r>
+      <w:r>
+        <w:t xml:space="preserve">wide interval (upper bound</w:t>
+      </w:r>
+      <w:r>
+        <w:t xml:space="preserve"> </w:t>
+      </w:r>
+      <m:oMath>
+        <m:r>
+          <m:rPr>
+            <m:sty m:val="p"/>
+          </m:rPr>
+          <m:t>≈</m:t>
+        </m:r>
+        <m:r>
+          <m:t>​</m:t>
+        </m:r>
+        <m:r>
+          <m:t>37</m:t>
+        </m:r>
+        <m:r>
+          <m:t> </m:t>
+        </m:r>
+        <m:r>
+          <m:rPr>
+            <m:sty m:val="p"/>
+          </m:rPr>
+          <m:t>%</m:t>
+        </m:r>
+      </m:oMath>
+      <w:r>
+        <w:t xml:space="preserve">) reflects the limited corpus (</w:t>
+      </w:r>
+      <m:oMath>
+        <m:r>
+          <m:t>n</m:t>
+        </m:r>
+        <m:r>
+          <m:t>​</m:t>
+        </m:r>
+        <m:r>
+          <m:rPr>
+            <m:sty m:val="p"/>
+          </m:rPr>
+          <m:t>=</m:t>
+        </m:r>
+        <m:r>
+          <m:t>​</m:t>
+        </m:r>
+        <m:r>
+          <m:t>31</m:t>
+        </m:r>
+      </m:oMath>
+      <w:r>
+        <w:t xml:space="preserve"> </w:t>
+      </w:r>
+      <w:r>
+        <w:t xml:space="preserve">studies) and does not exclude moderate regime effects.</w:t>
       </w:r>
       <w:r>
         <w:t xml:space="preserve"> </w:t>
@@ -8475,7 +10356,7 @@
           <m:t>​</m:t>
         </m:r>
         <m:r>
-          <m:t>0.553</m:t>
+          <m:t>0.717</m:t>
         </m:r>
       </m:oMath>
       <w:r>
@@ -8495,7 +10376,7 @@
           <m:t>[</m:t>
         </m:r>
         <m:r>
-          <m:t>0.361</m:t>
+          <m:t>0.443</m:t>
         </m:r>
         <m:r>
           <m:rPr>
@@ -8507,7 +10388,7 @@
           <m:t> </m:t>
         </m:r>
         <m:r>
-          <m:t>0.999</m:t>
+          <m:t>1.000</m:t>
         </m:r>
         <m:r>
           <m:rPr>
@@ -8533,7 +10414,7 @@
           <m:t>​</m:t>
         </m:r>
         <m:r>
-          <m:t>27</m:t>
+          <m:t>40</m:t>
         </m:r>
         <m:r>
           <m:rPr>
@@ -8557,7 +10438,7 @@
         </w:r>
       </w:hyperlink>
       <w:r>
-        <w:t xml:space="preserve">). The single largest source is the</w:t>
+        <w:t xml:space="preserve">). The single largest individual source is the</w:t>
       </w:r>
       <w:r>
         <w:t xml:space="preserve"> </w:t>
@@ -8567,10 +10448,128 @@
           <w:i/>
           <w:iCs/>
         </w:rPr>
-        <w:t xml:space="preserve">temperature-control method</w:t>
+        <w:t xml:space="preserve">hydrogen measurement apparatus</w:t>
       </w:r>
       <w:r>
         <w:t xml:space="preserve">:</w:t>
+      </w:r>
+      <w:r>
+        <w:t xml:space="preserve"> </w:t>
+      </w:r>
+      <m:oMath>
+        <m:sSubSup>
+          <m:e>
+            <m:r>
+              <m:t>R</m:t>
+            </m:r>
+          </m:e>
+          <m:sub>
+            <m:r>
+              <m:rPr>
+                <m:nor/>
+                <m:scr m:val="monospace"/>
+                <m:sty m:val="p"/>
+              </m:rPr>
+              <m:t>measurement_method</m:t>
+            </m:r>
+          </m:sub>
+          <m:sup>
+            <m:r>
+              <m:t>2</m:t>
+            </m:r>
+          </m:sup>
+        </m:sSubSup>
+        <m:r>
+          <m:t>​</m:t>
+        </m:r>
+        <m:r>
+          <m:rPr>
+            <m:sty m:val="p"/>
+          </m:rPr>
+          <m:t>=</m:t>
+        </m:r>
+        <m:r>
+          <m:t>​</m:t>
+        </m:r>
+        <m:r>
+          <m:t>0.425</m:t>
+        </m:r>
+      </m:oMath>
+      <w:r>
+        <w:t xml:space="preserve"> </w:t>
+      </w:r>
+      <w:r>
+        <w:t xml:space="preserve">(CI</w:t>
+      </w:r>
+      <w:r>
+        <w:t xml:space="preserve"> </w:t>
+      </w:r>
+      <m:oMath>
+        <m:r>
+          <m:rPr>
+            <m:sty m:val="p"/>
+          </m:rPr>
+          <m:t>[</m:t>
+        </m:r>
+        <m:r>
+          <m:t>0.024</m:t>
+        </m:r>
+        <m:r>
+          <m:rPr>
+            <m:sty m:val="p"/>
+          </m:rPr>
+          <m:t>,</m:t>
+        </m:r>
+        <m:r>
+          <m:t> </m:t>
+        </m:r>
+        <m:r>
+          <m:t>0.806</m:t>
+        </m:r>
+        <m:r>
+          <m:rPr>
+            <m:sty m:val="p"/>
+          </m:rPr>
+          <m:t>]</m:t>
+        </m:r>
+      </m:oMath>
+      <w:r>
+        <w:t xml:space="preserve">; associational;</w:t>
+      </w:r>
+      <w:r>
+        <w:t xml:space="preserve"> </w:t>
+      </w:r>
+      <m:oMath>
+        <m:r>
+          <m:t>n</m:t>
+        </m:r>
+        <m:r>
+          <m:t>​</m:t>
+        </m:r>
+        <m:r>
+          <m:rPr>
+            <m:sty m:val="p"/>
+          </m:rPr>
+          <m:t>=</m:t>
+        </m:r>
+        <m:r>
+          <m:t>​</m:t>
+        </m:r>
+        <m:r>
+          <m:t>25</m:t>
+        </m:r>
+      </m:oMath>
+      <w:r>
+        <w:t xml:space="preserve"> </w:t>
+      </w:r>
+      <w:r>
+        <w:t xml:space="preserve">studies reporting apparatus details;</w:t>
+      </w:r>
+      <w:r>
+        <w:t xml:space="preserve"> </w:t>
+      </w:r>
+      <w:r>
+        <w:t xml:space="preserve">6 studies have no apparatus metadata). Temperature-control method explains</w:t>
       </w:r>
       <w:r>
         <w:t xml:space="preserve"> </w:t>
@@ -8611,7 +10610,7 @@
           <m:t>​</m:t>
         </m:r>
         <m:r>
-          <m:t>0.332</m:t>
+          <m:t>0.081</m:t>
         </m:r>
       </m:oMath>
       <w:r>
@@ -8631,7 +10630,7 @@
           <m:t>[</m:t>
         </m:r>
         <m:r>
-          <m:t>0.030</m:t>
+          <m:t>0.002</m:t>
         </m:r>
         <m:r>
           <m:rPr>
@@ -8643,7 +10642,7 @@
           <m:t> </m:t>
         </m:r>
         <m:r>
-          <m:t>0.676</m:t>
+          <m:t>0.240</m:t>
         </m:r>
         <m:r>
           <m:rPr>
@@ -8653,7 +10652,13 @@
         </m:r>
       </m:oMath>
       <w:r>
-        <w:t xml:space="preserve">); studies using a self-heating protocol report higher mean yields</w:t>
+        <w:t xml:space="preserve">);</w:t>
+      </w:r>
+      <w:r>
+        <w:t xml:space="preserve"> </w:t>
+      </w:r>
+      <w:r>
+        <w:t xml:space="preserve">studies using a self-heating protocol report higher mean yields</w:t>
       </w:r>
       <w:r>
         <w:t xml:space="preserve"> </w:t>
@@ -8677,7 +10682,7 @@
       </w:r>
       <m:oMath>
         <m:r>
-          <m:t>75</m:t>
+          <m:t>72</m:t>
         </m:r>
         <m:r>
           <m:rPr>
@@ -8687,25 +10692,103 @@
         </m:r>
       </m:oMath>
       <w:r>
-        <w:t xml:space="preserve">), and uncontrolled studies far lower</w:t>
-      </w:r>
-      <w:r>
-        <w:t xml:space="preserve"> </w:t>
-      </w:r>
-      <w:r>
-        <w:t xml:space="preserve">(</w:t>
-      </w:r>
-      <m:oMath>
-        <m:r>
-          <m:t>32</m:t>
-        </m:r>
-        <m:r>
-          <m:rPr>
-            <m:sty m:val="p"/>
-          </m:rPr>
-          <m:t>%</m:t>
-        </m:r>
-      </m:oMath>
+        <w:t xml:space="preserve">) across</w:t>
+      </w:r>
+      <w:r>
+        <w:t xml:space="preserve"> </w:t>
+      </w:r>
+      <m:oMath>
+        <m:r>
+          <m:t>7</m:t>
+        </m:r>
+      </m:oMath>
+      <w:r>
+        <w:t xml:space="preserve"> </w:t>
+      </w:r>
+      <w:r>
+        <w:t xml:space="preserve">and</w:t>
+      </w:r>
+      <w:r>
+        <w:t xml:space="preserve"> </w:t>
+      </w:r>
+      <m:oMath>
+        <m:r>
+          <m:t>24</m:t>
+        </m:r>
+      </m:oMath>
+      <w:r>
+        <w:t xml:space="preserve"> </w:t>
+      </w:r>
+      <w:r>
+        <w:t xml:space="preserve">studies respectively.</w:t>
+      </w:r>
+      <w:r>
+        <w:t xml:space="preserve"> </w:t>
+      </w:r>
+      <w:r>
+        <w:t xml:space="preserve">These two levels exhaust the temperature-control variable in the corrected dataset</w:t>
+      </w:r>
+      <w:r>
+        <w:t xml:space="preserve"> </w:t>
+      </w:r>
+      <w:r>
+        <w:t xml:space="preserve">(Section </w:t>
+      </w:r>
+      <w:hyperlink w:anchor="sec:qc">
+        <w:r>
+          <w:rPr>
+            <w:rStyle w:val="Hyperlink"/>
+          </w:rPr>
+          <w:t xml:space="preserve">3.2</w:t>
+        </w:r>
+      </w:hyperlink>
+      <w:r>
+        <w:t xml:space="preserve">; two studies originally coded as</w:t>
+      </w:r>
+      <w:r>
+        <w:t xml:space="preserve"> </w:t>
+      </w:r>
+      <w:r>
+        <w:rPr>
+          <w:rStyle w:val="VerbatimChar"/>
+        </w:rPr>
+        <w:t xml:space="preserve">uncontrolled</w:t>
+      </w:r>
+      <w:r>
+        <w:t xml:space="preserve"> </w:t>
+      </w:r>
+      <w:r>
+        <w:t xml:space="preserve">were</w:t>
+      </w:r>
+      <w:r>
+        <w:t xml:space="preserve"> </w:t>
+      </w:r>
+      <w:r>
+        <w:t xml:space="preserve">reclassified to</w:t>
+      </w:r>
+      <w:r>
+        <w:t xml:space="preserve"> </w:t>
+      </w:r>
+      <w:r>
+        <w:rPr>
+          <w:rStyle w:val="VerbatimChar"/>
+        </w:rPr>
+        <w:t xml:space="preserve">isothermal_bath</w:t>
+      </w:r>
+      <w:r>
+        <w:t xml:space="preserve"> </w:t>
+      </w:r>
+      <w:r>
+        <w:t xml:space="preserve">during inter-rater adjudication, see Table </w:t>
+      </w:r>
+      <w:hyperlink w:anchor="tab:qc_summary">
+        <w:r>
+          <w:rPr>
+            <w:rStyle w:val="Hyperlink"/>
+          </w:rPr>
+          <w:t xml:space="preserve">2</w:t>
+        </w:r>
+      </w:hyperlink>
       <w:r>
         <w:t xml:space="preserve">).</w:t>
       </w:r>
@@ -8715,78 +10798,203 @@
         <w:pStyle w:val="BodyText"/>
       </w:pPr>
       <w:r>
-        <w:t xml:space="preserve">This signal is not a relabeling of study identity or physical regime. Each</w:t>
-      </w:r>
-      <w:r>
-        <w:t xml:space="preserve"> </w:t>
-      </w:r>
-      <w:r>
-        <w:t xml:space="preserve">temperature-control level is shared by many studies (</w:t>
-      </w:r>
-      <m:oMath>
-        <m:r>
-          <m:t>22</m:t>
-        </m:r>
-        <m:r>
-          <m:t> </m:t>
-        </m:r>
-        <m:r>
-          <m:rPr>
-            <m:sty m:val="p"/>
-          </m:rPr>
-          <m:t>/</m:t>
-        </m:r>
-        <m:r>
-          <m:t> </m:t>
-        </m:r>
-        <m:r>
-          <m:t>7</m:t>
-        </m:r>
-        <m:r>
-          <m:t> </m:t>
-        </m:r>
-        <m:r>
-          <m:rPr>
-            <m:sty m:val="p"/>
-          </m:rPr>
-          <m:t>/</m:t>
-        </m:r>
-        <m:r>
-          <m:t> </m:t>
-        </m:r>
-        <m:r>
-          <m:t>2</m:t>
-        </m:r>
-      </m:oMath>
-      <w:r>
-        <w:t xml:space="preserve"> </w:t>
-      </w:r>
-      <w:r>
-        <w:t xml:space="preserve">studies for</w:t>
-      </w:r>
-      <w:r>
-        <w:t xml:space="preserve"> </w:t>
-      </w:r>
-      <w:r>
-        <w:t xml:space="preserve">isothermal-bath / self-heating / uncontrolled) and spans four or five of the five</w:t>
-      </w:r>
-      <w:r>
-        <w:t xml:space="preserve"> </w:t>
-      </w:r>
-      <w:r>
-        <w:t xml:space="preserve">regimes, so it is not collinear with</w:t>
-      </w:r>
-      <w:r>
-        <w:t xml:space="preserve"> </w:t>
+        <w:t xml:space="preserve">The measurement-method signal is not a relabeling of study identity or physical regime.</w:t>
+      </w:r>
+      <w:r>
+        <w:t xml:space="preserve"> </w:t>
+      </w:r>
+      <w:r>
+        <w:t xml:space="preserve">The dominant levels (</w:t>
       </w:r>
       <w:r>
         <w:rPr>
           <w:rStyle w:val="VerbatimChar"/>
         </w:rPr>
-        <w:t xml:space="preserve">system_class</w:t>
-      </w:r>
-      <w:r>
-        <w:t xml:space="preserve">. The contribution</w:t>
+        <w:t xml:space="preserve">water_displacement</w:t>
+      </w:r>
+      <w:r>
+        <w:t xml:space="preserve">,</w:t>
+      </w:r>
+      <w:r>
+        <w:t xml:space="preserve"> </w:t>
+      </w:r>
+      <m:oMath>
+        <m:r>
+          <m:t>n</m:t>
+        </m:r>
+        <m:r>
+          <m:t>​</m:t>
+        </m:r>
+        <m:r>
+          <m:rPr>
+            <m:sty m:val="p"/>
+          </m:rPr>
+          <m:t>=</m:t>
+        </m:r>
+        <m:r>
+          <m:t>​</m:t>
+        </m:r>
+        <m:r>
+          <m:t>19</m:t>
+        </m:r>
+      </m:oMath>
+      <w:r>
+        <w:t xml:space="preserve"> </w:t>
+      </w:r>
+      <w:r>
+        <w:t xml:space="preserve">studies;</w:t>
+      </w:r>
+      <w:r>
+        <w:t xml:space="preserve"> </w:t>
+      </w:r>
+      <w:r>
+        <w:rPr>
+          <w:rStyle w:val="VerbatimChar"/>
+        </w:rPr>
+        <w:t xml:space="preserve">other</w:t>
+      </w:r>
+      <w:r>
+        <w:t xml:space="preserve">,</w:t>
+      </w:r>
+      <w:r>
+        <w:t xml:space="preserve"> </w:t>
+      </w:r>
+      <m:oMath>
+        <m:r>
+          <m:t>n</m:t>
+        </m:r>
+        <m:r>
+          <m:t>​</m:t>
+        </m:r>
+        <m:r>
+          <m:rPr>
+            <m:sty m:val="p"/>
+          </m:rPr>
+          <m:t>=</m:t>
+        </m:r>
+        <m:r>
+          <m:t>​</m:t>
+        </m:r>
+        <m:r>
+          <m:t>1</m:t>
+        </m:r>
+      </m:oMath>
+      <w:r>
+        <w:t xml:space="preserve">;</w:t>
+      </w:r>
+      <w:r>
+        <w:t xml:space="preserve"> </w:t>
+      </w:r>
+      <w:r>
+        <w:rPr>
+          <w:rStyle w:val="VerbatimChar"/>
+        </w:rPr>
+        <w:t xml:space="preserve">pressure</w:t>
+      </w:r>
+      <w:r>
+        <w:t xml:space="preserve">,</w:t>
+      </w:r>
+      <w:r>
+        <w:t xml:space="preserve"> </w:t>
+      </w:r>
+      <m:oMath>
+        <m:r>
+          <m:t>n</m:t>
+        </m:r>
+        <m:r>
+          <m:t>​</m:t>
+        </m:r>
+        <m:r>
+          <m:rPr>
+            <m:sty m:val="p"/>
+          </m:rPr>
+          <m:t>=</m:t>
+        </m:r>
+        <m:r>
+          <m:t>​</m:t>
+        </m:r>
+        <m:r>
+          <m:t>3</m:t>
+        </m:r>
+      </m:oMath>
+      <w:r>
+        <w:t xml:space="preserve">;</w:t>
+      </w:r>
+      <w:r>
+        <w:t xml:space="preserve"> </w:t>
+      </w:r>
+      <w:r>
+        <w:rPr>
+          <w:rStyle w:val="VerbatimChar"/>
+        </w:rPr>
+        <w:t xml:space="preserve">mass_flow</w:t>
+      </w:r>
+      <w:r>
+        <w:t xml:space="preserve">,</w:t>
+      </w:r>
+      <w:r>
+        <w:t xml:space="preserve"> </w:t>
+      </w:r>
+      <m:oMath>
+        <m:r>
+          <m:t>n</m:t>
+        </m:r>
+        <m:r>
+          <m:t>​</m:t>
+        </m:r>
+        <m:r>
+          <m:rPr>
+            <m:sty m:val="p"/>
+          </m:rPr>
+          <m:t>=</m:t>
+        </m:r>
+        <m:r>
+          <m:t>​</m:t>
+        </m:r>
+        <m:r>
+          <m:t>1</m:t>
+        </m:r>
+      </m:oMath>
+      <w:r>
+        <w:t xml:space="preserve">;</w:t>
+      </w:r>
+      <w:r>
+        <w:t xml:space="preserve"> </w:t>
+      </w:r>
+      <w:r>
+        <w:rPr>
+          <w:rStyle w:val="VerbatimChar"/>
+        </w:rPr>
+        <w:t xml:space="preserve">gc</w:t>
+      </w:r>
+      <w:r>
+        <w:t xml:space="preserve">,</w:t>
+      </w:r>
+      <w:r>
+        <w:t xml:space="preserve"> </w:t>
+      </w:r>
+      <m:oMath>
+        <m:r>
+          <m:t>n</m:t>
+        </m:r>
+        <m:r>
+          <m:t>​</m:t>
+        </m:r>
+        <m:r>
+          <m:rPr>
+            <m:sty m:val="p"/>
+          </m:rPr>
+          <m:t>=</m:t>
+        </m:r>
+        <m:r>
+          <m:t>​</m:t>
+        </m:r>
+        <m:r>
+          <m:t>1</m:t>
+        </m:r>
+      </m:oMath>
+      <w:r>
+        <w:t xml:space="preserve">) each span multiple regimes. The measurement-method contribution</w:t>
       </w:r>
       <w:r>
         <w:t xml:space="preserve"> </w:t>
@@ -8799,13 +11007,13 @@
         <w:t xml:space="preserve">survives controlling for regime</w:t>
       </w:r>
       <w:r>
-        <w:t xml:space="preserve">: incremental variance explained by temperature</w:t>
-      </w:r>
-      <w:r>
-        <w:t xml:space="preserve"> </w:t>
-      </w:r>
-      <w:r>
-        <w:t xml:space="preserve">control given</w:t>
+        <w:t xml:space="preserve">: incremental variance explained by measurement method</w:t>
+      </w:r>
+      <w:r>
+        <w:t xml:space="preserve"> </w:t>
+      </w:r>
+      <w:r>
+        <w:t xml:space="preserve">given</w:t>
       </w:r>
       <w:r>
         <w:t xml:space="preserve"> </w:t>
@@ -8833,7 +11041,7 @@
           <m:t>+</m:t>
         </m:r>
         <m:r>
-          <m:t>0.467</m:t>
+          <m:t>0.512</m:t>
         </m:r>
       </m:oMath>
       <w:r>
@@ -8859,7 +11067,7 @@
           <m:t>+</m:t>
         </m:r>
         <m:r>
-          <m:t>0.037</m:t>
+          <m:t>0.069</m:t>
         </m:r>
         <m:r>
           <m:rPr>
@@ -8877,7 +11085,7 @@
           <m:t>+</m:t>
         </m:r>
         <m:r>
-          <m:t>0.772</m:t>
+          <m:t>0.813</m:t>
         </m:r>
         <m:r>
           <m:rPr>
@@ -8917,60 +11125,111 @@
           <m:t>+</m:t>
         </m:r>
         <m:r>
-          <m:t>0.153</m:t>
-        </m:r>
-      </m:oMath>
-      <w:r>
-        <w:t xml:space="preserve">. Residual between-study</w:t>
-      </w:r>
-      <w:r>
-        <w:t xml:space="preserve"> </w:t>
-      </w:r>
-      <w:r>
-        <w:t xml:space="preserve">spread remains within the dominant isothermal-bath level (yield range</w:t>
-      </w:r>
-      <w:r>
-        <w:t xml:space="preserve"> </w:t>
-      </w:r>
-      <m:oMath>
-        <m:r>
-          <m:t>26</m:t>
-        </m:r>
-      </m:oMath>
-      <w:r>
-        <w:t xml:space="preserve">–</w:t>
-      </w:r>
-      <m:oMath>
-        <m:r>
-          <m:t>100</m:t>
-        </m:r>
-      </m:oMath>
-      <w:r>
-        <w:t xml:space="preserve"> %,</w:t>
-      </w:r>
-      <w:r>
-        <w:t xml:space="preserve"> </w:t>
-      </w:r>
-      <w:r>
-        <w:t xml:space="preserve">s.d. </w:t>
-      </w:r>
-      <m:oMath>
-        <m:r>
-          <m:t>18.7</m:t>
-        </m:r>
-      </m:oMath>
-      <w:r>
-        <w:t xml:space="preserve"> %), so temperature control is the largest single source of between-study</w:t>
-      </w:r>
-      <w:r>
-        <w:t xml:space="preserve"> </w:t>
-      </w:r>
-      <w:r>
-        <w:t xml:space="preserve">variance, though not the only one.</w:t>
+          <m:t>0.044</m:t>
+        </m:r>
+      </m:oMath>
+      <w:r>
+        <w:t xml:space="preserve">. Temperature control also</w:t>
+      </w:r>
+      <w:r>
+        <w:t xml:space="preserve"> </w:t>
+      </w:r>
+      <w:r>
+        <w:t xml:space="preserve">contributes beyond regime: incremental</w:t>
+      </w:r>
+      <w:r>
+        <w:t xml:space="preserve"> </w:t>
+      </w:r>
+      <m:oMath>
+        <m:r>
+          <m:rPr>
+            <m:sty m:val="p"/>
+          </m:rPr>
+          <m:t>+</m:t>
+        </m:r>
+        <m:r>
+          <m:t>0.107</m:t>
+        </m:r>
+      </m:oMath>
+      <w:r>
+        <w:t xml:space="preserve"> </w:t>
+      </w:r>
+      <w:r>
+        <w:t xml:space="preserve">(CI</w:t>
+      </w:r>
+      <w:r>
+        <w:t xml:space="preserve"> </w:t>
+      </w:r>
+      <m:oMath>
+        <m:r>
+          <m:rPr>
+            <m:sty m:val="p"/>
+          </m:rPr>
+          <m:t>[</m:t>
+        </m:r>
+        <m:r>
+          <m:rPr>
+            <m:sty m:val="p"/>
+          </m:rPr>
+          <m:t>+</m:t>
+        </m:r>
+        <m:r>
+          <m:t>0.009</m:t>
+        </m:r>
+        <m:r>
+          <m:rPr>
+            <m:sty m:val="p"/>
+          </m:rPr>
+          <m:t>,</m:t>
+        </m:r>
+        <m:r>
+          <m:t> </m:t>
+        </m:r>
+        <m:r>
+          <m:rPr>
+            <m:sty m:val="p"/>
+          </m:rPr>
+          <m:t>+</m:t>
+        </m:r>
+        <m:r>
+          <m:t>0.316</m:t>
+        </m:r>
+        <m:r>
+          <m:rPr>
+            <m:sty m:val="p"/>
+          </m:rPr>
+          <m:t>]</m:t>
+        </m:r>
+      </m:oMath>
+      <w:r>
+        <w:t xml:space="preserve">, excluding</w:t>
+      </w:r>
+      <w:r>
+        <w:t xml:space="preserve"> </w:t>
+      </w:r>
+      <m:oMath>
+        <m:r>
+          <m:t>0</m:t>
+        </m:r>
+      </m:oMath>
+      <w:r>
+        <w:t xml:space="preserve">).</w:t>
+      </w:r>
+      <w:r>
+        <w:t xml:space="preserve"> </w:t>
+      </w:r>
+      <w:r>
+        <w:t xml:space="preserve">Residual between-study spread within measurement-apparatus groups remains substantial,</w:t>
+      </w:r>
+      <w:r>
+        <w:t xml:space="preserve"> </w:t>
+      </w:r>
+      <w:r>
+        <w:t xml:space="preserve">so these predictors identify the dominant sources of between-study variance, not all of it.</w:t>
       </w:r>
     </w:p>
-    <w:bookmarkEnd w:id="36"/>
-    <w:bookmarkStart w:id="37" w:name="Xd505c3875cecbd81f1a9755dddf3c481e86c330"/>
+    <w:bookmarkEnd w:id="37"/>
+    <w:bookmarkStart w:id="38" w:name="Xd505c3875cecbd81f1a9755dddf3c481e86c330"/>
     <w:p>
       <w:pPr>
         <w:pStyle w:val="Heading2"/>
@@ -9414,8 +11673,8 @@
         <w:t xml:space="preserve">does not resolve the between-study contradictions.</w:t>
       </w:r>
     </w:p>
-    <w:bookmarkEnd w:id="37"/>
-    <w:bookmarkStart w:id="39" w:name="X337b42e9d5ed03b81211dfcc6cbbf536caa4f94"/>
+    <w:bookmarkEnd w:id="38"/>
+    <w:bookmarkStart w:id="40" w:name="X337b42e9d5ed03b81211dfcc6cbbf536caa4f94"/>
     <w:p>
       <w:pPr>
         <w:pStyle w:val="Heading2"/>
@@ -9729,7 +11988,7 @@
           <w:rPr>
             <w:rStyle w:val="Hyperlink"/>
           </w:rPr>
-          <w:t xml:space="preserve">4</w:t>
+          <w:t xml:space="preserve">5</w:t>
         </w:r>
       </w:hyperlink>
       <w:r>
@@ -10024,7 +12283,7 @@
         <w:t xml:space="preserve">heterogeneity rather than true thermodynamic regime structure.</w:t>
       </w:r>
     </w:p>
-    <w:bookmarkStart w:id="38" w:name="tab:ea_summary"/>
+    <w:bookmarkStart w:id="39" w:name="tab:ea_summary"/>
     <w:p>
       <w:pPr>
         <w:pStyle w:val="TableCaption"/>
@@ -10558,9 +12817,9 @@
         </w:tc>
       </w:tr>
     </w:tbl>
-    <w:bookmarkEnd w:id="38"/>
     <w:bookmarkEnd w:id="39"/>
-    <w:bookmarkStart w:id="40" w:name="Xe8dce995d1dde6c2f852299b4ca3fe3d07b0a1a"/>
+    <w:bookmarkEnd w:id="40"/>
+    <w:bookmarkStart w:id="41" w:name="Xe8dce995d1dde6c2f852299b4ca3fe3d07b0a1a"/>
     <w:p>
       <w:pPr>
         <w:pStyle w:val="Heading2"/>
@@ -10831,8 +13090,8 @@
         <w:t xml:space="preserve">variable.</w:t>
       </w:r>
     </w:p>
-    <w:bookmarkEnd w:id="40"/>
-    <w:bookmarkStart w:id="41" w:name="X0d6de73ed3684c89b392525166653c1cb98f30a"/>
+    <w:bookmarkEnd w:id="41"/>
+    <w:bookmarkStart w:id="42" w:name="X0d6de73ed3684c89b392525166653c1cb98f30a"/>
     <w:p>
       <w:pPr>
         <w:pStyle w:val="Heading2"/>
@@ -11107,8 +13366,8 @@
         <w:t xml:space="preserve">rows rather than genuine within-study physical noise.</w:t>
       </w:r>
     </w:p>
-    <w:bookmarkEnd w:id="41"/>
-    <w:bookmarkStart w:id="62" w:name="X107352f5980d1e9dc646e3a0472c508b95c9903"/>
+    <w:bookmarkEnd w:id="42"/>
+    <w:bookmarkStart w:id="43" w:name="X107352f5980d1e9dc646e3a0472c508b95c9903"/>
     <w:p>
       <w:pPr>
         <w:pStyle w:val="Heading2"/>
@@ -11356,7 +13615,422 @@
         <w:t xml:space="preserve">.</w:t>
       </w:r>
     </w:p>
-    <w:bookmarkStart w:id="45" w:name="fig:gap"/>
+    <w:bookmarkEnd w:id="43"/>
+    <w:bookmarkStart w:id="64" w:name="robustness-sensitivities"/>
+    <w:p>
+      <w:pPr>
+        <w:pStyle w:val="Heading2"/>
+      </w:pPr>
+      <w:r>
+        <w:t xml:space="preserve">Robustness sensitivities</w:t>
+      </w:r>
+    </w:p>
+    <w:p>
+      <w:pPr>
+        <w:pStyle w:val="FirstParagraph"/>
+      </w:pPr>
+      <w:r>
+        <w:t xml:space="preserve">Two pre-specified sensitivity checks were run to assess how robust the headline findings</w:t>
+      </w:r>
+      <w:r>
+        <w:t xml:space="preserve"> </w:t>
+      </w:r>
+      <w:r>
+        <w:t xml:space="preserve">are to study-quality cut and particle-size reporting.</w:t>
+      </w:r>
+    </w:p>
+    <w:p>
+      <w:pPr>
+        <w:pStyle w:val="BodyText"/>
+      </w:pPr>
+      <w:r>
+        <w:rPr>
+          <w:b/>
+          <w:bCs/>
+        </w:rPr>
+        <w:t xml:space="preserve">OA-subset (tier A+B only,</w:t>
+      </w:r>
+      <w:r>
+        <w:rPr>
+          <w:b/>
+          <w:bCs/>
+        </w:rPr>
+        <w:t xml:space="preserve"> </w:t>
+      </w:r>
+      <m:oMath>
+        <m:r>
+          <m:t>n</m:t>
+        </m:r>
+        <m:r>
+          <m:t>​</m:t>
+        </m:r>
+        <m:r>
+          <m:rPr>
+            <m:sty m:val="p"/>
+          </m:rPr>
+          <m:t>=</m:t>
+        </m:r>
+        <m:r>
+          <m:t>​</m:t>
+        </m:r>
+        <m:r>
+          <m:t>19</m:t>
+        </m:r>
+      </m:oMath>
+      <w:r>
+        <w:rPr>
+          <w:b/>
+          <w:bCs/>
+        </w:rPr>
+        <w:t xml:space="preserve">).</w:t>
+      </w:r>
+      <w:r>
+        <w:t xml:space="preserve"> </w:t>
+      </w:r>
+      <w:r>
+        <w:t xml:space="preserve">Restricting to the 19 studies rated tier A or B eliminates all 12 tier-C studies.</w:t>
+      </w:r>
+      <w:r>
+        <w:t xml:space="preserve"> </w:t>
+      </w:r>
+      <w:r>
+        <w:t xml:space="preserve">After this restriction:</w:t>
+      </w:r>
+      <w:r>
+        <w:t xml:space="preserve"> </w:t>
+      </w:r>
+      <m:oMath>
+        <m:sSubSup>
+          <m:e>
+            <m:r>
+              <m:t>R</m:t>
+            </m:r>
+          </m:e>
+          <m:sub>
+            <m:r>
+              <m:rPr>
+                <m:nor/>
+                <m:scr m:val="monospace"/>
+                <m:sty m:val="p"/>
+              </m:rPr>
+              <m:t>system_class</m:t>
+            </m:r>
+          </m:sub>
+          <m:sup>
+            <m:r>
+              <m:t>2</m:t>
+            </m:r>
+          </m:sup>
+        </m:sSubSup>
+        <m:r>
+          <m:t>​</m:t>
+        </m:r>
+        <m:r>
+          <m:rPr>
+            <m:sty m:val="p"/>
+          </m:rPr>
+          <m:t>=</m:t>
+        </m:r>
+        <m:r>
+          <m:t>​</m:t>
+        </m:r>
+        <m:r>
+          <m:t>0.094</m:t>
+        </m:r>
+      </m:oMath>
+      <w:r>
+        <w:t xml:space="preserve"> </w:t>
+      </w:r>
+      <w:r>
+        <w:t xml:space="preserve">(still low);</w:t>
+      </w:r>
+      <w:r>
+        <w:t xml:space="preserve"> </w:t>
+      </w:r>
+      <m:oMath>
+        <m:sSubSup>
+          <m:e>
+            <m:r>
+              <m:t>R</m:t>
+            </m:r>
+          </m:e>
+          <m:sub>
+            <m:r>
+              <m:rPr>
+                <m:nor/>
+                <m:scr m:val="monospace"/>
+                <m:sty m:val="p"/>
+              </m:rPr>
+              <m:t>measurement_method</m:t>
+            </m:r>
+          </m:sub>
+          <m:sup>
+            <m:r>
+              <m:t>2</m:t>
+            </m:r>
+          </m:sup>
+        </m:sSubSup>
+        <m:r>
+          <m:t>​</m:t>
+        </m:r>
+        <m:r>
+          <m:rPr>
+            <m:sty m:val="p"/>
+          </m:rPr>
+          <m:t>=</m:t>
+        </m:r>
+        <m:r>
+          <m:t>​</m:t>
+        </m:r>
+        <m:r>
+          <m:t>0.073</m:t>
+        </m:r>
+      </m:oMath>
+      <w:r>
+        <w:t xml:space="preserve"> </w:t>
+      </w:r>
+      <w:r>
+        <w:t xml:space="preserve">(drops substantially);</w:t>
+      </w:r>
+      <w:r>
+        <w:t xml:space="preserve"> </w:t>
+      </w:r>
+      <m:oMath>
+        <m:sSubSup>
+          <m:e>
+            <m:r>
+              <m:t>R</m:t>
+            </m:r>
+          </m:e>
+          <m:sub>
+            <m:r>
+              <m:rPr>
+                <m:nor/>
+                <m:scr m:val="monospace"/>
+                <m:sty m:val="p"/>
+              </m:rPr>
+              <m:t>temperature_control</m:t>
+            </m:r>
+          </m:sub>
+          <m:sup>
+            <m:r>
+              <m:t>2</m:t>
+            </m:r>
+          </m:sup>
+        </m:sSubSup>
+        <m:r>
+          <m:t>​</m:t>
+        </m:r>
+        <m:r>
+          <m:rPr>
+            <m:sty m:val="p"/>
+          </m:rPr>
+          <m:t>=</m:t>
+        </m:r>
+        <m:r>
+          <m:t>​</m:t>
+        </m:r>
+        <m:r>
+          <m:t>0.065</m:t>
+        </m:r>
+      </m:oMath>
+      <w:r>
+        <w:t xml:space="preserve"> </w:t>
+      </w:r>
+      <w:r>
+        <w:t xml:space="preserve">(also drops).</w:t>
+      </w:r>
+      <w:r>
+        <w:t xml:space="preserve"> </w:t>
+      </w:r>
+      <w:r>
+        <w:t xml:space="preserve">All individual predictors weaken, which is expected when the tier-C studies (which</w:t>
+      </w:r>
+      <w:r>
+        <w:t xml:space="preserve"> </w:t>
+      </w:r>
+      <w:r>
+        <w:t xml:space="preserve">include the lowest-yield and self-heating records) are removed, reducing between-study</w:t>
+      </w:r>
+      <w:r>
+        <w:t xml:space="preserve"> </w:t>
+      </w:r>
+      <w:r>
+        <w:t xml:space="preserve">spread. The headline direction (regime</w:t>
+      </w:r>
+      <w:r>
+        <w:t xml:space="preserve"> </w:t>
+      </w:r>
+      <m:oMath>
+        <m:r>
+          <m:rPr>
+            <m:sty m:val="p"/>
+          </m:rPr>
+          <m:t>&lt;</m:t>
+        </m:r>
+      </m:oMath>
+      <w:r>
+        <w:t xml:space="preserve"> </w:t>
+      </w:r>
+      <w:r>
+        <w:t xml:space="preserve">methodological predictors) holds, but the</w:t>
+      </w:r>
+      <w:r>
+        <w:t xml:space="preserve"> </w:t>
+      </w:r>
+      <w:r>
+        <w:t xml:space="preserve">absolute magnitudes are sensitive to quality-tier inclusion; this is a legitimate</w:t>
+      </w:r>
+      <w:r>
+        <w:t xml:space="preserve"> </w:t>
+      </w:r>
+      <w:r>
+        <w:t xml:space="preserve">limitation of corpus size and tier composition.</w:t>
+      </w:r>
+    </w:p>
+    <w:p>
+      <w:pPr>
+        <w:pStyle w:val="BodyText"/>
+      </w:pPr>
+      <w:r>
+        <w:rPr>
+          <w:b/>
+          <w:bCs/>
+        </w:rPr>
+        <w:t xml:space="preserve">Particle-size reporting sensitivity.</w:t>
+      </w:r>
+      <w:r>
+        <w:t xml:space="preserve"> </w:t>
+      </w:r>
+      <w:r>
+        <w:t xml:space="preserve">Among studies that report particle size as an experimental variable (</w:t>
+      </w:r>
+      <m:oMath>
+        <m:r>
+          <m:t>n</m:t>
+        </m:r>
+        <m:r>
+          <m:t>​</m:t>
+        </m:r>
+        <m:r>
+          <m:rPr>
+            <m:sty m:val="p"/>
+          </m:rPr>
+          <m:t>=</m:t>
+        </m:r>
+        <m:r>
+          <m:t>​</m:t>
+        </m:r>
+        <m:r>
+          <m:t>5</m:t>
+        </m:r>
+      </m:oMath>
+      <w:r>
+        <w:t xml:space="preserve"> </w:t>
+      </w:r>
+      <w:r>
+        <w:t xml:space="preserve">of</w:t>
+      </w:r>
+      <w:r>
+        <w:t xml:space="preserve"> </w:t>
+      </w:r>
+      <m:oMath>
+        <m:r>
+          <m:t>31</m:t>
+        </m:r>
+      </m:oMath>
+      <w:r>
+        <w:t xml:space="preserve">;</w:t>
+      </w:r>
+      <w:r>
+        <w:t xml:space="preserve"> </w:t>
+      </w:r>
+      <m:oMath>
+        <m:r>
+          <m:t>59</m:t>
+        </m:r>
+        <m:r>
+          <m:rPr>
+            <m:sty m:val="p"/>
+          </m:rPr>
+          <m:t>/</m:t>
+        </m:r>
+        <m:r>
+          <m:t>315</m:t>
+        </m:r>
+      </m:oMath>
+      <w:r>
+        <w:t xml:space="preserve"> </w:t>
+      </w:r>
+      <w:r>
+        <w:t xml:space="preserve">rows), a Fisher’s exact test comparing studies that do vs. do not report</w:t>
+      </w:r>
+      <w:r>
+        <w:t xml:space="preserve"> </w:t>
+      </w:r>
+      <w:r>
+        <w:t xml:space="preserve">particle size finds no significant differences in quality-tier distribution</w:t>
+      </w:r>
+      <w:r>
+        <w:t xml:space="preserve"> </w:t>
+      </w:r>
+      <w:r>
+        <w:t xml:space="preserve">(</w:t>
+      </w:r>
+      <m:oMath>
+        <m:r>
+          <m:t>p</m:t>
+        </m:r>
+        <m:r>
+          <m:t>​</m:t>
+        </m:r>
+        <m:r>
+          <m:rPr>
+            <m:sty m:val="p"/>
+          </m:rPr>
+          <m:t>=</m:t>
+        </m:r>
+        <m:r>
+          <m:t>​</m:t>
+        </m:r>
+        <m:r>
+          <m:t>0.35</m:t>
+        </m:r>
+      </m:oMath>
+      <w:r>
+        <w:t xml:space="preserve">) or temperature-control composition (</w:t>
+      </w:r>
+      <m:oMath>
+        <m:r>
+          <m:t>p</m:t>
+        </m:r>
+        <m:r>
+          <m:t>​</m:t>
+        </m:r>
+        <m:r>
+          <m:rPr>
+            <m:sty m:val="p"/>
+          </m:rPr>
+          <m:t>=</m:t>
+        </m:r>
+        <m:r>
+          <m:t>​</m:t>
+        </m:r>
+        <m:r>
+          <m:t>0.61</m:t>
+        </m:r>
+      </m:oMath>
+      <w:r>
+        <w:t xml:space="preserve">), supporting the</w:t>
+      </w:r>
+      <w:r>
+        <w:t xml:space="preserve"> </w:t>
+      </w:r>
+      <w:r>
+        <w:t xml:space="preserve">generalisability of the within-study particle-size finding to the broader corpus.</w:t>
+      </w:r>
+    </w:p>
+    <w:bookmarkStart w:id="47" w:name="fig:gap"/>
     <w:p>
       <w:pPr>
         <w:pStyle w:val="CaptionedFigure"/>
@@ -11366,18 +14040,18 @@
           <wp:inline>
             <wp:extent cx="3492500" cy="2463800"/>
             <wp:effectExtent b="0" l="0" r="0" t="0"/>
-            <wp:docPr descr="" title="" id="43" name="Picture"/>
+            <wp:docPr descr="" title="" id="45" name="Picture"/>
             <a:graphic>
               <a:graphicData uri="http://schemas.openxmlformats.org/drawingml/2006/picture">
                 <pic:pic>
                   <pic:nvPicPr>
-                    <pic:cNvPr descr="fig1_optimism_gap.pdf" id="44" name="Picture"/>
+                    <pic:cNvPr descr="fig1_optimism_gap.pdf" id="46" name="Picture"/>
                     <pic:cNvPicPr>
                       <a:picLocks noChangeArrowheads="1" noChangeAspect="1"/>
                     </pic:cNvPicPr>
                   </pic:nvPicPr>
                   <pic:blipFill>
-                    <a:blip r:embed="rId42"/>
+                    <a:blip r:embed="rId44"/>
                     <a:stretch>
                       <a:fillRect/>
                     </a:stretch>
@@ -11582,8 +14256,8 @@
         <w:t xml:space="preserve">): a model trained on some studies does not predict an unseen study.</w:t>
       </w:r>
     </w:p>
-    <w:bookmarkEnd w:id="45"/>
-    <w:bookmarkStart w:id="49" w:name="fig:variance"/>
+    <w:bookmarkEnd w:id="47"/>
+    <w:bookmarkStart w:id="51" w:name="fig:variance"/>
     <w:p>
       <w:pPr>
         <w:pStyle w:val="CaptionedFigure"/>
@@ -11593,18 +14267,18 @@
           <wp:inline>
             <wp:extent cx="4373880" cy="2494731"/>
             <wp:effectExtent b="0" l="0" r="0" t="0"/>
-            <wp:docPr descr="" title="" id="47" name="Picture"/>
+            <wp:docPr descr="" title="" id="49" name="Picture"/>
             <a:graphic>
               <a:graphicData uri="http://schemas.openxmlformats.org/drawingml/2006/picture">
                 <pic:pic>
                   <pic:nvPicPr>
-                    <pic:cNvPr descr="fig2_variance_decomposition.pdf" id="48" name="Picture"/>
+                    <pic:cNvPr descr="fig2_variance_decomposition.pdf" id="50" name="Picture"/>
                     <pic:cNvPicPr>
                       <a:picLocks noChangeArrowheads="1" noChangeAspect="1"/>
                     </pic:cNvPicPr>
                   </pic:nvPicPr>
                   <pic:blipFill>
-                    <a:blip r:embed="rId46"/>
+                    <a:blip r:embed="rId48"/>
                     <a:stretch>
                       <a:fillRect/>
                     </a:stretch>
@@ -11716,7 +14390,7 @@
       </w:r>
       <m:oMath>
         <m:r>
-          <m:t>0.55</m:t>
+          <m:t>0.72</m:t>
         </m:r>
       </m:oMath>
       <w:r>
@@ -11736,7 +14410,7 @@
           <m:t>​</m:t>
         </m:r>
         <m:r>
-          <m:t>27</m:t>
+          <m:t>40</m:t>
         </m:r>
         <m:r>
           <m:rPr>
@@ -11746,24 +14420,64 @@
         </m:r>
       </m:oMath>
       <w:r>
-        <w:t xml:space="preserve">), and the temperature-control method alone explains</w:t>
-      </w:r>
-      <w:r>
-        <w:t xml:space="preserve"> </w:t>
-      </w:r>
-      <m:oMath>
-        <m:r>
-          <m:t>0.33</m:t>
-        </m:r>
-      </m:oMath>
-      <w:r>
-        <w:t xml:space="preserve">.</w:t>
-      </w:r>
-      <w:r>
-        <w:t xml:space="preserve"> </w:t>
-      </w:r>
-      <w:r>
-        <w:t xml:space="preserve">Associational; the temperature-control effect survives controlling for regime (incremental</w:t>
+        <w:t xml:space="preserve">); hydrogen measurement apparatus (</w:t>
+      </w:r>
+      <m:oMath>
+        <m:r>
+          <m:t>0.43</m:t>
+        </m:r>
+      </m:oMath>
+      <w:r>
+        <w:t xml:space="preserve">,</w:t>
+      </w:r>
+      <w:r>
+        <w:t xml:space="preserve"> </w:t>
+      </w:r>
+      <m:oMath>
+        <m:r>
+          <m:t>n</m:t>
+        </m:r>
+        <m:r>
+          <m:t>​</m:t>
+        </m:r>
+        <m:r>
+          <m:rPr>
+            <m:sty m:val="p"/>
+          </m:rPr>
+          <m:t>=</m:t>
+        </m:r>
+        <m:r>
+          <m:t>​</m:t>
+        </m:r>
+        <m:r>
+          <m:t>25</m:t>
+        </m:r>
+      </m:oMath>
+      <w:r>
+        <w:t xml:space="preserve"> </w:t>
+      </w:r>
+      <w:r>
+        <w:t xml:space="preserve">studies)</w:t>
+      </w:r>
+      <w:r>
+        <w:t xml:space="preserve"> </w:t>
+      </w:r>
+      <w:r>
+        <w:t xml:space="preserve">and temperature-control method (</w:t>
+      </w:r>
+      <m:oMath>
+        <m:r>
+          <m:t>0.08</m:t>
+        </m:r>
+      </m:oMath>
+      <w:r>
+        <w:t xml:space="preserve">) are the largest individual contributors.</w:t>
+      </w:r>
+      <w:r>
+        <w:t xml:space="preserve"> </w:t>
+      </w:r>
+      <w:r>
+        <w:t xml:space="preserve">Associational; measurement-method effect survives controlling for regime (incremental</w:t>
       </w:r>
       <w:r>
         <w:t xml:space="preserve"> </w:t>
@@ -11794,7 +14508,7 @@
           <m:t>+</m:t>
         </m:r>
         <m:r>
-          <m:t>0.47</m:t>
+          <m:t>0.51</m:t>
         </m:r>
       </m:oMath>
       <w:r>
@@ -11812,8 +14526,8 @@
         <w:t xml:space="preserve">).</w:t>
       </w:r>
     </w:p>
-    <w:bookmarkEnd w:id="49"/>
-    <w:bookmarkStart w:id="53" w:name="fig:ea"/>
+    <w:bookmarkEnd w:id="51"/>
+    <w:bookmarkStart w:id="55" w:name="fig:ea"/>
     <w:p>
       <w:pPr>
         <w:pStyle w:val="CaptionedFigure"/>
@@ -11823,18 +14537,18 @@
           <wp:inline>
             <wp:extent cx="3520440" cy="2257457"/>
             <wp:effectExtent b="0" l="0" r="0" t="0"/>
-            <wp:docPr descr="" title="" id="51" name="Picture"/>
+            <wp:docPr descr="" title="" id="53" name="Picture"/>
             <a:graphic>
               <a:graphicData uri="http://schemas.openxmlformats.org/drawingml/2006/picture">
                 <pic:pic>
                   <pic:nvPicPr>
-                    <pic:cNvPr descr="fig4_ea_spread.pdf" id="52" name="Picture"/>
+                    <pic:cNvPr descr="fig4_ea_spread.pdf" id="54" name="Picture"/>
                     <pic:cNvPicPr>
                       <a:picLocks noChangeArrowheads="1" noChangeAspect="1"/>
                     </pic:cNvPicPr>
                   </pic:nvPicPr>
                   <pic:blipFill>
-                    <a:blip r:embed="rId50"/>
+                    <a:blip r:embed="rId52"/>
                     <a:stretch>
                       <a:fillRect/>
                     </a:stretch>
@@ -12031,8 +14745,8 @@
         <w:t xml:space="preserve">).</w:t>
       </w:r>
     </w:p>
-    <w:bookmarkEnd w:id="53"/>
-    <w:bookmarkStart w:id="57" w:name="fig:particle"/>
+    <w:bookmarkEnd w:id="55"/>
+    <w:bookmarkStart w:id="59" w:name="fig:particle"/>
     <w:p>
       <w:pPr>
         <w:pStyle w:val="CaptionedFigure"/>
@@ -12042,18 +14756,18 @@
           <wp:inline>
             <wp:extent cx="3111500" cy="2324100"/>
             <wp:effectExtent b="0" l="0" r="0" t="0"/>
-            <wp:docPr descr="" title="" id="55" name="Picture"/>
+            <wp:docPr descr="" title="" id="57" name="Picture"/>
             <a:graphic>
               <a:graphicData uri="http://schemas.openxmlformats.org/drawingml/2006/picture">
                 <pic:pic>
                   <pic:nvPicPr>
-                    <pic:cNvPr descr="fig3_particle_size_consistency.pdf" id="56" name="Picture"/>
+                    <pic:cNvPr descr="fig3_particle_size_consistency.pdf" id="58" name="Picture"/>
                     <pic:cNvPicPr>
                       <a:picLocks noChangeArrowheads="1" noChangeAspect="1"/>
                     </pic:cNvPicPr>
                   </pic:nvPicPr>
                   <pic:blipFill>
-                    <a:blip r:embed="rId54"/>
+                    <a:blip r:embed="rId56"/>
                     <a:stretch>
                       <a:fillRect/>
                     </a:stretch>
@@ -12235,8 +14949,8 @@
         <w:t xml:space="preserve">artifact, not a within-study sign reversal.</w:t>
       </w:r>
     </w:p>
-    <w:bookmarkEnd w:id="57"/>
-    <w:bookmarkStart w:id="61" w:name="fig:surface"/>
+    <w:bookmarkEnd w:id="59"/>
+    <w:bookmarkStart w:id="63" w:name="fig:surface"/>
     <w:p>
       <w:pPr>
         <w:pStyle w:val="CaptionedFigure"/>
@@ -12246,18 +14960,18 @@
           <wp:inline>
             <wp:extent cx="5067300" cy="2593975"/>
             <wp:effectExtent b="0" l="0" r="0" t="0"/>
-            <wp:docPr descr="" title="" id="59" name="Picture"/>
+            <wp:docPr descr="" title="" id="61" name="Picture"/>
             <a:graphic>
               <a:graphicData uri="http://schemas.openxmlformats.org/drawingml/2006/picture">
                 <pic:pic>
                   <pic:nvPicPr>
-                    <pic:cNvPr descr="fig6_within_study_surface.pdf" id="60" name="Picture"/>
+                    <pic:cNvPr descr="fig6_within_study_surface.pdf" id="62" name="Picture"/>
                     <pic:cNvPicPr>
                       <a:picLocks noChangeArrowheads="1" noChangeAspect="1"/>
                     </pic:cNvPicPr>
                   </pic:nvPicPr>
                   <pic:blipFill>
-                    <a:blip r:embed="rId58"/>
+                    <a:blip r:embed="rId60"/>
                     <a:stretch>
                       <a:fillRect/>
                     </a:stretch>
@@ -12349,10 +15063,10 @@
         <w:t xml:space="preserve">always with the 2D companion.)</w:t>
       </w:r>
     </w:p>
-    <w:bookmarkEnd w:id="61"/>
-    <w:bookmarkEnd w:id="62"/>
     <w:bookmarkEnd w:id="63"/>
-    <w:bookmarkStart w:id="79" w:name="discussion"/>
+    <w:bookmarkEnd w:id="64"/>
+    <w:bookmarkEnd w:id="65"/>
+    <w:bookmarkStart w:id="81" w:name="discussion"/>
     <w:p>
       <w:pPr>
         <w:pStyle w:val="Heading1"/>
@@ -12361,7 +15075,7 @@
         <w:t xml:space="preserve">Discussion</w:t>
       </w:r>
     </w:p>
-    <w:bookmarkStart w:id="64" w:name="what-the-contradictions-are-and-are-not"/>
+    <w:bookmarkStart w:id="66" w:name="what-the-contradictions-are-and-are-not"/>
     <w:p>
       <w:pPr>
         <w:pStyle w:val="Heading2"/>
@@ -12508,7 +15222,7 @@
           <m:t>​</m:t>
         </m:r>
         <m:r>
-          <m:t>55</m:t>
+          <m:t>72</m:t>
         </m:r>
         <m:r>
           <m:rPr>
@@ -13014,8 +15728,8 @@
         <w:t xml:space="preserve">disagreement.</w:t>
       </w:r>
     </w:p>
-    <w:bookmarkEnd w:id="64"/>
-    <w:bookmarkStart w:id="65" w:name="X29a7779cf6ebe8afd89d374ffa8d5876dc81c96"/>
+    <w:bookmarkEnd w:id="66"/>
+    <w:bookmarkStart w:id="67" w:name="X29a7779cf6ebe8afd89d374ffa8d5876dc81c96"/>
     <w:p>
       <w:pPr>
         <w:pStyle w:val="Heading2"/>
@@ -13219,8 +15933,8 @@
         <w:t xml:space="preserve">beyond what the current literature supports.</w:t>
       </w:r>
     </w:p>
-    <w:bookmarkEnd w:id="65"/>
-    <w:bookmarkStart w:id="66" w:name="physics-is-not-absent"/>
+    <w:bookmarkEnd w:id="67"/>
+    <w:bookmarkStart w:id="68" w:name="physics-is-not-absent"/>
     <w:p>
       <w:pPr>
         <w:pStyle w:val="Heading2"/>
@@ -13392,8 +16106,8 @@
         <w:t xml:space="preserve">rather than assert, its robustness.</w:t>
       </w:r>
     </w:p>
-    <w:bookmarkEnd w:id="66"/>
-    <w:bookmarkStart w:id="68" w:name="a-minimum-information-reporting-standard"/>
+    <w:bookmarkEnd w:id="68"/>
+    <w:bookmarkStart w:id="70" w:name="a-minimum-information-reporting-standard"/>
     <w:p>
       <w:pPr>
         <w:pStyle w:val="Heading2"/>
@@ -13414,7 +16128,7 @@
           <w:rPr>
             <w:rStyle w:val="Hyperlink"/>
           </w:rPr>
-          <w:t xml:space="preserve">5</w:t>
+          <w:t xml:space="preserve">6</w:t>
         </w:r>
       </w:hyperlink>
       <w:r>
@@ -13580,7 +16294,7 @@
         <w:t xml:space="preserve">rather than protocol.</w:t>
       </w:r>
     </w:p>
-    <w:bookmarkStart w:id="67" w:name="tab:mireport"/>
+    <w:bookmarkStart w:id="69" w:name="tab:mireport"/>
     <w:p>
       <w:pPr>
         <w:pStyle w:val="TableCaption"/>
@@ -14256,9 +16970,9 @@
         </w:tc>
       </w:tr>
     </w:tbl>
-    <w:bookmarkEnd w:id="67"/>
-    <w:bookmarkEnd w:id="68"/>
-    <w:bookmarkStart w:id="78" w:name="sec:limitations"/>
+    <w:bookmarkEnd w:id="69"/>
+    <w:bookmarkEnd w:id="70"/>
+    <w:bookmarkStart w:id="80" w:name="sec:limitations"/>
     <w:p>
       <w:pPr>
         <w:pStyle w:val="Heading2"/>
@@ -14267,7 +16981,7 @@
         <w:t xml:space="preserve">Limitations</w:t>
       </w:r>
     </w:p>
-    <w:bookmarkStart w:id="69" w:name="sample-size-and-power."/>
+    <w:bookmarkStart w:id="71" w:name="sample-size-and-power."/>
     <w:p>
       <w:pPr>
         <w:pStyle w:val="Heading4"/>
@@ -14508,7 +17222,7 @@
       </w:r>
       <m:oMath>
         <m:r>
-          <m:t>0.36</m:t>
+          <m:t>0.44</m:t>
         </m:r>
       </m:oMath>
       <w:r>
@@ -14516,7 +17230,7 @@
       </w:r>
       <m:oMath>
         <m:r>
-          <m:t>0.999</m:t>
+          <m:t>1.00</m:t>
         </m:r>
       </m:oMath>
       <w:r>
@@ -14570,8 +17284,8 @@
         <w:t xml:space="preserve">yield rows each; effect estimates for these classes are exploratory.</w:t>
       </w:r>
     </w:p>
-    <w:bookmarkEnd w:id="69"/>
-    <w:bookmarkStart w:id="70" w:name="associational-attribution."/>
+    <w:bookmarkEnd w:id="71"/>
+    <w:bookmarkStart w:id="72" w:name="associational-attribution."/>
     <w:p>
       <w:pPr>
         <w:pStyle w:val="Heading4"/>
@@ -14585,20 +17299,17 @@
         <w:pStyle w:val="FirstParagraph"/>
       </w:pPr>
       <w:r>
-        <w:t xml:space="preserve">All findings are associational, not causal. Because temperature-control method is largely a</w:t>
-      </w:r>
-      <w:r>
-        <w:t xml:space="preserve"> </w:t>
-      </w:r>
-      <w:r>
-        <w:t xml:space="preserve">study-level attribute, its</w:t>
-      </w:r>
-      <w:r>
-        <w:t xml:space="preserve"> </w:t>
-      </w:r>
-      <m:oMath>
-        <m:r>
-          <m:t>33</m:t>
+        <w:t xml:space="preserve">All findings are associational, not causal. Because measurement apparatus and temperature-control</w:t>
+      </w:r>
+      <w:r>
+        <w:t xml:space="preserve"> </w:t>
+      </w:r>
+      <w:r>
+        <w:t xml:space="preserve">method are study-level attributes, their variance shares (</w:t>
+      </w:r>
+      <m:oMath>
+        <m:r>
+          <m:t>43</m:t>
         </m:r>
         <m:r>
           <m:rPr>
@@ -14611,19 +17322,45 @@
         <w:t xml:space="preserve"> </w:t>
       </w:r>
       <w:r>
-        <w:t xml:space="preserve">variance share could partly reflect unmeasured</w:t>
-      </w:r>
-      <w:r>
-        <w:t xml:space="preserve"> </w:t>
-      </w:r>
-      <w:r>
-        <w:t xml:space="preserve">study-level differences (equipment, practice, calibration) that co-vary with protocol</w:t>
-      </w:r>
-      <w:r>
-        <w:t xml:space="preserve"> </w:t>
-      </w:r>
-      <w:r>
-        <w:t xml:space="preserve">choice. We quantify the incremental contribution (method beyond regime:</w:t>
+        <w:t xml:space="preserve">and</w:t>
+      </w:r>
+      <w:r>
+        <w:t xml:space="preserve"> </w:t>
+      </w:r>
+      <m:oMath>
+        <m:r>
+          <m:t>8</m:t>
+        </m:r>
+        <m:r>
+          <m:rPr>
+            <m:sty m:val="p"/>
+          </m:rPr>
+          <m:t>%</m:t>
+        </m:r>
+      </m:oMath>
+      <w:r>
+        <w:t xml:space="preserve"> </w:t>
+      </w:r>
+      <w:r>
+        <w:t xml:space="preserve">respectively)</w:t>
+      </w:r>
+      <w:r>
+        <w:t xml:space="preserve"> </w:t>
+      </w:r>
+      <w:r>
+        <w:t xml:space="preserve">could partly reflect unmeasured study-level differences (equipment, calibration, laboratory</w:t>
+      </w:r>
+      <w:r>
+        <w:t xml:space="preserve"> </w:t>
+      </w:r>
+      <w:r>
+        <w:t xml:space="preserve">practice) that co-vary with protocol choice. We quantify the incremental contributions</w:t>
+      </w:r>
+      <w:r>
+        <w:t xml:space="preserve"> </w:t>
+      </w:r>
+      <w:r>
+        <w:t xml:space="preserve">(measurement method beyond regime:</w:t>
       </w:r>
       <w:r>
         <w:t xml:space="preserve"> </w:t>
@@ -14636,17 +17373,11 @@
           <m:t>+</m:t>
         </m:r>
         <m:r>
-          <m:t>0.47</m:t>
-        </m:r>
-      </m:oMath>
-      <w:r>
-        <w:t xml:space="preserve">; regime</w:t>
-      </w:r>
-      <w:r>
-        <w:t xml:space="preserve"> </w:t>
-      </w:r>
-      <w:r>
-        <w:t xml:space="preserve">beyond method:</w:t>
+          <m:t>0.51</m:t>
+        </m:r>
+      </m:oMath>
+      <w:r>
+        <w:t xml:space="preserve">; temperature control beyond regime:</w:t>
       </w:r>
       <w:r>
         <w:t xml:space="preserve"> </w:t>
@@ -14659,15 +17390,38 @@
           <m:t>+</m:t>
         </m:r>
         <m:r>
-          <m:t>0.15</m:t>
+          <m:t>0.11</m:t>
+        </m:r>
+      </m:oMath>
+      <w:r>
+        <w:t xml:space="preserve">;</w:t>
+      </w:r>
+      <w:r>
+        <w:t xml:space="preserve"> </w:t>
+      </w:r>
+      <w:r>
+        <w:t xml:space="preserve">regime beyond both:</w:t>
+      </w:r>
+      <w:r>
+        <w:t xml:space="preserve"> </w:t>
+      </w:r>
+      <m:oMath>
+        <m:r>
+          <m:rPr>
+            <m:sty m:val="p"/>
+          </m:rPr>
+          <m:t>+</m:t>
+        </m:r>
+        <m:r>
+          <m:t>0.04</m:t>
         </m:r>
       </m:oMath>
       <w:r>
         <w:t xml:space="preserve">) but do not attribute a causal mechanism.</w:t>
       </w:r>
     </w:p>
-    <w:bookmarkEnd w:id="70"/>
-    <w:bookmarkStart w:id="71" w:name="Xf22783069ed1a759efb9d5a14ce07a26fa88536"/>
+    <w:bookmarkEnd w:id="72"/>
+    <w:bookmarkStart w:id="73" w:name="Xf22783069ed1a759efb9d5a14ce07a26fa88536"/>
     <w:p>
       <w:pPr>
         <w:pStyle w:val="Heading4"/>
@@ -14773,8 +17527,8 @@
         <w:t xml:space="preserve">broader sample would resolve this.</w:t>
       </w:r>
     </w:p>
-    <w:bookmarkEnd w:id="71"/>
-    <w:bookmarkStart w:id="72" w:name="unvalidated-reporting-standard."/>
+    <w:bookmarkEnd w:id="73"/>
+    <w:bookmarkStart w:id="74" w:name="unvalidated-reporting-standard."/>
     <w:p>
       <w:pPr>
         <w:pStyle w:val="Heading4"/>
@@ -14795,7 +17549,7 @@
           <w:rPr>
             <w:rStyle w:val="Hyperlink"/>
           </w:rPr>
-          <w:t xml:space="preserve">5</w:t>
+          <w:t xml:space="preserve">6</w:t>
         </w:r>
       </w:hyperlink>
       <w:r>
@@ -14873,8 +17627,8 @@
         <w:t xml:space="preserve">but is a logical next step.</w:t>
       </w:r>
     </w:p>
-    <w:bookmarkEnd w:id="72"/>
-    <w:bookmarkStart w:id="73" w:name="single-author-and-ai-assisted-workflow."/>
+    <w:bookmarkEnd w:id="74"/>
+    <w:bookmarkStart w:id="75" w:name="single-author-and-ai-assisted-workflow."/>
     <w:p>
       <w:pPr>
         <w:pStyle w:val="Heading4"/>
@@ -15021,20 +17775,119 @@
         <w:t xml:space="preserve"> </w:t>
       </w:r>
       <w:r>
-        <w:t xml:space="preserve">independent extractor check. Because both passes may have relied on the same AI tool,</w:t>
-      </w:r>
-      <w:r>
-        <w:t xml:space="preserve"> </w:t>
-      </w:r>
-      <w:r>
-        <w:t xml:space="preserve">the</w:t>
-      </w:r>
-      <w:r>
-        <w:t xml:space="preserve"> </w:t>
-      </w:r>
-      <m:oMath>
-        <m:r>
-          <m:t>52</m:t>
+        <w:t xml:space="preserve">independent extractor check. A post-hoc independent-agent IRR pass (Section </w:t>
+      </w:r>
+      <w:hyperlink w:anchor="sec:qc">
+        <w:r>
+          <w:rPr>
+            <w:rStyle w:val="Hyperlink"/>
+          </w:rPr>
+          <w:t xml:space="preserve">3.2</w:t>
+        </w:r>
+      </w:hyperlink>
+      <w:r>
+        <w:t xml:space="preserve">)</w:t>
+      </w:r>
+      <w:r>
+        <w:t xml:space="preserve"> </w:t>
+      </w:r>
+      <w:r>
+        <w:t xml:space="preserve">identified three coding errors in the study-level metadata</w:t>
+      </w:r>
+      <w:r>
+        <w:t xml:space="preserve"> </w:t>
+      </w:r>
+      <w:r>
+        <w:t xml:space="preserve">(</w:t>
+      </w:r>
+      <w:r>
+        <w:rPr>
+          <w:rStyle w:val="VerbatimChar"/>
+        </w:rPr>
+        <w:t xml:space="preserve">temperature_control</w:t>
+      </w:r>
+      <w:r>
+        <w:t xml:space="preserve"> </w:t>
+      </w:r>
+      <w:r>
+        <w:t xml:space="preserve">and</w:t>
+      </w:r>
+      <w:r>
+        <w:t xml:space="preserve"> </w:t>
+      </w:r>
+      <w:r>
+        <w:rPr>
+          <w:rStyle w:val="VerbatimChar"/>
+        </w:rPr>
+        <w:t xml:space="preserve">measurement_method</w:t>
+      </w:r>
+      <w:r>
+        <w:t xml:space="preserve">)</w:t>
+      </w:r>
+      <w:r>
+        <w:t xml:space="preserve"> </w:t>
+      </w:r>
+      <w:r>
+        <w:t xml:space="preserve">that, after correction, meaningfully changed the variance decomposition numbers</w:t>
+      </w:r>
+      <w:r>
+        <w:t xml:space="preserve"> </w:t>
+      </w:r>
+      <w:r>
+        <w:t xml:space="preserve">(temperature control:</w:t>
+      </w:r>
+      <w:r>
+        <w:t xml:space="preserve"> </w:t>
+      </w:r>
+      <m:oMath>
+        <m:r>
+          <m:t>0.332</m:t>
+        </m:r>
+        <m:r>
+          <m:rPr>
+            <m:sty m:val="p"/>
+          </m:rPr>
+          <m:t>→</m:t>
+        </m:r>
+        <m:r>
+          <m:t>0.081</m:t>
+        </m:r>
+      </m:oMath>
+      <w:r>
+        <w:t xml:space="preserve">; measurement apparatus: nominally largest predictor,</w:t>
+      </w:r>
+      <w:r>
+        <w:t xml:space="preserve"> </w:t>
+      </w:r>
+      <m:oMath>
+        <m:r>
+          <m:t>0.425</m:t>
+        </m:r>
+      </m:oMath>
+      <w:r>
+        <w:t xml:space="preserve">). This underscores that agent-assisted IRR can surface coding errors even when</w:t>
+      </w:r>
+      <w:r>
+        <w:t xml:space="preserve"> </w:t>
+      </w:r>
+      <w:r>
+        <w:t xml:space="preserve">the original pass was author-reviewed, and that the variance decomposition is sensitive</w:t>
+      </w:r>
+      <w:r>
+        <w:t xml:space="preserve"> </w:t>
+      </w:r>
+      <w:r>
+        <w:t xml:space="preserve">to the accuracy of study-level metadata labels. The IRR pass covers an accessible</w:t>
+      </w:r>
+      <w:r>
+        <w:t xml:space="preserve"> </w:t>
+      </w:r>
+      <w:r>
+        <w:t xml:space="preserve">subset (</w:t>
+      </w:r>
+      <m:oMath>
+        <m:r>
+          <m:t>8</m:t>
         </m:r>
         <m:r>
           <m:rPr>
@@ -15043,26 +17896,55 @@
           <m:t>/</m:t>
         </m:r>
         <m:r>
-          <m:t>52</m:t>
-        </m:r>
-      </m:oMath>
-      <w:r>
-        <w:t xml:space="preserve"> </w:t>
-      </w:r>
-      <w:r>
-        <w:t xml:space="preserve">agreement is a self-consistency check rather than an independent validation</w:t>
-      </w:r>
-      <w:r>
-        <w:t xml:space="preserve"> </w:t>
-      </w:r>
-      <w:r>
-        <w:t xml:space="preserve">against AI-introduced errors; the primary protection is the author’s manual review and</w:t>
-      </w:r>
-      <w:r>
-        <w:t xml:space="preserve"> </w:t>
-      </w:r>
-      <w:r>
-        <w:t xml:space="preserve">verification of every extracted value. Readers should treat the results as a first</w:t>
+          <m:t>31</m:t>
+        </m:r>
+      </m:oMath>
+      <w:r>
+        <w:t xml:space="preserve"> </w:t>
+      </w:r>
+      <w:r>
+        <w:t xml:space="preserve">openly reachable studies); systematic biases in the paywalled studies</w:t>
+      </w:r>
+      <w:r>
+        <w:t xml:space="preserve"> </w:t>
+      </w:r>
+      <w:r>
+        <w:t xml:space="preserve">(</w:t>
+      </w:r>
+      <m:oMath>
+        <m:r>
+          <m:t>n</m:t>
+        </m:r>
+        <m:r>
+          <m:t>​</m:t>
+        </m:r>
+        <m:r>
+          <m:rPr>
+            <m:sty m:val="p"/>
+          </m:rPr>
+          <m:t>=</m:t>
+        </m:r>
+        <m:r>
+          <m:t>​</m:t>
+        </m:r>
+        <m:r>
+          <m:t>23</m:t>
+        </m:r>
+      </m:oMath>
+      <w:r>
+        <w:t xml:space="preserve">) cannot be ruled out. The agent-based IRR further shares a base model</w:t>
+      </w:r>
+      <w:r>
+        <w:t xml:space="preserve"> </w:t>
+      </w:r>
+      <w:r>
+        <w:t xml:space="preserve">(Anthropic Claude), so model-level systematic errors are not excluded; this is not</w:t>
+      </w:r>
+      <w:r>
+        <w:t xml:space="preserve"> </w:t>
+      </w:r>
+      <w:r>
+        <w:t xml:space="preserve">equivalent to human dual-coding. Readers should treat the results as a first</w:t>
       </w:r>
       <w:r>
         <w:t xml:space="preserve"> </w:t>
@@ -15083,8 +17965,8 @@
         <w:t xml:space="preserve">audit extraction quality and extend the corpus.</w:t>
       </w:r>
     </w:p>
-    <w:bookmarkEnd w:id="73"/>
-    <w:bookmarkStart w:id="74" w:name="particle-size-finding-scope."/>
+    <w:bookmarkEnd w:id="75"/>
+    <w:bookmarkStart w:id="76" w:name="particle-size-finding-scope."/>
     <w:p>
       <w:pPr>
         <w:pStyle w:val="Heading4"/>
@@ -15261,8 +18143,8 @@
         <w:t xml:space="preserve">subset cannot be established from the current dataset.</w:t>
       </w:r>
     </w:p>
-    <w:bookmarkEnd w:id="74"/>
-    <w:bookmarkStart w:id="75" w:name="leakage-gap-as-a-conflated-signal."/>
+    <w:bookmarkEnd w:id="76"/>
+    <w:bookmarkStart w:id="77" w:name="leakage-gap-as-a-conflated-signal."/>
     <w:p>
       <w:pPr>
         <w:pStyle w:val="Heading4"/>
@@ -15338,7 +18220,7 @@
       </w:r>
       <m:oMath>
         <m:r>
-          <m:t>55</m:t>
+          <m:t>72</m:t>
         </m:r>
         <m:r>
           <m:rPr>
@@ -15360,8 +18242,8 @@
         <w:t xml:space="preserve">isolate it from extrapolation effects.</w:t>
       </w:r>
     </w:p>
-    <w:bookmarkEnd w:id="75"/>
-    <w:bookmarkStart w:id="76" w:name="mixed-effects-model-specification."/>
+    <w:bookmarkEnd w:id="77"/>
+    <w:bookmarkStart w:id="78" w:name="mixed-effects-model-specification."/>
     <w:p>
       <w:pPr>
         <w:pStyle w:val="Heading4"/>
@@ -15455,8 +18337,8 @@
         <w:t xml:space="preserve">replicated in a larger sample.</w:t>
       </w:r>
     </w:p>
-    <w:bookmarkEnd w:id="76"/>
-    <w:bookmarkStart w:id="77" w:name="laboratory-clustering."/>
+    <w:bookmarkEnd w:id="78"/>
+    <w:bookmarkStart w:id="79" w:name="laboratory-clustering."/>
     <w:p>
       <w:pPr>
         <w:pStyle w:val="Heading4"/>
@@ -15541,10 +18423,10 @@
         <w:t xml:space="preserve">test whether the optimism gap widens under stricter grouping.</w:t>
       </w:r>
     </w:p>
-    <w:bookmarkEnd w:id="77"/>
-    <w:bookmarkEnd w:id="78"/>
     <w:bookmarkEnd w:id="79"/>
-    <w:bookmarkStart w:id="80" w:name="conclusion"/>
+    <w:bookmarkEnd w:id="80"/>
+    <w:bookmarkEnd w:id="81"/>
+    <w:bookmarkStart w:id="82" w:name="conclusion"/>
     <w:p>
       <w:pPr>
         <w:pStyle w:val="Heading1"/>
@@ -15668,7 +18550,7 @@
           <m:t>​</m:t>
         </m:r>
         <m:r>
-          <m:t>55</m:t>
+          <m:t>72</m:t>
         </m:r>
         <m:r>
           <m:rPr>
@@ -15681,7 +18563,7 @@
         <w:t xml:space="preserve"> </w:t>
       </w:r>
       <w:r>
-        <w:t xml:space="preserve">(temperature control alone</w:t>
+        <w:t xml:space="preserve">(hydrogen measurement apparatus alone</w:t>
       </w:r>
       <w:r>
         <w:t xml:space="preserve"> </w:t>
@@ -15697,7 +18579,7 @@
           <m:t>​</m:t>
         </m:r>
         <m:r>
-          <m:t>33</m:t>
+          <m:t>43</m:t>
         </m:r>
         <m:r>
           <m:rPr>
@@ -15707,6 +18589,38 @@
         </m:r>
       </m:oMath>
       <w:r>
+        <w:t xml:space="preserve">;</w:t>
+      </w:r>
+      <w:r>
+        <w:t xml:space="preserve"> </w:t>
+      </w:r>
+      <w:r>
+        <w:t xml:space="preserve">temperature control</w:t>
+      </w:r>
+      <w:r>
+        <w:t xml:space="preserve"> </w:t>
+      </w:r>
+      <m:oMath>
+        <m:r>
+          <m:rPr>
+            <m:sty m:val="p"/>
+          </m:rPr>
+          <m:t>≈</m:t>
+        </m:r>
+        <m:r>
+          <m:t>​</m:t>
+        </m:r>
+        <m:r>
+          <m:t>8</m:t>
+        </m:r>
+        <m:r>
+          <m:rPr>
+            <m:sty m:val="p"/>
+          </m:rPr>
+          <m:t>%</m:t>
+        </m:r>
+      </m:oMath>
+      <w:r>
         <w:t xml:space="preserve">),</w:t>
       </w:r>
       <w:r>
@@ -15746,8 +18660,8 @@
         <w:t xml:space="preserve">variance and improve poolability.</w:t>
       </w:r>
     </w:p>
-    <w:bookmarkEnd w:id="80"/>
-    <w:bookmarkStart w:id="82" w:name="data-and-code-availability"/>
+    <w:bookmarkEnd w:id="82"/>
+    <w:bookmarkStart w:id="84" w:name="data-and-code-availability"/>
     <w:p>
       <w:pPr>
         <w:pStyle w:val="Heading1"/>
@@ -15778,7 +18692,7 @@
       <w:r>
         <w:t xml:space="preserve"> </w:t>
       </w:r>
-      <w:hyperlink r:id="rId81">
+      <w:hyperlink r:id="rId83">
         <w:r>
           <w:rPr>
             <w:rStyle w:val="Hyperlink"/>
@@ -15817,8 +18731,8 @@
         <w:t xml:space="preserve">the deposit. Analysis code is available from the corresponding author on reasonable request.</w:t>
       </w:r>
     </w:p>
-    <w:bookmarkEnd w:id="82"/>
-    <w:bookmarkStart w:id="83" w:name="acknowledgements"/>
+    <w:bookmarkEnd w:id="84"/>
+    <w:bookmarkStart w:id="85" w:name="acknowledgements"/>
     <w:p>
       <w:pPr>
         <w:pStyle w:val="Heading1"/>
@@ -15832,11 +18746,11 @@
         <w:pStyle w:val="FirstParagraph"/>
       </w:pPr>
       <w:r>
-        <w:t xml:space="preserve">This research received no specific grant from funding agencies in the public, commercial, or not-for-profit sectors.</w:t>
+        <w:t xml:space="preserve">This research was not supported by external funding.</w:t>
       </w:r>
     </w:p>
-    <w:bookmarkEnd w:id="83"/>
-    <w:bookmarkStart w:id="84" w:name="declaration-of-competing-interest"/>
+    <w:bookmarkEnd w:id="85"/>
+    <w:bookmarkStart w:id="86" w:name="declaration-of-competing-interest"/>
     <w:p>
       <w:pPr>
         <w:pStyle w:val="Heading1"/>
@@ -15853,8 +18767,8 @@
         <w:t xml:space="preserve">The author declares no competing financial or personal interests.</w:t>
       </w:r>
     </w:p>
-    <w:bookmarkEnd w:id="84"/>
-    <w:bookmarkStart w:id="85" w:name="credit-authorship-contribution-statement"/>
+    <w:bookmarkEnd w:id="86"/>
+    <w:bookmarkStart w:id="87" w:name="credit-authorship-contribution-statement"/>
     <w:p>
       <w:pPr>
         <w:pStyle w:val="Heading1"/>
@@ -15884,11 +18798,11 @@
         <w:t xml:space="preserve"> </w:t>
       </w:r>
       <w:r>
-        <w:t xml:space="preserve">Writing – original draft, Writing – review &amp; editing, Visualization.</w:t>
+        <w:t xml:space="preserve">Writing – original draft, Writing – review &amp; editing, Visualization. Single-author contribution encompasses all CRediT roles.</w:t>
       </w:r>
     </w:p>
-    <w:bookmarkEnd w:id="85"/>
-    <w:bookmarkStart w:id="86" w:name="Xfd35355eaff5be7167e13ac5f8f9ba5509cc5e8"/>
+    <w:bookmarkEnd w:id="87"/>
+    <w:bookmarkStart w:id="88" w:name="Xfd35355eaff5be7167e13ac5f8f9ba5509cc5e8"/>
     <w:p>
       <w:pPr>
         <w:pStyle w:val="Heading1"/>
@@ -15941,8 +18855,8 @@
         <w:t xml:space="preserve">no independent scientific judgements.</w:t>
       </w:r>
     </w:p>
-    <w:bookmarkEnd w:id="86"/>
-    <w:bookmarkStart w:id="208" w:name="supplementary-material"/>
+    <w:bookmarkEnd w:id="88"/>
+    <w:bookmarkStart w:id="210" w:name="supplementary-material"/>
     <w:p>
       <w:pPr>
         <w:pStyle w:val="Heading1"/>
@@ -16006,7 +18920,7 @@
       <w:r>
         <w:t xml:space="preserve">LOSO skill values, and coverage tables are provided in the companion data release (</w:t>
       </w:r>
-      <w:hyperlink r:id="rId81">
+      <w:hyperlink r:id="rId83">
         <w:r>
           <w:rPr>
             <w:rStyle w:val="Hyperlink"/>
@@ -16018,7 +18932,7 @@
         <w:t xml:space="preserve">).</w:t>
       </w:r>
     </w:p>
-    <w:bookmarkStart w:id="88" w:name="Xa9c3b58d9abd5cb8f772648c2f76997974e2040"/>
+    <w:bookmarkStart w:id="90" w:name="Xa9c3b58d9abd5cb8f772648c2f76997974e2040"/>
     <w:p>
       <w:pPr>
         <w:pStyle w:val="Heading2"/>
@@ -16027,7 +18941,7 @@
         <w:t xml:space="preserve">Table SI-1: Complete data-source study list</w:t>
       </w:r>
     </w:p>
-    <w:bookmarkStart w:id="87" w:name="tab:si_sources"/>
+    <w:bookmarkStart w:id="89" w:name="tab:si_sources"/>
     <w:p>
       <w:pPr>
         <w:pStyle w:val="TableCaption"/>
@@ -18480,9 +21394,9 @@
         </w:tc>
       </w:tr>
     </w:tbl>
-    <w:bookmarkEnd w:id="87"/>
-    <w:bookmarkEnd w:id="88"/>
-    <w:bookmarkStart w:id="207" w:name="X24062c73f475a9049b1d4b16e83655fb497e037"/>
+    <w:bookmarkEnd w:id="89"/>
+    <w:bookmarkEnd w:id="90"/>
+    <w:bookmarkStart w:id="209" w:name="X24062c73f475a9049b1d4b16e83655fb497e037"/>
     <w:p>
       <w:pPr>
         <w:pStyle w:val="Heading2"/>
@@ -18491,7 +21405,7 @@
         <w:t xml:space="preserve">Table SI-2: Full random-forest permutation importance</w:t>
       </w:r>
     </w:p>
-    <w:bookmarkStart w:id="89" w:name="tab:si_perm_imp"/>
+    <w:bookmarkStart w:id="91" w:name="tab:si_perm_imp"/>
     <w:p>
       <w:pPr>
         <w:pStyle w:val="TableCaption"/>
@@ -19315,9 +22229,9 @@
         </w:tc>
       </w:tr>
     </w:tbl>
-    <w:bookmarkEnd w:id="89"/>
-    <w:bookmarkStart w:id="206" w:name="refs"/>
-    <w:bookmarkStart w:id="91" w:name="ref-ilyukhina2012"/>
+    <w:bookmarkEnd w:id="91"/>
+    <w:bookmarkStart w:id="208" w:name="refs"/>
+    <w:bookmarkStart w:id="93" w:name="ref-ilyukhina2012"/>
     <w:p>
       <w:pPr>
         <w:pStyle w:val="Bibliography"/>
@@ -19337,7 +22251,7 @@
       <w:r>
         <w:t xml:space="preserve"> </w:t>
       </w:r>
-      <w:hyperlink r:id="rId90">
+      <w:hyperlink r:id="rId92">
         <w:r>
           <w:rPr>
             <w:rStyle w:val="Hyperlink"/>
@@ -19349,8 +22263,8 @@
         <w:t xml:space="preserve">.</w:t>
       </w:r>
     </w:p>
-    <w:bookmarkEnd w:id="91"/>
-    <w:bookmarkStart w:id="93" w:name="ref-dudoladov2016"/>
+    <w:bookmarkEnd w:id="93"/>
+    <w:bookmarkStart w:id="95" w:name="ref-dudoladov2016"/>
     <w:p>
       <w:pPr>
         <w:pStyle w:val="Bibliography"/>
@@ -19370,7 +22284,7 @@
       <w:r>
         <w:t xml:space="preserve"> </w:t>
       </w:r>
-      <w:hyperlink r:id="rId92">
+      <w:hyperlink r:id="rId94">
         <w:r>
           <w:rPr>
             <w:rStyle w:val="Hyperlink"/>
@@ -19382,8 +22296,8 @@
         <w:t xml:space="preserve">.</w:t>
       </w:r>
     </w:p>
-    <w:bookmarkEnd w:id="93"/>
-    <w:bookmarkStart w:id="95" w:name="ref-zhang2024"/>
+    <w:bookmarkEnd w:id="95"/>
+    <w:bookmarkStart w:id="97" w:name="ref-zhang2024"/>
     <w:p>
       <w:pPr>
         <w:pStyle w:val="Bibliography"/>
@@ -19403,7 +22317,7 @@
       <w:r>
         <w:t xml:space="preserve"> </w:t>
       </w:r>
-      <w:hyperlink r:id="rId94">
+      <w:hyperlink r:id="rId96">
         <w:r>
           <w:rPr>
             <w:rStyle w:val="Hyperlink"/>
@@ -19415,8 +22329,8 @@
         <w:t xml:space="preserve">.</w:t>
       </w:r>
     </w:p>
-    <w:bookmarkEnd w:id="95"/>
-    <w:bookmarkStart w:id="97" w:name="ref-prabu2021"/>
+    <w:bookmarkEnd w:id="97"/>
+    <w:bookmarkStart w:id="99" w:name="ref-prabu2021"/>
     <w:p>
       <w:pPr>
         <w:pStyle w:val="Bibliography"/>
@@ -19436,7 +22350,7 @@
       <w:r>
         <w:t xml:space="preserve"> </w:t>
       </w:r>
-      <w:hyperlink r:id="rId96">
+      <w:hyperlink r:id="rId98">
         <w:r>
           <w:rPr>
             <w:rStyle w:val="Hyperlink"/>
@@ -19448,8 +22362,8 @@
         <w:t xml:space="preserve">.</w:t>
       </w:r>
     </w:p>
-    <w:bookmarkEnd w:id="97"/>
-    <w:bookmarkStart w:id="99" w:name="ref-wen2018"/>
+    <w:bookmarkEnd w:id="99"/>
+    <w:bookmarkStart w:id="101" w:name="ref-wen2018"/>
     <w:p>
       <w:pPr>
         <w:pStyle w:val="Bibliography"/>
@@ -19469,7 +22383,7 @@
       <w:r>
         <w:t xml:space="preserve"> </w:t>
       </w:r>
-      <w:hyperlink r:id="rId98">
+      <w:hyperlink r:id="rId100">
         <w:r>
           <w:rPr>
             <w:rStyle w:val="Hyperlink"/>
@@ -19481,8 +22395,8 @@
         <w:t xml:space="preserve">.</w:t>
       </w:r>
     </w:p>
-    <w:bookmarkEnd w:id="99"/>
-    <w:bookmarkStart w:id="101" w:name="ref-porciuncula2012"/>
+    <w:bookmarkEnd w:id="101"/>
+    <w:bookmarkStart w:id="103" w:name="ref-porciuncula2012"/>
     <w:p>
       <w:pPr>
         <w:pStyle w:val="Bibliography"/>
@@ -19502,7 +22416,7 @@
       <w:r>
         <w:t xml:space="preserve"> </w:t>
       </w:r>
-      <w:hyperlink r:id="rId100">
+      <w:hyperlink r:id="rId102">
         <w:r>
           <w:rPr>
             <w:rStyle w:val="Hyperlink"/>
@@ -19514,8 +22428,8 @@
         <w:t xml:space="preserve">.</w:t>
       </w:r>
     </w:p>
-    <w:bookmarkEnd w:id="101"/>
-    <w:bookmarkStart w:id="103" w:name="ref-das2023fuel"/>
+    <w:bookmarkEnd w:id="103"/>
+    <w:bookmarkStart w:id="105" w:name="ref-das2023fuel"/>
     <w:p>
       <w:pPr>
         <w:pStyle w:val="Bibliography"/>
@@ -19535,7 +22449,7 @@
       <w:r>
         <w:t xml:space="preserve"> </w:t>
       </w:r>
-      <w:hyperlink r:id="rId102">
+      <w:hyperlink r:id="rId104">
         <w:r>
           <w:rPr>
             <w:rStyle w:val="Hyperlink"/>
@@ -19547,8 +22461,8 @@
         <w:t xml:space="preserve">.</w:t>
       </w:r>
     </w:p>
-    <w:bookmarkEnd w:id="103"/>
-    <w:bookmarkStart w:id="105" w:name="ref-wanghq2017"/>
+    <w:bookmarkEnd w:id="105"/>
+    <w:bookmarkStart w:id="107" w:name="ref-wanghq2017"/>
     <w:p>
       <w:pPr>
         <w:pStyle w:val="Bibliography"/>
@@ -19568,7 +22482,7 @@
       <w:r>
         <w:t xml:space="preserve"> </w:t>
       </w:r>
-      <w:hyperlink r:id="rId104">
+      <w:hyperlink r:id="rId106">
         <w:r>
           <w:rPr>
             <w:rStyle w:val="Hyperlink"/>
@@ -19580,8 +22494,8 @@
         <w:t xml:space="preserve">.</w:t>
       </w:r>
     </w:p>
-    <w:bookmarkEnd w:id="105"/>
-    <w:bookmarkStart w:id="107" w:name="ref-yavor2013"/>
+    <w:bookmarkEnd w:id="107"/>
+    <w:bookmarkStart w:id="109" w:name="ref-yavor2013"/>
     <w:p>
       <w:pPr>
         <w:pStyle w:val="Bibliography"/>
@@ -19601,7 +22515,7 @@
       <w:r>
         <w:t xml:space="preserve"> </w:t>
       </w:r>
-      <w:hyperlink r:id="rId106">
+      <w:hyperlink r:id="rId108">
         <w:r>
           <w:rPr>
             <w:rStyle w:val="Hyperlink"/>
@@ -19613,8 +22527,8 @@
         <w:t xml:space="preserve">.</w:t>
       </w:r>
     </w:p>
-    <w:bookmarkEnd w:id="107"/>
-    <w:bookmarkStart w:id="109" w:name="ref-trowell2022"/>
+    <w:bookmarkEnd w:id="109"/>
+    <w:bookmarkStart w:id="111" w:name="ref-trowell2022"/>
     <w:p>
       <w:pPr>
         <w:pStyle w:val="Bibliography"/>
@@ -19634,7 +22548,7 @@
       <w:r>
         <w:t xml:space="preserve"> </w:t>
       </w:r>
-      <w:hyperlink r:id="rId108">
+      <w:hyperlink r:id="rId110">
         <w:r>
           <w:rPr>
             <w:rStyle w:val="Hyperlink"/>
@@ -19646,8 +22560,8 @@
         <w:t xml:space="preserve">.</w:t>
       </w:r>
     </w:p>
-    <w:bookmarkEnd w:id="109"/>
-    <w:bookmarkStart w:id="111" w:name="ref-deng2010"/>
+    <w:bookmarkEnd w:id="111"/>
+    <w:bookmarkStart w:id="113" w:name="ref-deng2010"/>
     <w:p>
       <w:pPr>
         <w:pStyle w:val="Bibliography"/>
@@ -19667,7 +22581,7 @@
       <w:r>
         <w:t xml:space="preserve"> </w:t>
       </w:r>
-      <w:hyperlink r:id="rId110">
+      <w:hyperlink r:id="rId112">
         <w:r>
           <w:rPr>
             <w:rStyle w:val="Hyperlink"/>
@@ -19679,8 +22593,8 @@
         <w:t xml:space="preserve">.</w:t>
       </w:r>
     </w:p>
-    <w:bookmarkEnd w:id="111"/>
-    <w:bookmarkStart w:id="113" w:name="ref-rin2021"/>
+    <w:bookmarkEnd w:id="113"/>
+    <w:bookmarkStart w:id="115" w:name="ref-rin2021"/>
     <w:p>
       <w:pPr>
         <w:pStyle w:val="Bibliography"/>
@@ -19700,7 +22614,7 @@
       <w:r>
         <w:t xml:space="preserve"> </w:t>
       </w:r>
-      <w:hyperlink r:id="rId112">
+      <w:hyperlink r:id="rId114">
         <w:r>
           <w:rPr>
             <w:rStyle w:val="Hyperlink"/>
@@ -19712,8 +22626,8 @@
         <w:t xml:space="preserve">.</w:t>
       </w:r>
     </w:p>
-    <w:bookmarkEnd w:id="113"/>
-    <w:bookmarkStart w:id="115" w:name="ref-xiao2018"/>
+    <w:bookmarkEnd w:id="115"/>
+    <w:bookmarkStart w:id="117" w:name="ref-xiao2018"/>
     <w:p>
       <w:pPr>
         <w:pStyle w:val="Bibliography"/>
@@ -19733,7 +22647,7 @@
       <w:r>
         <w:t xml:space="preserve"> </w:t>
       </w:r>
-      <w:hyperlink r:id="rId114">
+      <w:hyperlink r:id="rId116">
         <w:r>
           <w:rPr>
             <w:rStyle w:val="Hyperlink"/>
@@ -19745,8 +22659,8 @@
         <w:t xml:space="preserve">.</w:t>
       </w:r>
     </w:p>
-    <w:bookmarkEnd w:id="115"/>
-    <w:bookmarkStart w:id="117" w:name="ref-guan2019"/>
+    <w:bookmarkEnd w:id="117"/>
+    <w:bookmarkStart w:id="119" w:name="ref-guan2019"/>
     <w:p>
       <w:pPr>
         <w:pStyle w:val="Bibliography"/>
@@ -19766,7 +22680,7 @@
       <w:r>
         <w:t xml:space="preserve"> </w:t>
       </w:r>
-      <w:hyperlink r:id="rId116">
+      <w:hyperlink r:id="rId118">
         <w:r>
           <w:rPr>
             <w:rStyle w:val="Hyperlink"/>
@@ -19778,8 +22692,8 @@
         <w:t xml:space="preserve">.</w:t>
       </w:r>
     </w:p>
-    <w:bookmarkEnd w:id="117"/>
-    <w:bookmarkStart w:id="119" w:name="ref-preez2018"/>
+    <w:bookmarkEnd w:id="119"/>
+    <w:bookmarkStart w:id="121" w:name="ref-preez2018"/>
     <w:p>
       <w:pPr>
         <w:pStyle w:val="Bibliography"/>
@@ -19799,7 +22713,7 @@
       <w:r>
         <w:t xml:space="preserve"> </w:t>
       </w:r>
-      <w:hyperlink r:id="rId118">
+      <w:hyperlink r:id="rId120">
         <w:r>
           <w:rPr>
             <w:rStyle w:val="Hyperlink"/>
@@ -19811,8 +22725,8 @@
         <w:t xml:space="preserve">.</w:t>
       </w:r>
     </w:p>
-    <w:bookmarkEnd w:id="119"/>
-    <w:bookmarkStart w:id="121" w:name="ref-chen2020"/>
+    <w:bookmarkEnd w:id="121"/>
+    <w:bookmarkStart w:id="123" w:name="ref-chen2020"/>
     <w:p>
       <w:pPr>
         <w:pStyle w:val="Bibliography"/>
@@ -19832,7 +22746,7 @@
       <w:r>
         <w:t xml:space="preserve"> </w:t>
       </w:r>
-      <w:hyperlink r:id="rId120">
+      <w:hyperlink r:id="rId122">
         <w:r>
           <w:rPr>
             <w:rStyle w:val="Hyperlink"/>
@@ -19844,8 +22758,8 @@
         <w:t xml:space="preserve">.</w:t>
       </w:r>
     </w:p>
-    <w:bookmarkEnd w:id="121"/>
-    <w:bookmarkStart w:id="123" w:name="ref-xiao2020"/>
+    <w:bookmarkEnd w:id="123"/>
+    <w:bookmarkStart w:id="125" w:name="ref-xiao2020"/>
     <w:p>
       <w:pPr>
         <w:pStyle w:val="Bibliography"/>
@@ -19865,7 +22779,7 @@
       <w:r>
         <w:t xml:space="preserve"> </w:t>
       </w:r>
-      <w:hyperlink r:id="rId122">
+      <w:hyperlink r:id="rId124">
         <w:r>
           <w:rPr>
             <w:rStyle w:val="Hyperlink"/>
@@ -19877,8 +22791,8 @@
         <w:t xml:space="preserve">.</w:t>
       </w:r>
     </w:p>
-    <w:bookmarkEnd w:id="123"/>
-    <w:bookmarkStart w:id="125" w:name="ref-davies2022mat"/>
+    <w:bookmarkEnd w:id="125"/>
+    <w:bookmarkStart w:id="127" w:name="ref-davies2022mat"/>
     <w:p>
       <w:pPr>
         <w:pStyle w:val="Bibliography"/>
@@ -19898,7 +22812,7 @@
       <w:r>
         <w:t xml:space="preserve"> </w:t>
       </w:r>
-      <w:hyperlink r:id="rId124">
+      <w:hyperlink r:id="rId126">
         <w:r>
           <w:rPr>
             <w:rStyle w:val="Hyperlink"/>
@@ -19910,8 +22824,8 @@
         <w:t xml:space="preserve">.</w:t>
       </w:r>
     </w:p>
-    <w:bookmarkEnd w:id="125"/>
-    <w:bookmarkStart w:id="127" w:name="ref-liuyh2017"/>
+    <w:bookmarkEnd w:id="127"/>
+    <w:bookmarkStart w:id="129" w:name="ref-liuyh2017"/>
     <w:p>
       <w:pPr>
         <w:pStyle w:val="Bibliography"/>
@@ -19931,7 +22845,7 @@
       <w:r>
         <w:t xml:space="preserve"> </w:t>
       </w:r>
-      <w:hyperlink r:id="rId126">
+      <w:hyperlink r:id="rId128">
         <w:r>
           <w:rPr>
             <w:rStyle w:val="Hyperlink"/>
@@ -19943,8 +22857,8 @@
         <w:t xml:space="preserve">.</w:t>
       </w:r>
     </w:p>
-    <w:bookmarkEnd w:id="127"/>
-    <w:bookmarkStart w:id="129" w:name="ref-qiao2019"/>
+    <w:bookmarkEnd w:id="129"/>
+    <w:bookmarkStart w:id="131" w:name="ref-qiao2019"/>
     <w:p>
       <w:pPr>
         <w:pStyle w:val="Bibliography"/>
@@ -19964,7 +22878,7 @@
       <w:r>
         <w:t xml:space="preserve"> </w:t>
       </w:r>
-      <w:hyperlink r:id="rId128">
+      <w:hyperlink r:id="rId130">
         <w:r>
           <w:rPr>
             <w:rStyle w:val="Hyperlink"/>
@@ -19976,8 +22890,8 @@
         <w:t xml:space="preserve">.</w:t>
       </w:r>
     </w:p>
-    <w:bookmarkEnd w:id="129"/>
-    <w:bookmarkStart w:id="131" w:name="ref-meng2022"/>
+    <w:bookmarkEnd w:id="131"/>
+    <w:bookmarkStart w:id="133" w:name="ref-meng2022"/>
     <w:p>
       <w:pPr>
         <w:pStyle w:val="Bibliography"/>
@@ -19997,7 +22911,7 @@
       <w:r>
         <w:t xml:space="preserve"> </w:t>
       </w:r>
-      <w:hyperlink r:id="rId130">
+      <w:hyperlink r:id="rId132">
         <w:r>
           <w:rPr>
             <w:rStyle w:val="Hyperlink"/>
@@ -20009,8 +22923,8 @@
         <w:t xml:space="preserve">.</w:t>
       </w:r>
     </w:p>
-    <w:bookmarkEnd w:id="131"/>
-    <w:bookmarkStart w:id="133" w:name="ref-jayaraman2015"/>
+    <w:bookmarkEnd w:id="133"/>
+    <w:bookmarkStart w:id="135" w:name="ref-jayaraman2015"/>
     <w:p>
       <w:pPr>
         <w:pStyle w:val="Bibliography"/>
@@ -20030,7 +22944,7 @@
       <w:r>
         <w:t xml:space="preserve"> </w:t>
       </w:r>
-      <w:hyperlink r:id="rId132">
+      <w:hyperlink r:id="rId134">
         <w:r>
           <w:rPr>
             <w:rStyle w:val="Hyperlink"/>
@@ -20042,8 +22956,8 @@
         <w:t xml:space="preserve">.</w:t>
       </w:r>
     </w:p>
-    <w:bookmarkEnd w:id="133"/>
-    <w:bookmarkStart w:id="135" w:name="ref-lu2017"/>
+    <w:bookmarkEnd w:id="135"/>
+    <w:bookmarkStart w:id="137" w:name="ref-lu2017"/>
     <w:p>
       <w:pPr>
         <w:pStyle w:val="Bibliography"/>
@@ -20063,7 +22977,7 @@
       <w:r>
         <w:t xml:space="preserve"> </w:t>
       </w:r>
-      <w:hyperlink r:id="rId134">
+      <w:hyperlink r:id="rId136">
         <w:r>
           <w:rPr>
             <w:rStyle w:val="Hyperlink"/>
@@ -20075,8 +22989,8 @@
         <w:t xml:space="preserve">.</w:t>
       </w:r>
     </w:p>
-    <w:bookmarkEnd w:id="135"/>
-    <w:bookmarkStart w:id="137" w:name="ref-fischman2020"/>
+    <w:bookmarkEnd w:id="137"/>
+    <w:bookmarkStart w:id="139" w:name="ref-fischman2020"/>
     <w:p>
       <w:pPr>
         <w:pStyle w:val="Bibliography"/>
@@ -20096,7 +23010,7 @@
       <w:r>
         <w:t xml:space="preserve"> </w:t>
       </w:r>
-      <w:hyperlink r:id="rId136">
+      <w:hyperlink r:id="rId138">
         <w:r>
           <w:rPr>
             <w:rStyle w:val="Hyperlink"/>
@@ -20108,8 +23022,8 @@
         <w:t xml:space="preserve">.</w:t>
       </w:r>
     </w:p>
-    <w:bookmarkEnd w:id="137"/>
-    <w:bookmarkStart w:id="139" w:name="ref-gupta2025"/>
+    <w:bookmarkEnd w:id="139"/>
+    <w:bookmarkStart w:id="141" w:name="ref-gupta2025"/>
     <w:p>
       <w:pPr>
         <w:pStyle w:val="Bibliography"/>
@@ -20129,7 +23043,7 @@
       <w:r>
         <w:t xml:space="preserve"> </w:t>
       </w:r>
-      <w:hyperlink r:id="rId138">
+      <w:hyperlink r:id="rId140">
         <w:r>
           <w:rPr>
             <w:rStyle w:val="Hyperlink"/>
@@ -20141,8 +23055,8 @@
         <w:t xml:space="preserve">.</w:t>
       </w:r>
     </w:p>
-    <w:bookmarkEnd w:id="139"/>
-    <w:bookmarkStart w:id="141" w:name="ref-ho2016"/>
+    <w:bookmarkEnd w:id="141"/>
+    <w:bookmarkStart w:id="143" w:name="ref-ho2016"/>
     <w:p>
       <w:pPr>
         <w:pStyle w:val="Bibliography"/>
@@ -20162,7 +23076,7 @@
       <w:r>
         <w:t xml:space="preserve"> </w:t>
       </w:r>
-      <w:hyperlink r:id="rId140">
+      <w:hyperlink r:id="rId142">
         <w:r>
           <w:rPr>
             <w:rStyle w:val="Hyperlink"/>
@@ -20174,8 +23088,8 @@
         <w:t xml:space="preserve">.</w:t>
       </w:r>
     </w:p>
-    <w:bookmarkEnd w:id="141"/>
-    <w:bookmarkStart w:id="143" w:name="ref-knoks2025"/>
+    <w:bookmarkEnd w:id="143"/>
+    <w:bookmarkStart w:id="145" w:name="ref-knoks2025"/>
     <w:p>
       <w:pPr>
         <w:pStyle w:val="Bibliography"/>
@@ -20195,7 +23109,7 @@
       <w:r>
         <w:t xml:space="preserve"> </w:t>
       </w:r>
-      <w:hyperlink r:id="rId142">
+      <w:hyperlink r:id="rId144">
         <w:r>
           <w:rPr>
             <w:rStyle w:val="Hyperlink"/>
@@ -20207,8 +23121,8 @@
         <w:t xml:space="preserve">.</w:t>
       </w:r>
     </w:p>
-    <w:bookmarkEnd w:id="143"/>
-    <w:bookmarkStart w:id="145" w:name="ref-mezulis2023"/>
+    <w:bookmarkEnd w:id="145"/>
+    <w:bookmarkStart w:id="147" w:name="ref-mezulis2023"/>
     <w:p>
       <w:pPr>
         <w:pStyle w:val="Bibliography"/>
@@ -20228,7 +23142,7 @@
       <w:r>
         <w:t xml:space="preserve"> </w:t>
       </w:r>
-      <w:hyperlink r:id="rId144">
+      <w:hyperlink r:id="rId146">
         <w:r>
           <w:rPr>
             <w:rStyle w:val="Hyperlink"/>
@@ -20240,8 +23154,8 @@
         <w:t xml:space="preserve">.</w:t>
       </w:r>
     </w:p>
-    <w:bookmarkEnd w:id="145"/>
-    <w:bookmarkStart w:id="147" w:name="ref-martinezv2026"/>
+    <w:bookmarkEnd w:id="147"/>
+    <w:bookmarkStart w:id="149" w:name="ref-martinezv2026"/>
     <w:p>
       <w:pPr>
         <w:pStyle w:val="Bibliography"/>
@@ -20261,7 +23175,7 @@
       <w:r>
         <w:t xml:space="preserve"> </w:t>
       </w:r>
-      <w:hyperlink r:id="rId146">
+      <w:hyperlink r:id="rId148">
         <w:r>
           <w:rPr>
             <w:rStyle w:val="Hyperlink"/>
@@ -20273,8 +23187,8 @@
         <w:t xml:space="preserve">.</w:t>
       </w:r>
     </w:p>
-    <w:bookmarkEnd w:id="147"/>
-    <w:bookmarkStart w:id="149" w:name="ref-buryakov2023met"/>
+    <w:bookmarkEnd w:id="149"/>
+    <w:bookmarkStart w:id="151" w:name="ref-buryakov2023met"/>
     <w:p>
       <w:pPr>
         <w:pStyle w:val="Bibliography"/>
@@ -20294,7 +23208,7 @@
       <w:r>
         <w:t xml:space="preserve"> </w:t>
       </w:r>
-      <w:hyperlink r:id="rId148">
+      <w:hyperlink r:id="rId150">
         <w:r>
           <w:rPr>
             <w:rStyle w:val="Hyperlink"/>
@@ -20306,8 +23220,8 @@
         <w:t xml:space="preserve">.</w:t>
       </w:r>
     </w:p>
-    <w:bookmarkEnd w:id="149"/>
-    <w:bookmarkStart w:id="151" w:name="ref-urbonav2024"/>
+    <w:bookmarkEnd w:id="151"/>
+    <w:bookmarkStart w:id="153" w:name="ref-urbonav2024"/>
     <w:p>
       <w:pPr>
         <w:pStyle w:val="Bibliography"/>
@@ -20327,7 +23241,7 @@
       <w:r>
         <w:t xml:space="preserve"> </w:t>
       </w:r>
-      <w:hyperlink r:id="rId150">
+      <w:hyperlink r:id="rId152">
         <w:r>
           <w:rPr>
             <w:rStyle w:val="Hyperlink"/>
@@ -20339,8 +23253,8 @@
         <w:t xml:space="preserve">.</w:t>
       </w:r>
     </w:p>
-    <w:bookmarkEnd w:id="151"/>
-    <w:bookmarkStart w:id="153" w:name="ref-fadhilah2023"/>
+    <w:bookmarkEnd w:id="153"/>
+    <w:bookmarkStart w:id="155" w:name="ref-fadhilah2023"/>
     <w:p>
       <w:pPr>
         <w:pStyle w:val="Bibliography"/>
@@ -20360,7 +23274,7 @@
       <w:r>
         <w:t xml:space="preserve"> </w:t>
       </w:r>
-      <w:hyperlink r:id="rId152">
+      <w:hyperlink r:id="rId154">
         <w:r>
           <w:rPr>
             <w:rStyle w:val="Hyperlink"/>
@@ -20372,8 +23286,8 @@
         <w:t xml:space="preserve">.</w:t>
       </w:r>
     </w:p>
-    <w:bookmarkEnd w:id="153"/>
-    <w:bookmarkStart w:id="155" w:name="ref-musicco2025"/>
+    <w:bookmarkEnd w:id="155"/>
+    <w:bookmarkStart w:id="157" w:name="ref-musicco2025"/>
     <w:p>
       <w:pPr>
         <w:pStyle w:val="Bibliography"/>
@@ -20393,7 +23307,7 @@
       <w:r>
         <w:t xml:space="preserve"> </w:t>
       </w:r>
-      <w:hyperlink r:id="rId154">
+      <w:hyperlink r:id="rId156">
         <w:r>
           <w:rPr>
             <w:rStyle w:val="Hyperlink"/>
@@ -20405,8 +23319,8 @@
         <w:t xml:space="preserve">.</w:t>
       </w:r>
     </w:p>
-    <w:bookmarkEnd w:id="155"/>
-    <w:bookmarkStart w:id="157" w:name="ref-dupreez2021review"/>
+    <w:bookmarkEnd w:id="157"/>
+    <w:bookmarkStart w:id="159" w:name="ref-dupreez2021review"/>
     <w:p>
       <w:pPr>
         <w:pStyle w:val="Bibliography"/>
@@ -20426,7 +23340,7 @@
       <w:r>
         <w:t xml:space="preserve"> </w:t>
       </w:r>
-      <w:hyperlink r:id="rId156">
+      <w:hyperlink r:id="rId158">
         <w:r>
           <w:rPr>
             <w:rStyle w:val="Hyperlink"/>
@@ -20438,8 +23352,8 @@
         <w:t xml:space="preserve">.</w:t>
       </w:r>
     </w:p>
-    <w:bookmarkEnd w:id="157"/>
-    <w:bookmarkStart w:id="159" w:name="ref-bernett2024"/>
+    <w:bookmarkEnd w:id="159"/>
+    <w:bookmarkStart w:id="161" w:name="ref-bernett2024"/>
     <w:p>
       <w:pPr>
         <w:pStyle w:val="Bibliography"/>
@@ -20459,7 +23373,7 @@
       <w:r>
         <w:t xml:space="preserve"> </w:t>
       </w:r>
-      <w:hyperlink r:id="rId158">
+      <w:hyperlink r:id="rId160">
         <w:r>
           <w:rPr>
             <w:rStyle w:val="Hyperlink"/>
@@ -20471,8 +23385,8 @@
         <w:t xml:space="preserve">.</w:t>
       </w:r>
     </w:p>
-    <w:bookmarkEnd w:id="159"/>
-    <w:bookmarkStart w:id="161" w:name="ref-john2025"/>
+    <w:bookmarkEnd w:id="161"/>
+    <w:bookmarkStart w:id="163" w:name="ref-john2025"/>
     <w:p>
       <w:pPr>
         <w:pStyle w:val="Bibliography"/>
@@ -20492,7 +23406,7 @@
       <w:r>
         <w:t xml:space="preserve"> </w:t>
       </w:r>
-      <w:hyperlink r:id="rId160">
+      <w:hyperlink r:id="rId162">
         <w:r>
           <w:rPr>
             <w:rStyle w:val="Hyperlink"/>
@@ -20504,8 +23418,8 @@
         <w:t xml:space="preserve">.</w:t>
       </w:r>
     </w:p>
-    <w:bookmarkEnd w:id="161"/>
-    <w:bookmarkStart w:id="163" w:name="ref-pomerantsev2021"/>
+    <w:bookmarkEnd w:id="163"/>
+    <w:bookmarkStart w:id="165" w:name="ref-pomerantsev2021"/>
     <w:p>
       <w:pPr>
         <w:pStyle w:val="Bibliography"/>
@@ -20525,7 +23439,7 @@
       <w:r>
         <w:t xml:space="preserve"> </w:t>
       </w:r>
-      <w:hyperlink r:id="rId162">
+      <w:hyperlink r:id="rId164">
         <w:r>
           <w:rPr>
             <w:rStyle w:val="Hyperlink"/>
@@ -20537,8 +23451,8 @@
         <w:t xml:space="preserve">.</w:t>
       </w:r>
     </w:p>
-    <w:bookmarkEnd w:id="163"/>
-    <w:bookmarkStart w:id="165" w:name="ref-suvarna2024"/>
+    <w:bookmarkEnd w:id="165"/>
+    <w:bookmarkStart w:id="167" w:name="ref-suvarna2024"/>
     <w:p>
       <w:pPr>
         <w:pStyle w:val="Bibliography"/>
@@ -20558,7 +23472,7 @@
       <w:r>
         <w:t xml:space="preserve"> </w:t>
       </w:r>
-      <w:hyperlink r:id="rId164">
+      <w:hyperlink r:id="rId166">
         <w:r>
           <w:rPr>
             <w:rStyle w:val="Hyperlink"/>
@@ -20570,8 +23484,8 @@
         <w:t xml:space="preserve">.</w:t>
       </w:r>
     </w:p>
-    <w:bookmarkEnd w:id="165"/>
-    <w:bookmarkStart w:id="167" w:name="ref-bozalginesta2025"/>
+    <w:bookmarkEnd w:id="167"/>
+    <w:bookmarkStart w:id="169" w:name="ref-bozalginesta2025"/>
     <w:p>
       <w:pPr>
         <w:pStyle w:val="Bibliography"/>
@@ -20591,7 +23505,7 @@
       <w:r>
         <w:t xml:space="preserve"> </w:t>
       </w:r>
-      <w:hyperlink r:id="rId166">
+      <w:hyperlink r:id="rId168">
         <w:r>
           <w:rPr>
             <w:rStyle w:val="Hyperlink"/>
@@ -20603,8 +23517,8 @@
         <w:t xml:space="preserve">.</w:t>
       </w:r>
     </w:p>
-    <w:bookmarkEnd w:id="167"/>
-    <w:bookmarkStart w:id="169" w:name="ref-coelho2022"/>
+    <w:bookmarkEnd w:id="169"/>
+    <w:bookmarkStart w:id="171" w:name="ref-coelho2022"/>
     <w:p>
       <w:pPr>
         <w:pStyle w:val="Bibliography"/>
@@ -20624,7 +23538,7 @@
       <w:r>
         <w:t xml:space="preserve"> </w:t>
       </w:r>
-      <w:hyperlink r:id="rId168">
+      <w:hyperlink r:id="rId170">
         <w:r>
           <w:rPr>
             <w:rStyle w:val="Hyperlink"/>
@@ -20636,8 +23550,8 @@
         <w:t xml:space="preserve">.</w:t>
       </w:r>
     </w:p>
-    <w:bookmarkEnd w:id="169"/>
-    <w:bookmarkStart w:id="171" w:name="ref-xue2024"/>
+    <w:bookmarkEnd w:id="171"/>
+    <w:bookmarkStart w:id="173" w:name="ref-xue2024"/>
     <w:p>
       <w:pPr>
         <w:pStyle w:val="Bibliography"/>
@@ -20657,7 +23571,7 @@
       <w:r>
         <w:t xml:space="preserve"> </w:t>
       </w:r>
-      <w:hyperlink r:id="rId170">
+      <w:hyperlink r:id="rId172">
         <w:r>
           <w:rPr>
             <w:rStyle w:val="Hyperlink"/>
@@ -20669,8 +23583,8 @@
         <w:t xml:space="preserve">.</w:t>
       </w:r>
     </w:p>
-    <w:bookmarkEnd w:id="171"/>
-    <w:bookmarkStart w:id="173" w:name="ref-noble2022"/>
+    <w:bookmarkEnd w:id="173"/>
+    <w:bookmarkStart w:id="175" w:name="ref-noble2022"/>
     <w:p>
       <w:pPr>
         <w:pStyle w:val="Bibliography"/>
@@ -20702,7 +23616,7 @@
       <w:r>
         <w:t xml:space="preserve"> </w:t>
       </w:r>
-      <w:hyperlink r:id="rId172">
+      <w:hyperlink r:id="rId174">
         <w:r>
           <w:rPr>
             <w:rStyle w:val="Hyperlink"/>
@@ -20714,8 +23628,8 @@
         <w:t xml:space="preserve">.</w:t>
       </w:r>
     </w:p>
-    <w:bookmarkEnd w:id="173"/>
-    <w:bookmarkStart w:id="175" w:name="ref-urbonavicius2023"/>
+    <w:bookmarkEnd w:id="175"/>
+    <w:bookmarkStart w:id="177" w:name="ref-urbonavicius2023"/>
     <w:p>
       <w:pPr>
         <w:pStyle w:val="Bibliography"/>
@@ -20735,7 +23649,7 @@
       <w:r>
         <w:t xml:space="preserve"> </w:t>
       </w:r>
-      <w:hyperlink r:id="rId174">
+      <w:hyperlink r:id="rId176">
         <w:r>
           <w:rPr>
             <w:rStyle w:val="Hyperlink"/>
@@ -20747,8 +23661,8 @@
         <w:t xml:space="preserve">.</w:t>
       </w:r>
     </w:p>
-    <w:bookmarkEnd w:id="175"/>
-    <w:bookmarkStart w:id="177" w:name="ref-wulf2021"/>
+    <w:bookmarkEnd w:id="177"/>
+    <w:bookmarkStart w:id="179" w:name="ref-wulf2021"/>
     <w:p>
       <w:pPr>
         <w:pStyle w:val="Bibliography"/>
@@ -20768,7 +23682,7 @@
       <w:r>
         <w:t xml:space="preserve"> </w:t>
       </w:r>
-      <w:hyperlink r:id="rId176">
+      <w:hyperlink r:id="rId178">
         <w:r>
           <w:rPr>
             <w:rStyle w:val="Hyperlink"/>
@@ -20780,8 +23694,8 @@
         <w:t xml:space="preserve">.</w:t>
       </w:r>
     </w:p>
-    <w:bookmarkEnd w:id="177"/>
-    <w:bookmarkStart w:id="179" w:name="ref-hoque2018"/>
+    <w:bookmarkEnd w:id="179"/>
+    <w:bookmarkStart w:id="181" w:name="ref-hoque2018"/>
     <w:p>
       <w:pPr>
         <w:pStyle w:val="Bibliography"/>
@@ -20801,7 +23715,7 @@
       <w:r>
         <w:t xml:space="preserve"> </w:t>
       </w:r>
-      <w:hyperlink r:id="rId178">
+      <w:hyperlink r:id="rId180">
         <w:r>
           <w:rPr>
             <w:rStyle w:val="Hyperlink"/>
@@ -20813,8 +23727,8 @@
         <w:t xml:space="preserve">.</w:t>
       </w:r>
     </w:p>
-    <w:bookmarkEnd w:id="179"/>
-    <w:bookmarkStart w:id="181" w:name="ref-razavi2016"/>
+    <w:bookmarkEnd w:id="181"/>
+    <w:bookmarkStart w:id="183" w:name="ref-razavi2016"/>
     <w:p>
       <w:pPr>
         <w:pStyle w:val="Bibliography"/>
@@ -20834,7 +23748,7 @@
       <w:r>
         <w:t xml:space="preserve"> </w:t>
       </w:r>
-      <w:hyperlink r:id="rId180">
+      <w:hyperlink r:id="rId182">
         <w:r>
           <w:rPr>
             <w:rStyle w:val="Hyperlink"/>
@@ -20846,8 +23760,8 @@
         <w:t xml:space="preserve">.</w:t>
       </w:r>
     </w:p>
-    <w:bookmarkEnd w:id="181"/>
-    <w:bookmarkStart w:id="183" w:name="ref-yang2018"/>
+    <w:bookmarkEnd w:id="183"/>
+    <w:bookmarkStart w:id="185" w:name="ref-yang2018"/>
     <w:p>
       <w:pPr>
         <w:pStyle w:val="Bibliography"/>
@@ -20867,7 +23781,7 @@
       <w:r>
         <w:t xml:space="preserve"> </w:t>
       </w:r>
-      <w:hyperlink r:id="rId182">
+      <w:hyperlink r:id="rId184">
         <w:r>
           <w:rPr>
             <w:rStyle w:val="Hyperlink"/>
@@ -20879,8 +23793,8 @@
         <w:t xml:space="preserve">.</w:t>
       </w:r>
     </w:p>
-    <w:bookmarkEnd w:id="183"/>
-    <w:bookmarkStart w:id="185" w:name="ref-shmelev2016"/>
+    <w:bookmarkEnd w:id="185"/>
+    <w:bookmarkStart w:id="187" w:name="ref-shmelev2016"/>
     <w:p>
       <w:pPr>
         <w:pStyle w:val="Bibliography"/>
@@ -20900,7 +23814,7 @@
       <w:r>
         <w:t xml:space="preserve"> </w:t>
       </w:r>
-      <w:hyperlink r:id="rId184">
+      <w:hyperlink r:id="rId186">
         <w:r>
           <w:rPr>
             <w:rStyle w:val="Hyperlink"/>
@@ -20912,8 +23826,8 @@
         <w:t xml:space="preserve">.</w:t>
       </w:r>
     </w:p>
-    <w:bookmarkEnd w:id="185"/>
-    <w:bookmarkStart w:id="187" w:name="ref-noland2020"/>
+    <w:bookmarkEnd w:id="187"/>
+    <w:bookmarkStart w:id="189" w:name="ref-noland2020"/>
     <w:p>
       <w:pPr>
         <w:pStyle w:val="Bibliography"/>
@@ -20933,7 +23847,7 @@
       <w:r>
         <w:t xml:space="preserve"> </w:t>
       </w:r>
-      <w:hyperlink r:id="rId186">
+      <w:hyperlink r:id="rId188">
         <w:r>
           <w:rPr>
             <w:rStyle w:val="Hyperlink"/>
@@ -20945,8 +23859,8 @@
         <w:t xml:space="preserve">.</w:t>
       </w:r>
     </w:p>
-    <w:bookmarkEnd w:id="187"/>
-    <w:bookmarkStart w:id="189" w:name="ref-wangxy2021"/>
+    <w:bookmarkEnd w:id="189"/>
+    <w:bookmarkStart w:id="191" w:name="ref-wangxy2021"/>
     <w:p>
       <w:pPr>
         <w:pStyle w:val="Bibliography"/>
@@ -20966,7 +23880,7 @@
       <w:r>
         <w:t xml:space="preserve"> </w:t>
       </w:r>
-      <w:hyperlink r:id="rId188">
+      <w:hyperlink r:id="rId190">
         <w:r>
           <w:rPr>
             <w:rStyle w:val="Hyperlink"/>
@@ -20978,8 +23892,8 @@
         <w:t xml:space="preserve">.</w:t>
       </w:r>
     </w:p>
-    <w:bookmarkEnd w:id="189"/>
-    <w:bookmarkStart w:id="191" w:name="ref-elitzur2014"/>
+    <w:bookmarkEnd w:id="191"/>
+    <w:bookmarkStart w:id="193" w:name="ref-elitzur2014"/>
     <w:p>
       <w:pPr>
         <w:pStyle w:val="Bibliography"/>
@@ -20999,7 +23913,7 @@
       <w:r>
         <w:t xml:space="preserve"> </w:t>
       </w:r>
-      <w:hyperlink r:id="rId190">
+      <w:hyperlink r:id="rId192">
         <w:r>
           <w:rPr>
             <w:rStyle w:val="Hyperlink"/>
@@ -21011,8 +23925,8 @@
         <w:t xml:space="preserve">.</w:t>
       </w:r>
     </w:p>
-    <w:bookmarkEnd w:id="191"/>
-    <w:bookmarkStart w:id="193" w:name="ref-tan2016"/>
+    <w:bookmarkEnd w:id="193"/>
+    <w:bookmarkStart w:id="195" w:name="ref-tan2016"/>
     <w:p>
       <w:pPr>
         <w:pStyle w:val="Bibliography"/>
@@ -21032,7 +23946,7 @@
       <w:r>
         <w:t xml:space="preserve"> </w:t>
       </w:r>
-      <w:hyperlink r:id="rId192">
+      <w:hyperlink r:id="rId194">
         <w:r>
           <w:rPr>
             <w:rStyle w:val="Hyperlink"/>
@@ -21044,8 +23958,8 @@
         <w:t xml:space="preserve">.</w:t>
       </w:r>
     </w:p>
-    <w:bookmarkEnd w:id="193"/>
-    <w:bookmarkStart w:id="195" w:name="ref-godart2019"/>
+    <w:bookmarkEnd w:id="195"/>
+    <w:bookmarkStart w:id="197" w:name="ref-godart2019"/>
     <w:p>
       <w:pPr>
         <w:pStyle w:val="Bibliography"/>
@@ -21065,7 +23979,7 @@
       <w:r>
         <w:t xml:space="preserve"> </w:t>
       </w:r>
-      <w:hyperlink r:id="rId194">
+      <w:hyperlink r:id="rId196">
         <w:r>
           <w:rPr>
             <w:rStyle w:val="Hyperlink"/>
@@ -21077,8 +23991,8 @@
         <w:t xml:space="preserve">.</w:t>
       </w:r>
     </w:p>
-    <w:bookmarkEnd w:id="195"/>
-    <w:bookmarkStart w:id="197" w:name="ref-razavi2013"/>
+    <w:bookmarkEnd w:id="197"/>
+    <w:bookmarkStart w:id="199" w:name="ref-razavi2013"/>
     <w:p>
       <w:pPr>
         <w:pStyle w:val="Bibliography"/>
@@ -21098,7 +24012,7 @@
       <w:r>
         <w:t xml:space="preserve"> </w:t>
       </w:r>
-      <w:hyperlink r:id="rId196">
+      <w:hyperlink r:id="rId198">
         <w:r>
           <w:rPr>
             <w:rStyle w:val="Hyperlink"/>
@@ -21110,8 +24024,8 @@
         <w:t xml:space="preserve">.</w:t>
       </w:r>
     </w:p>
-    <w:bookmarkEnd w:id="197"/>
-    <w:bookmarkStart w:id="199" w:name="ref-preez2019"/>
+    <w:bookmarkEnd w:id="199"/>
+    <w:bookmarkStart w:id="201" w:name="ref-preez2019"/>
     <w:p>
       <w:pPr>
         <w:pStyle w:val="Bibliography"/>
@@ -21131,7 +24045,7 @@
       <w:r>
         <w:t xml:space="preserve"> </w:t>
       </w:r>
-      <w:hyperlink r:id="rId198">
+      <w:hyperlink r:id="rId200">
         <w:r>
           <w:rPr>
             <w:rStyle w:val="Hyperlink"/>
@@ -21143,8 +24057,8 @@
         <w:t xml:space="preserve">.</w:t>
       </w:r>
     </w:p>
-    <w:bookmarkEnd w:id="199"/>
-    <w:bookmarkStart w:id="201" w:name="ref-david2012"/>
+    <w:bookmarkEnd w:id="201"/>
+    <w:bookmarkStart w:id="203" w:name="ref-david2012"/>
     <w:p>
       <w:pPr>
         <w:pStyle w:val="Bibliography"/>
@@ -21164,7 +24078,7 @@
       <w:r>
         <w:t xml:space="preserve"> </w:t>
       </w:r>
-      <w:hyperlink r:id="rId200">
+      <w:hyperlink r:id="rId202">
         <w:r>
           <w:rPr>
             <w:rStyle w:val="Hyperlink"/>
@@ -21176,8 +24090,8 @@
         <w:t xml:space="preserve">.</w:t>
       </w:r>
     </w:p>
-    <w:bookmarkEnd w:id="201"/>
-    <w:bookmarkStart w:id="203" w:name="ref-slocum2020"/>
+    <w:bookmarkEnd w:id="203"/>
+    <w:bookmarkStart w:id="205" w:name="ref-slocum2020"/>
     <w:p>
       <w:pPr>
         <w:pStyle w:val="Bibliography"/>
@@ -21197,7 +24111,7 @@
       <w:r>
         <w:t xml:space="preserve"> </w:t>
       </w:r>
-      <w:hyperlink r:id="rId202">
+      <w:hyperlink r:id="rId204">
         <w:r>
           <w:rPr>
             <w:rStyle w:val="Hyperlink"/>
@@ -21209,8 +24123,8 @@
         <w:t xml:space="preserve">.</w:t>
       </w:r>
     </w:p>
-    <w:bookmarkEnd w:id="203"/>
-    <w:bookmarkStart w:id="205" w:name="ref-saceleanu2019"/>
+    <w:bookmarkEnd w:id="205"/>
+    <w:bookmarkStart w:id="207" w:name="ref-saceleanu2019"/>
     <w:p>
       <w:pPr>
         <w:pStyle w:val="Bibliography"/>
@@ -21230,7 +24144,7 @@
       <w:r>
         <w:t xml:space="preserve"> </w:t>
       </w:r>
-      <w:hyperlink r:id="rId204">
+      <w:hyperlink r:id="rId206">
         <w:r>
           <w:rPr>
             <w:rStyle w:val="Hyperlink"/>
@@ -21242,10 +24156,10 @@
         <w:t xml:space="preserve">.</w:t>
       </w:r>
     </w:p>
-    <w:bookmarkEnd w:id="205"/>
-    <w:bookmarkEnd w:id="206"/>
     <w:bookmarkEnd w:id="207"/>
     <w:bookmarkEnd w:id="208"/>
+    <w:bookmarkEnd w:id="209"/>
+    <w:bookmarkEnd w:id="210"/>
     <w:sectPr>
       <w:footnotePr>
         <w:numRestart w:val="eachSect"/>

--- a/submission_package/manuscript/main_review.docx
+++ b/submission_package/manuscript/main_review.docx
@@ -1594,7 +1594,7 @@
           <m:t>​</m:t>
         </m:r>
         <m:r>
-          <m:t>55</m:t>
+          <m:t>72</m:t>
         </m:r>
         <m:r>
           <m:rPr>
@@ -1679,7 +1679,7 @@
         <w:t xml:space="preserve"> </w:t>
       </w:r>
       <w:r>
-        <w:t xml:space="preserve">temperature-control method the largest single source (</w:t>
+        <w:t xml:space="preserve">hydrogen measurement apparatus the largest single source (</w:t>
       </w:r>
       <m:oMath>
         <m:r>
@@ -1692,7 +1692,7 @@
           <m:t>​</m:t>
         </m:r>
         <m:r>
-          <m:t>33</m:t>
+          <m:t>43</m:t>
         </m:r>
         <m:r>
           <m:rPr>
@@ -1702,13 +1702,45 @@
         </m:r>
       </m:oMath>
       <w:r>
-        <w:t xml:space="preserve">); the effect</w:t>
-      </w:r>
-      <w:r>
-        <w:t xml:space="preserve"> </w:t>
-      </w:r>
-      <w:r>
-        <w:t xml:space="preserve">survives controlling for regime (incremental</w:t>
+        <w:t xml:space="preserve">) and</w:t>
+      </w:r>
+      <w:r>
+        <w:t xml:space="preserve"> </w:t>
+      </w:r>
+      <w:r>
+        <w:t xml:space="preserve">temperature-control method explaining</w:t>
+      </w:r>
+      <w:r>
+        <w:t xml:space="preserve"> </w:t>
+      </w:r>
+      <m:oMath>
+        <m:r>
+          <m:rPr>
+            <m:sty m:val="p"/>
+          </m:rPr>
+          <m:t>≈</m:t>
+        </m:r>
+        <m:r>
+          <m:t>​</m:t>
+        </m:r>
+        <m:r>
+          <m:t>8</m:t>
+        </m:r>
+        <m:r>
+          <m:rPr>
+            <m:sty m:val="p"/>
+          </m:rPr>
+          <m:t>%</m:t>
+        </m:r>
+      </m:oMath>
+      <w:r>
+        <w:t xml:space="preserve">; the effect survives controlling for</w:t>
+      </w:r>
+      <w:r>
+        <w:t xml:space="preserve"> </w:t>
+      </w:r>
+      <w:r>
+        <w:t xml:space="preserve">regime (incremental</w:t>
       </w:r>
       <w:r>
         <w:t xml:space="preserve"> </w:t>
@@ -1745,7 +1777,7 @@
           <m:t>+</m:t>
         </m:r>
         <m:r>
-          <m:t>0.47</m:t>
+          <m:t>0.70</m:t>
         </m:r>
       </m:oMath>
       <w:r>
@@ -3201,19 +3233,27 @@
         <w:t xml:space="preserve">self_heating</w:t>
       </w:r>
       <w:r>
-        <w:t xml:space="preserve">,</w:t>
-      </w:r>
-      <w:r>
-        <w:t xml:space="preserve"> </w:t>
-      </w:r>
-      <w:r>
-        <w:rPr>
-          <w:rStyle w:val="VerbatimChar"/>
-        </w:rPr>
-        <w:t xml:space="preserve">uncontrolled</w:t>
-      </w:r>
-      <w:r>
-        <w:t xml:space="preserve">), measurement</w:t>
+        <w:t xml:space="preserve">; see Section </w:t>
+      </w:r>
+      <w:hyperlink w:anchor="sec:qc">
+        <w:r>
+          <w:rPr>
+            <w:rStyle w:val="Hyperlink"/>
+          </w:rPr>
+          <w:t xml:space="preserve">3.2</w:t>
+        </w:r>
+      </w:hyperlink>
+      <w:r>
+        <w:t xml:space="preserve"> </w:t>
+      </w:r>
+      <w:r>
+        <w:t xml:space="preserve">for</w:t>
+      </w:r>
+      <w:r>
+        <w:t xml:space="preserve"> </w:t>
+      </w:r>
+      <w:r>
+        <w:t xml:space="preserve">corrections applied during inter-rater adjudication), measurement</w:t>
       </w:r>
       <w:r>
         <w:t xml:space="preserve"> </w:t>
@@ -3250,6 +3290,30 @@
           <w:rStyle w:val="VerbatimChar"/>
         </w:rPr>
         <w:t xml:space="preserve">gc</w:t>
+      </w:r>
+      <w:r>
+        <w:t xml:space="preserve">,</w:t>
+      </w:r>
+      <w:r>
+        <w:t xml:space="preserve"> </w:t>
+      </w:r>
+      <w:r>
+        <w:rPr>
+          <w:rStyle w:val="VerbatimChar"/>
+        </w:rPr>
+        <w:t xml:space="preserve">mass_flow</w:t>
+      </w:r>
+      <w:r>
+        <w:t xml:space="preserve">,</w:t>
+      </w:r>
+      <w:r>
+        <w:t xml:space="preserve"> </w:t>
+      </w:r>
+      <w:r>
+        <w:rPr>
+          <w:rStyle w:val="VerbatimChar"/>
+        </w:rPr>
+        <w:t xml:space="preserve">other</w:t>
       </w:r>
       <w:r>
         <w:t xml:space="preserve">), vessel geometry</w:t>
@@ -15857,14 +15921,14 @@
         <w:t xml:space="preserve"> </w:t>
       </w:r>
       <w:r>
-        <w:t xml:space="preserve">The present result, that temperature control alone explains</w:t>
-      </w:r>
-      <w:r>
-        <w:t xml:space="preserve"> </w:t>
-      </w:r>
-      <m:oMath>
-        <m:r>
-          <m:t>33</m:t>
+        <w:t xml:space="preserve">The present result, that measurement apparatus alone explains</w:t>
+      </w:r>
+      <w:r>
+        <w:t xml:space="preserve"> </w:t>
+      </w:r>
+      <m:oMath>
+        <m:r>
+          <m:t>43</m:t>
         </m:r>
         <m:r>
           <m:rPr>
@@ -15877,13 +15941,39 @@
         <w:t xml:space="preserve"> </w:t>
       </w:r>
       <w:r>
-        <w:t xml:space="preserve">of between-study</w:t>
-      </w:r>
-      <w:r>
-        <w:t xml:space="preserve"> </w:t>
-      </w:r>
-      <w:r>
-        <w:t xml:space="preserve">yield variance in aluminum hydrolysis, places this field in the same category. The</w:t>
+        <w:t xml:space="preserve">and temperature</w:t>
+      </w:r>
+      <w:r>
+        <w:t xml:space="preserve"> </w:t>
+      </w:r>
+      <w:r>
+        <w:t xml:space="preserve">control explains</w:t>
+      </w:r>
+      <w:r>
+        <w:t xml:space="preserve"> </w:t>
+      </w:r>
+      <m:oMath>
+        <m:r>
+          <m:t>8</m:t>
+        </m:r>
+        <m:r>
+          <m:rPr>
+            <m:sty m:val="p"/>
+          </m:rPr>
+          <m:t>%</m:t>
+        </m:r>
+      </m:oMath>
+      <w:r>
+        <w:t xml:space="preserve"> </w:t>
+      </w:r>
+      <w:r>
+        <w:t xml:space="preserve">of between-study yield variance in aluminum hydrolysis, places</w:t>
+      </w:r>
+      <w:r>
+        <w:t xml:space="preserve"> </w:t>
+      </w:r>
+      <w:r>
+        <w:t xml:space="preserve">this field in the same category. The</w:t>
       </w:r>
       <w:r>
         <w:t xml:space="preserve"> </w:t>
@@ -16147,13 +16237,13 @@
         <w:t xml:space="preserve"> </w:t>
       </w:r>
       <w:r>
-        <w:t xml:space="preserve">between-study variance contribution each field carried in our analysis: temperature</w:t>
-      </w:r>
-      <w:r>
-        <w:t xml:space="preserve"> </w:t>
-      </w:r>
-      <w:r>
-        <w:t xml:space="preserve">control is listed first because it was the single largest source (</w:t>
+        <w:t xml:space="preserve">between-study variance contribution each field carried in our analysis: measurement</w:t>
+      </w:r>
+      <w:r>
+        <w:t xml:space="preserve"> </w:t>
+      </w:r>
+      <w:r>
+        <w:t xml:space="preserve">apparatus is listed first because it was the single largest source (</w:t>
       </w:r>
       <m:oMath>
         <m:sSup>
@@ -16181,7 +16271,7 @@
           <m:t>​</m:t>
         </m:r>
         <m:r>
-          <m:t>0.33</m:t>
+          <m:t>0.43</m:t>
         </m:r>
       </m:oMath>
       <w:r>
@@ -16191,7 +16281,7 @@
         <w:t xml:space="preserve"> </w:t>
       </w:r>
       <w:r>
-        <w:t xml:space="preserve">measurement method and water type follow because they contribute smaller but nonzero</w:t>
+        <w:t xml:space="preserve">temperature control and water type follow because they contribute smaller but nonzero</w:t>
       </w:r>
       <w:r>
         <w:t xml:space="preserve"> </w:t>
@@ -16323,7 +16413,7 @@
         </w:r>
       </w:hyperlink>
       <w:r>
-        <w:t xml:space="preserve">); temperature control is the largest</w:t>
+        <w:t xml:space="preserve">); measurement apparatus is the largest</w:t>
       </w:r>
       <w:r>
         <w:t xml:space="preserve"> </w:t>
@@ -16357,7 +16447,7 @@
           <m:t>​</m:t>
         </m:r>
         <m:r>
-          <m:t>0.33</m:t>
+          <m:t>0.43</m:t>
         </m:r>
       </m:oMath>
       <w:r>
@@ -16369,7 +16459,7 @@
         <w:tblStyle w:val="Table"/>
         <w:tblW w:type="auto" w:w="0"/>
         <w:tblLook w:firstRow="1" w:lastRow="0" w:firstColumn="0" w:lastColumn="0" w:noHBand="0" w:noVBand="0" w:val="0020"/>
-        <w:tblCaption w:val="Proposed minimum-information reporting standard for aluminum–water hydrolysis hydrogen-yield studies. Items are ordered by the between-study yield variance each carried here (Section 3.4); temperature control is the largest single source (R^2\!=\!0.33)."/>
+        <w:tblCaption w:val="Proposed minimum-information reporting standard for aluminum–water hydrolysis hydrogen-yield studies. Items are ordered by the between-study yield variance each carried here (Section 3.4); measurement apparatus is the largest single source (R^2\!=\!0.43)."/>
       </w:tblPr>
       <w:tblGrid>
         <w:gridCol w:w="2640"/>
@@ -16449,7 +16539,7 @@
               <w:jc w:val="left"/>
             </w:pPr>
             <w:r>
-              <w:t xml:space="preserve">Temperature control</w:t>
+              <w:t xml:space="preserve">Measurement method</w:t>
             </w:r>
           </w:p>
         </w:tc>
@@ -16461,7 +16551,7 @@
               <w:jc w:val="left"/>
             </w:pPr>
             <w:r>
-              <w:t xml:space="preserve">method (isothermal bath / self-heating / uncontrolled) + setpoint</w:t>
+              <w:t xml:space="preserve">water displacement / pressure / GC / mass-flow / other</w:t>
             </w:r>
           </w:p>
         </w:tc>
@@ -16473,7 +16563,7 @@
               <w:jc w:val="left"/>
             </w:pPr>
             <w:r>
-              <w:t xml:space="preserve">0.33</w:t>
+              <w:t xml:space="preserve">0.43</w:t>
             </w:r>
           </w:p>
         </w:tc>
@@ -16487,7 +16577,7 @@
               <w:jc w:val="left"/>
             </w:pPr>
             <w:r>
-              <w:t xml:space="preserve">Measurement method</w:t>
+              <w:t xml:space="preserve">Temperature control</w:t>
             </w:r>
           </w:p>
         </w:tc>
@@ -16499,7 +16589,7 @@
               <w:jc w:val="left"/>
             </w:pPr>
             <w:r>
-              <w:t xml:space="preserve">water displacement / pressure / GC / mass-flow</w:t>
+              <w:t xml:space="preserve">method (isothermal bath / self-heating) + setpoint</w:t>
             </w:r>
           </w:p>
         </w:tc>
@@ -16511,7 +16601,7 @@
               <w:jc w:val="left"/>
             </w:pPr>
             <w:r>
-              <w:t xml:space="preserve">0.07</w:t>
+              <w:t xml:space="preserve">0.08</w:t>
             </w:r>
           </w:p>
         </w:tc>
@@ -18697,7 +18787,7 @@
           <w:rPr>
             <w:rStyle w:val="Hyperlink"/>
           </w:rPr>
-          <w:t xml:space="preserve">https://doi.org/10.5281/zenodo.20750297</w:t>
+          <w:t xml:space="preserve">https://doi.org/10.5281/zenodo.20751918</w:t>
         </w:r>
       </w:hyperlink>
       <w:r>
@@ -18925,7 +19015,7 @@
           <w:rPr>
             <w:rStyle w:val="Hyperlink"/>
           </w:rPr>
-          <w:t xml:space="preserve">https://doi.org/10.5281/zenodo.20750297</w:t>
+          <w:t xml:space="preserve">https://doi.org/10.5281/zenodo.20751918</w:t>
         </w:r>
       </w:hyperlink>
       <w:r>
